--- a/report/创新实践设计报告模板.docx
+++ b/report/创新实践设计报告模板.docx
@@ -1,60 +1,12 @@
 
 <file path=word/document.xml><?xml version="1.0" encoding="utf-8"?>
-<w:document xmlns:wpc="http://schemas.microsoft.com/office/word/2010/wordprocessingCanvas" xmlns:cx="http://schemas.microsoft.com/office/drawing/2014/chartex" xmlns:cx1="http://schemas.microsoft.com/office/drawing/2015/9/8/chartex" xmlns:cx2="http://schemas.microsoft.com/office/drawing/2015/10/21/chartex" xmlns:cx3="http://schemas.microsoft.com/office/drawing/2016/5/9/chartex" xmlns:cx4="http://schemas.microsoft.com/office/drawing/2016/5/10/chartex" xmlns:cx5="http://schemas.microsoft.com/office/drawing/2016/5/11/chartex" xmlns:cx6="http://schemas.microsoft.com/office/drawing/2016/5/12/chartex" xmlns:cx7="http://schemas.microsoft.com/office/drawing/2016/5/13/chartex" xmlns:cx8="http://schemas.microsoft.com/office/drawing/2016/5/14/chartex" xmlns:mc="http://schemas.openxmlformats.org/markup-compatibility/2006" xmlns:aink="http://schemas.microsoft.com/office/drawing/2016/ink" xmlns:am3d="http://schemas.microsoft.com/office/drawing/2017/model3d" xmlns:o="urn:schemas-microsoft-com:office:office" xmlns:oel="http://schemas.microsoft.com/office/2019/extlst" xmlns:r="http://schemas.openxmlformats.org/officeDocument/2006/relationships" xmlns:m="http://schemas.openxmlformats.org/officeDocument/2006/math" xmlns:v="urn:schemas-microsoft-com:vml" xmlns:wp14="http://schemas.microsoft.com/office/word/2010/wordprocessingDrawing" xmlns:wp="http://schemas.openxmlformats.org/drawingml/2006/wordprocessingDrawing" xmlns:w10="urn:schemas-microsoft-com:office:word" xmlns:w="http://schemas.openxmlformats.org/wordprocessingml/2006/main" xmlns:w14="http://schemas.microsoft.com/office/word/2010/wordml" xmlns:w15="http://schemas.microsoft.com/office/word/2012/wordml" xmlns:w16cex="http://schemas.microsoft.com/office/word/2018/wordml/cex" xmlns:w16cid="http://schemas.microsoft.com/office/word/2016/wordml/cid" xmlns:w16="http://schemas.microsoft.com/office/word/2018/wordml" xmlns:w16du="http://schemas.microsoft.com/office/word/2023/wordml/word16du" xmlns:w16sdtdh="http://schemas.microsoft.com/office/word/2020/wordml/sdtdatahash" xmlns:w16se="http://schemas.microsoft.com/office/word/2015/wordml/symex" xmlns:wpg="http://schemas.microsoft.com/office/word/2010/wordprocessingGroup" xmlns:wpi="http://schemas.microsoft.com/office/word/2010/wordprocessingInk" xmlns:wne="http://schemas.microsoft.com/office/word/2006/wordml" xmlns:wps="http://schemas.microsoft.com/office/word/2010/wordprocessingShape" mc:Ignorable="w14 w15 w16se w16cid w16 w16cex w16sdtdh w16du wp14">
+<w:document xmlns:wpc="http://schemas.microsoft.com/office/word/2010/wordprocessingCanvas" xmlns:cx="http://schemas.microsoft.com/office/drawing/2014/chartex" xmlns:cx1="http://schemas.microsoft.com/office/drawing/2015/9/8/chartex" xmlns:cx2="http://schemas.microsoft.com/office/drawing/2015/10/21/chartex" xmlns:cx3="http://schemas.microsoft.com/office/drawing/2016/5/9/chartex" xmlns:cx4="http://schemas.microsoft.com/office/drawing/2016/5/10/chartex" xmlns:cx5="http://schemas.microsoft.com/office/drawing/2016/5/11/chartex" xmlns:cx6="http://schemas.microsoft.com/office/drawing/2016/5/12/chartex" xmlns:cx7="http://schemas.microsoft.com/office/drawing/2016/5/13/chartex" xmlns:cx8="http://schemas.microsoft.com/office/drawing/2016/5/14/chartex" xmlns:mc="http://schemas.openxmlformats.org/markup-compatibility/2006" xmlns:aink="http://schemas.microsoft.com/office/drawing/2016/ink" xmlns:am3d="http://schemas.microsoft.com/office/drawing/2017/model3d" xmlns:o="urn:schemas-microsoft-com:office:office" xmlns:oel="http://schemas.microsoft.com/office/2019/extlst" xmlns:r="http://schemas.openxmlformats.org/officeDocument/2006/relationships" xmlns:m="http://schemas.openxmlformats.org/officeDocument/2006/math" xmlns:v="urn:schemas-microsoft-com:vml" xmlns:wp14="http://schemas.microsoft.com/office/word/2010/wordprocessingDrawing" xmlns:wp="http://schemas.openxmlformats.org/drawingml/2006/wordprocessingDrawing" xmlns:w10="urn:schemas-microsoft-com:office:word" xmlns:w="http://schemas.openxmlformats.org/wordprocessingml/2006/main" xmlns:w14="http://schemas.microsoft.com/office/word/2010/wordml" xmlns:w15="http://schemas.microsoft.com/office/word/2012/wordml" xmlns:w16cex="http://schemas.microsoft.com/office/word/2018/wordml/cex" xmlns:w16cid="http://schemas.microsoft.com/office/word/2016/wordml/cid" xmlns:w16="http://schemas.microsoft.com/office/word/2018/wordml" xmlns:w16du="http://schemas.microsoft.com/office/word/2023/wordml/word16du" xmlns:w16sdtdh="http://schemas.microsoft.com/office/word/2020/wordml/sdtdatahash" xmlns:w16sdtfl="http://schemas.microsoft.com/office/word/2024/wordml/sdtformatlock" xmlns:w16se="http://schemas.microsoft.com/office/word/2015/wordml/symex" xmlns:wpg="http://schemas.microsoft.com/office/word/2010/wordprocessingGroup" xmlns:wpi="http://schemas.microsoft.com/office/word/2010/wordprocessingInk" xmlns:wne="http://schemas.microsoft.com/office/word/2006/wordml" xmlns:wps="http://schemas.microsoft.com/office/word/2010/wordprocessingShape" mc:Ignorable="w14 w15 w16se w16cid w16 w16cex w16sdtdh w16sdtfl w16du wp14">
   <w:body>
     <w:p>
       <w:pPr>
+        <w:spacing w:line="480" w:lineRule="exact"/>
         <w:jc w:val="center"/>
         <w:rPr>
-          <w:rFonts w:eastAsia="KaiTi_GB2312"/>
-          <w:sz w:val="52"/>
-        </w:rPr>
-      </w:pPr>
-    </w:p>
-    <w:p>
-      <w:pPr>
-        <w:jc w:val="center"/>
-        <w:rPr>
-          <w:sz w:val="44"/>
-        </w:rPr>
-      </w:pPr>
-    </w:p>
-    <w:p>
-      <w:pPr>
-        <w:jc w:val="center"/>
-        <w:rPr>
-          <w:rFonts w:eastAsia="SimHei"/>
-          <w:sz w:val="72"/>
-        </w:rPr>
-      </w:pPr>
-      <w:r>
-        <w:rPr>
-          <w:rFonts w:eastAsia="SimHei" w:hint="eastAsia"/>
-          <w:sz w:val="72"/>
-        </w:rPr>
-        <w:t>创新实践课程</w:t>
-      </w:r>
-      <w:r>
-        <w:rPr>
-          <w:rFonts w:eastAsia="SimHei" w:hint="eastAsia"/>
-          <w:sz w:val="72"/>
-        </w:rPr>
-        <w:t>设计</w:t>
-      </w:r>
-    </w:p>
-    <w:p>
-      <w:pPr>
-        <w:rPr>
-          <w:rFonts w:ascii="SimSun" w:hAnsi="SimSun"/>
-          <w:szCs w:val="21"/>
-        </w:rPr>
-      </w:pPr>
-    </w:p>
-    <w:p>
-      <w:pPr>
-        <w:jc w:val="center"/>
-        <w:rPr>
-          <w:rFonts w:ascii="KaiTi_GB2312" w:eastAsia="KaiTi_GB2312"/>
           <w:sz w:val="52"/>
           <w:szCs w:val="52"/>
         </w:rPr>
@@ -62,9 +14,9 @@
     </w:p>
     <w:p>
       <w:pPr>
+        <w:spacing w:line="480" w:lineRule="exact"/>
         <w:jc w:val="center"/>
         <w:rPr>
-          <w:rFonts w:ascii="KaiTi_GB2312" w:eastAsia="KaiTi_GB2312"/>
           <w:sz w:val="52"/>
           <w:szCs w:val="52"/>
         </w:rPr>
@@ -72,86 +24,174 @@
     </w:p>
     <w:p>
       <w:pPr>
-        <w:rPr>
-          <w:rFonts w:eastAsia="SimHei"/>
+        <w:jc w:val="center"/>
+        <w:rPr>
+          <w:rFonts w:eastAsia="黑体"/>
+          <w:sz w:val="72"/>
+        </w:rPr>
+      </w:pPr>
+      <w:r>
+        <w:rPr>
+          <w:rFonts w:eastAsia="黑体" w:hint="eastAsia"/>
+          <w:sz w:val="72"/>
+        </w:rPr>
+        <w:t>创新实践课程设计</w:t>
+      </w:r>
+    </w:p>
+    <w:p>
+      <w:pPr>
+        <w:rPr>
+          <w:rFonts w:ascii="宋体" w:hAnsi="宋体"/>
+          <w:szCs w:val="21"/>
+        </w:rPr>
+      </w:pPr>
+    </w:p>
+    <w:p>
+      <w:pPr>
+        <w:jc w:val="center"/>
+        <w:rPr>
+          <w:rFonts w:ascii="楷体_GB2312" w:eastAsia="楷体_GB2312"/>
+          <w:sz w:val="52"/>
+          <w:szCs w:val="52"/>
+        </w:rPr>
+      </w:pPr>
+    </w:p>
+    <w:p>
+      <w:pPr>
+        <w:jc w:val="center"/>
+        <w:rPr>
+          <w:rFonts w:ascii="楷体_GB2312" w:eastAsia="楷体_GB2312"/>
+          <w:sz w:val="52"/>
+          <w:szCs w:val="52"/>
+        </w:rPr>
+      </w:pPr>
+    </w:p>
+    <w:p>
+      <w:pPr>
+        <w:rPr>
+          <w:rFonts w:eastAsia="黑体" w:hint="eastAsia"/>
           <w:sz w:val="32"/>
           <w:u w:val="single"/>
         </w:rPr>
       </w:pPr>
       <w:r>
         <w:rPr>
-          <w:rFonts w:eastAsia="SimHei" w:hint="eastAsia"/>
+          <w:rFonts w:eastAsia="黑体" w:hint="eastAsia"/>
           <w:sz w:val="32"/>
         </w:rPr>
         <w:t>课</w:t>
       </w:r>
       <w:r>
         <w:rPr>
-          <w:rFonts w:eastAsia="SimHei" w:hint="eastAsia"/>
+          <w:rFonts w:eastAsia="黑体" w:hint="eastAsia"/>
           <w:sz w:val="32"/>
         </w:rPr>
         <w:t xml:space="preserve"> </w:t>
       </w:r>
       <w:r>
         <w:rPr>
-          <w:rFonts w:eastAsia="SimHei" w:hint="eastAsia"/>
+          <w:rFonts w:eastAsia="黑体" w:hint="eastAsia"/>
           <w:sz w:val="32"/>
         </w:rPr>
         <w:t>程</w:t>
       </w:r>
       <w:r>
         <w:rPr>
-          <w:rFonts w:eastAsia="SimHei" w:hint="eastAsia"/>
+          <w:rFonts w:eastAsia="黑体" w:hint="eastAsia"/>
           <w:sz w:val="32"/>
         </w:rPr>
         <w:t xml:space="preserve"> </w:t>
       </w:r>
       <w:r>
         <w:rPr>
-          <w:rFonts w:eastAsia="SimHei" w:hint="eastAsia"/>
+          <w:rFonts w:eastAsia="黑体" w:hint="eastAsia"/>
           <w:sz w:val="32"/>
         </w:rPr>
         <w:t>设</w:t>
       </w:r>
       <w:r>
         <w:rPr>
-          <w:rFonts w:eastAsia="SimHei" w:hint="eastAsia"/>
+          <w:rFonts w:eastAsia="黑体" w:hint="eastAsia"/>
           <w:sz w:val="32"/>
         </w:rPr>
         <w:t xml:space="preserve"> </w:t>
       </w:r>
       <w:r>
         <w:rPr>
-          <w:rFonts w:eastAsia="SimHei" w:hint="eastAsia"/>
+          <w:rFonts w:eastAsia="黑体" w:hint="eastAsia"/>
           <w:sz w:val="32"/>
         </w:rPr>
         <w:t>计</w:t>
       </w:r>
       <w:r>
         <w:rPr>
-          <w:rFonts w:eastAsia="SimHei" w:hint="eastAsia"/>
+          <w:rFonts w:eastAsia="黑体" w:hint="eastAsia"/>
           <w:sz w:val="32"/>
         </w:rPr>
         <w:t xml:space="preserve"> </w:t>
       </w:r>
       <w:r>
         <w:rPr>
-          <w:rFonts w:eastAsia="SimHei" w:hint="eastAsia"/>
+          <w:rFonts w:eastAsia="黑体" w:hint="eastAsia"/>
           <w:sz w:val="32"/>
         </w:rPr>
         <w:t>题目：</w:t>
       </w:r>
       <w:r>
         <w:rPr>
-          <w:rFonts w:eastAsia="SimHei"/>
+          <w:rFonts w:eastAsia="黑体"/>
+          <w:sz w:val="30"/>
+        </w:rPr>
+        <w:t>基于大语言模型的多</w:t>
+      </w:r>
+      <w:r>
+        <w:rPr>
+          <w:rFonts w:eastAsia="黑体"/>
+          <w:sz w:val="30"/>
+        </w:rPr>
+        <w:t>Agent</w:t>
+      </w:r>
+      <w:r>
+        <w:rPr>
+          <w:rFonts w:eastAsia="黑体"/>
+          <w:sz w:val="30"/>
+        </w:rPr>
+        <w:t>编排</w:t>
+      </w:r>
+      <w:r>
+        <w:rPr>
+          <w:rFonts w:eastAsia="黑体" w:hint="eastAsia"/>
+          <w:sz w:val="30"/>
+        </w:rPr>
+        <w:t>智能体</w:t>
+      </w:r>
+    </w:p>
+    <w:p>
+      <w:pPr>
+        <w:spacing w:line="360" w:lineRule="auto"/>
+        <w:rPr>
+          <w:rFonts w:ascii="黑体" w:eastAsia="黑体" w:hint="eastAsia"/>
+          <w:sz w:val="32"/>
+        </w:rPr>
+      </w:pPr>
+      <w:r>
+        <w:rPr>
+          <w:rFonts w:ascii="黑体" w:eastAsia="黑体" w:hint="eastAsia"/>
+          <w:sz w:val="32"/>
+        </w:rPr>
+        <w:t>学   院  名   称：</w:t>
+      </w:r>
+      <w:r>
+        <w:rPr>
+          <w:rFonts w:ascii="黑体" w:eastAsia="黑体" w:hint="eastAsia"/>
           <w:sz w:val="32"/>
           <w:u w:val="single"/>
         </w:rPr>
-        <w:tab/>
-      </w:r>
-      <w:r>
-        <w:rPr>
-          <w:rFonts w:eastAsia="SimHei"/>
+        <w:t xml:space="preserve">      网络空间安全学院  </w:t>
+      </w:r>
+      <w:r>
+        <w:rPr>
+          <w:rFonts w:ascii="黑体" w:eastAsia="黑体"/>
           <w:sz w:val="32"/>
           <w:u w:val="single"/>
         </w:rPr>
@@ -159,7 +199,7 @@
       </w:r>
       <w:r>
         <w:rPr>
-          <w:rFonts w:eastAsia="SimHei"/>
+          <w:rFonts w:ascii="黑体" w:eastAsia="黑体"/>
           <w:sz w:val="32"/>
           <w:u w:val="single"/>
         </w:rPr>
@@ -167,321 +207,18 @@
       </w:r>
       <w:r>
         <w:rPr>
-          <w:rFonts w:eastAsia="SimHei"/>
+          <w:rFonts w:ascii="黑体" w:eastAsia="黑体" w:hint="eastAsia"/>
           <w:sz w:val="32"/>
           <w:u w:val="single"/>
         </w:rPr>
-        <w:tab/>
-      </w:r>
-      <w:r>
-        <w:rPr>
-          <w:rFonts w:eastAsia="SimHei"/>
-          <w:sz w:val="32"/>
-          <w:u w:val="single"/>
-        </w:rPr>
-        <w:tab/>
-      </w:r>
-      <w:r>
-        <w:rPr>
-          <w:rFonts w:eastAsia="SimHei"/>
-          <w:sz w:val="32"/>
-          <w:u w:val="single"/>
-        </w:rPr>
-        <w:tab/>
-      </w:r>
-      <w:r>
-        <w:rPr>
-          <w:rFonts w:eastAsia="SimHei"/>
-          <w:sz w:val="32"/>
-          <w:u w:val="single"/>
-        </w:rPr>
-        <w:tab/>
-      </w:r>
-      <w:r>
-        <w:rPr>
-          <w:rFonts w:eastAsia="SimHei"/>
-          <w:sz w:val="32"/>
-          <w:u w:val="single"/>
-        </w:rPr>
-        <w:tab/>
-      </w:r>
-      <w:r>
-        <w:rPr>
-          <w:rFonts w:eastAsia="SimHei"/>
-          <w:sz w:val="32"/>
-          <w:u w:val="single"/>
-        </w:rPr>
-        <w:tab/>
-      </w:r>
-      <w:r>
-        <w:rPr>
-          <w:rFonts w:eastAsia="SimHei"/>
-          <w:sz w:val="32"/>
-          <w:u w:val="single"/>
-        </w:rPr>
-        <w:tab/>
-      </w:r>
-      <w:r>
-        <w:rPr>
-          <w:rFonts w:eastAsia="SimHei"/>
-          <w:sz w:val="32"/>
-          <w:u w:val="single"/>
-        </w:rPr>
-        <w:tab/>
-      </w:r>
-      <w:r>
-        <w:rPr>
-          <w:rFonts w:eastAsia="SimHei"/>
-          <w:sz w:val="32"/>
-          <w:u w:val="single"/>
-        </w:rPr>
-        <w:tab/>
-      </w:r>
-      <w:r>
-        <w:rPr>
-          <w:rFonts w:eastAsia="SimHei"/>
-          <w:sz w:val="32"/>
-          <w:u w:val="single"/>
-        </w:rPr>
-        <w:tab/>
-      </w:r>
-    </w:p>
-    <w:p>
-      <w:pPr>
-        <w:rPr>
-          <w:rFonts w:eastAsia="SimHei"/>
-          <w:sz w:val="32"/>
-          <w:u w:val="single"/>
-        </w:rPr>
-      </w:pPr>
-      <w:r>
-        <w:rPr>
-          <w:rFonts w:eastAsia="SimHei" w:hint="eastAsia"/>
-          <w:sz w:val="32"/>
-        </w:rPr>
-        <w:t xml:space="preserve">         </w:t>
-      </w:r>
-      <w:r>
-        <w:rPr>
-          <w:rFonts w:eastAsia="SimHei"/>
-          <w:sz w:val="32"/>
-        </w:rPr>
-        <w:t xml:space="preserve">         </w:t>
-      </w:r>
-      <w:r>
-        <w:rPr>
-          <w:rFonts w:eastAsia="SimHei"/>
-          <w:sz w:val="32"/>
-          <w:u w:val="single"/>
-        </w:rPr>
-        <w:tab/>
-      </w:r>
-      <w:r>
-        <w:rPr>
-          <w:rFonts w:eastAsia="SimHei"/>
-          <w:sz w:val="32"/>
-          <w:u w:val="single"/>
-        </w:rPr>
-        <w:tab/>
-      </w:r>
-      <w:r>
-        <w:rPr>
-          <w:rFonts w:eastAsia="SimHei"/>
-          <w:sz w:val="32"/>
-          <w:u w:val="single"/>
-        </w:rPr>
-        <w:tab/>
-      </w:r>
-      <w:r>
-        <w:rPr>
-          <w:rFonts w:eastAsia="SimHei"/>
-          <w:sz w:val="32"/>
-          <w:u w:val="single"/>
-        </w:rPr>
-        <w:tab/>
-      </w:r>
-      <w:r>
-        <w:rPr>
-          <w:rFonts w:eastAsia="SimHei"/>
-          <w:sz w:val="32"/>
-          <w:u w:val="single"/>
-        </w:rPr>
-        <w:tab/>
-      </w:r>
-      <w:r>
-        <w:rPr>
-          <w:rFonts w:eastAsia="SimHei"/>
-          <w:sz w:val="32"/>
-          <w:u w:val="single"/>
-        </w:rPr>
-        <w:tab/>
-      </w:r>
-      <w:r>
-        <w:rPr>
-          <w:rFonts w:eastAsia="SimHei"/>
-          <w:sz w:val="32"/>
-          <w:u w:val="single"/>
-        </w:rPr>
-        <w:tab/>
-      </w:r>
-      <w:r>
-        <w:rPr>
-          <w:rFonts w:eastAsia="SimHei"/>
-          <w:sz w:val="32"/>
-          <w:u w:val="single"/>
-        </w:rPr>
-        <w:tab/>
-      </w:r>
-      <w:r>
-        <w:rPr>
-          <w:rFonts w:eastAsia="SimHei"/>
-          <w:sz w:val="32"/>
-          <w:u w:val="single"/>
-        </w:rPr>
-        <w:tab/>
-      </w:r>
-      <w:r>
-        <w:rPr>
-          <w:rFonts w:eastAsia="SimHei"/>
-          <w:sz w:val="32"/>
-          <w:u w:val="single"/>
-        </w:rPr>
-        <w:tab/>
-      </w:r>
-      <w:r>
-        <w:rPr>
-          <w:rFonts w:eastAsia="SimHei"/>
-          <w:sz w:val="32"/>
-          <w:u w:val="single"/>
-        </w:rPr>
-        <w:tab/>
-      </w:r>
-      <w:r>
-        <w:rPr>
-          <w:rFonts w:eastAsia="SimHei"/>
-          <w:sz w:val="32"/>
-          <w:u w:val="single"/>
-        </w:rPr>
-        <w:tab/>
-      </w:r>
-      <w:r>
-        <w:rPr>
-          <w:rFonts w:eastAsia="SimHei"/>
-          <w:sz w:val="32"/>
-          <w:u w:val="single"/>
-        </w:rPr>
-        <w:tab/>
+        <w:t xml:space="preserve">  </w:t>
       </w:r>
     </w:p>
     <w:p>
       <w:pPr>
         <w:spacing w:line="360" w:lineRule="auto"/>
         <w:rPr>
-          <w:rFonts w:ascii="SimHei" w:eastAsia="SimHei"/>
-          <w:sz w:val="32"/>
-        </w:rPr>
-      </w:pPr>
-      <w:r>
-        <w:rPr>
-          <w:rFonts w:ascii="SimHei" w:eastAsia="SimHei" w:hint="eastAsia"/>
-          <w:sz w:val="32"/>
-        </w:rPr>
-        <w:t>学   院  名   称：</w:t>
-      </w:r>
-      <w:r>
-        <w:rPr>
-          <w:rFonts w:ascii="SimHei" w:eastAsia="SimHei" w:hint="eastAsia"/>
-          <w:sz w:val="32"/>
-          <w:u w:val="single"/>
-        </w:rPr>
-        <w:t xml:space="preserve">       </w:t>
-      </w:r>
-      <w:r>
-        <w:rPr>
-          <w:rFonts w:ascii="SimHei" w:eastAsia="SimHei"/>
-          <w:sz w:val="32"/>
-          <w:u w:val="single"/>
-        </w:rPr>
-        <w:tab/>
-      </w:r>
-      <w:r>
-        <w:rPr>
-          <w:rFonts w:ascii="SimHei" w:eastAsia="SimHei"/>
-          <w:sz w:val="32"/>
-          <w:u w:val="single"/>
-        </w:rPr>
-        <w:tab/>
-      </w:r>
-      <w:r>
-        <w:rPr>
-          <w:rFonts w:ascii="SimHei" w:eastAsia="SimHei"/>
-          <w:sz w:val="32"/>
-          <w:u w:val="single"/>
-        </w:rPr>
-        <w:tab/>
-      </w:r>
-      <w:r>
-        <w:rPr>
-          <w:rFonts w:ascii="SimHei" w:eastAsia="SimHei"/>
-          <w:sz w:val="32"/>
-          <w:u w:val="single"/>
-        </w:rPr>
-        <w:tab/>
-      </w:r>
-      <w:r>
-        <w:rPr>
-          <w:rFonts w:ascii="SimHei" w:eastAsia="SimHei"/>
-          <w:sz w:val="32"/>
-          <w:u w:val="single"/>
-        </w:rPr>
-        <w:tab/>
-      </w:r>
-      <w:r>
-        <w:rPr>
-          <w:rFonts w:ascii="SimHei" w:eastAsia="SimHei"/>
-          <w:sz w:val="32"/>
-          <w:u w:val="single"/>
-        </w:rPr>
-        <w:tab/>
-      </w:r>
-      <w:r>
-        <w:rPr>
-          <w:rFonts w:ascii="SimHei" w:eastAsia="SimHei"/>
-          <w:sz w:val="32"/>
-          <w:u w:val="single"/>
-        </w:rPr>
-        <w:tab/>
-      </w:r>
-      <w:r>
-        <w:rPr>
-          <w:rFonts w:ascii="SimHei" w:eastAsia="SimHei"/>
-          <w:sz w:val="32"/>
-          <w:u w:val="single"/>
-        </w:rPr>
-        <w:tab/>
-      </w:r>
-      <w:r>
-        <w:rPr>
-          <w:rFonts w:ascii="SimHei" w:eastAsia="SimHei"/>
-          <w:sz w:val="32"/>
-          <w:u w:val="single"/>
-        </w:rPr>
-        <w:tab/>
-      </w:r>
-      <w:r>
-        <w:rPr>
-          <w:rFonts w:ascii="SimHei" w:eastAsia="SimHei"/>
-          <w:sz w:val="32"/>
-          <w:u w:val="single"/>
-        </w:rPr>
-        <w:tab/>
-      </w:r>
-    </w:p>
-    <w:p>
-      <w:pPr>
-        <w:spacing w:line="360" w:lineRule="auto"/>
-        <w:rPr>
-          <w:rFonts w:ascii="SimHei" w:eastAsia="SimHei"/>
+          <w:rFonts w:ascii="黑体" w:eastAsia="黑体"/>
           <w:color w:val="000000"/>
           <w:sz w:val="32"/>
           <w:u w:val="single"/>
@@ -489,14 +226,14 @@
       </w:pPr>
       <w:r>
         <w:rPr>
-          <w:rFonts w:ascii="SimHei" w:eastAsia="SimHei" w:hint="eastAsia"/>
+          <w:rFonts w:ascii="黑体" w:eastAsia="黑体" w:hint="eastAsia"/>
           <w:sz w:val="32"/>
         </w:rPr>
         <w:t>专            业：</w:t>
       </w:r>
       <w:r>
         <w:rPr>
-          <w:rFonts w:ascii="SimHei" w:eastAsia="SimHei"/>
+          <w:rFonts w:ascii="黑体" w:eastAsia="黑体"/>
           <w:sz w:val="32"/>
           <w:u w:val="single"/>
         </w:rPr>
@@ -504,16 +241,16 @@
       </w:r>
       <w:r>
         <w:rPr>
-          <w:rFonts w:ascii="SimHei" w:eastAsia="SimHei" w:hint="eastAsia"/>
+          <w:rFonts w:ascii="黑体" w:eastAsia="黑体" w:hint="eastAsia"/>
           <w:color w:val="000000"/>
           <w:sz w:val="32"/>
           <w:u w:val="single"/>
         </w:rPr>
-        <w:t xml:space="preserve">     </w:t>
-      </w:r>
-      <w:r>
-        <w:rPr>
-          <w:rFonts w:ascii="SimHei" w:eastAsia="SimHei"/>
+        <w:t xml:space="preserve">   网络空间安全</w:t>
+      </w:r>
+      <w:r>
+        <w:rPr>
+          <w:rFonts w:ascii="黑体" w:eastAsia="黑体"/>
           <w:color w:val="000000"/>
           <w:sz w:val="32"/>
           <w:u w:val="single"/>
@@ -522,52 +259,119 @@
       </w:r>
       <w:r>
         <w:rPr>
-          <w:rFonts w:ascii="SimHei" w:eastAsia="SimHei"/>
+          <w:rFonts w:ascii="黑体" w:eastAsia="黑体" w:hint="eastAsia"/>
           <w:color w:val="000000"/>
           <w:sz w:val="32"/>
           <w:u w:val="single"/>
         </w:rPr>
-        <w:tab/>
-      </w:r>
-      <w:r>
-        <w:rPr>
-          <w:rFonts w:ascii="SimHei" w:eastAsia="SimHei"/>
+        <w:t xml:space="preserve">      </w:t>
+      </w:r>
+      <w:r>
+        <w:rPr>
+          <w:rFonts w:ascii="黑体" w:eastAsia="黑体"/>
           <w:color w:val="000000"/>
           <w:sz w:val="32"/>
           <w:u w:val="single"/>
         </w:rPr>
         <w:tab/>
       </w:r>
-      <w:r>
-        <w:rPr>
-          <w:rFonts w:ascii="SimHei" w:eastAsia="SimHei"/>
+    </w:p>
+    <w:p>
+      <w:pPr>
+        <w:spacing w:line="360" w:lineRule="auto"/>
+        <w:rPr>
+          <w:rFonts w:ascii="黑体" w:eastAsia="黑体" w:hint="eastAsia"/>
+          <w:sz w:val="32"/>
+          <w:u w:val="single"/>
+        </w:rPr>
+      </w:pPr>
+      <w:r>
+        <w:rPr>
+          <w:rFonts w:eastAsia="黑体"/>
+          <w:color w:val="000000"/>
+          <w:sz w:val="32"/>
+        </w:rPr>
+        <w:t>班</w:t>
+      </w:r>
+      <w:r>
+        <w:rPr>
+          <w:rFonts w:eastAsia="黑体"/>
+          <w:color w:val="000000"/>
+          <w:sz w:val="32"/>
+        </w:rPr>
+        <w:t xml:space="preserve">         </w:t>
+      </w:r>
+      <w:r>
+        <w:rPr>
+          <w:rFonts w:eastAsia="黑体" w:hint="eastAsia"/>
+          <w:sz w:val="32"/>
+        </w:rPr>
+        <w:t xml:space="preserve">            </w:t>
+      </w:r>
+      <w:r>
+        <w:rPr>
+          <w:rFonts w:eastAsia="黑体"/>
+          <w:color w:val="000000"/>
+          <w:sz w:val="32"/>
+        </w:rPr>
+        <w:t xml:space="preserve">   </w:t>
+      </w:r>
+      <w:r>
+        <w:rPr>
+          <w:rFonts w:eastAsia="黑体"/>
+          <w:color w:val="000000"/>
+          <w:sz w:val="32"/>
+        </w:rPr>
+        <w:t>级：</w:t>
+      </w:r>
+      <w:r>
+        <w:rPr>
+          <w:rFonts w:eastAsia="黑体" w:hint="eastAsia"/>
+          <w:sz w:val="32"/>
+          <w:u w:val="single"/>
+        </w:rPr>
+        <w:t xml:space="preserve">                </w:t>
+      </w:r>
+      <w:r>
+        <w:rPr>
+          <w:rFonts w:eastAsia="黑体" w:hint="eastAsia"/>
           <w:color w:val="000000"/>
           <w:sz w:val="32"/>
           <w:u w:val="single"/>
         </w:rPr>
-        <w:tab/>
-      </w:r>
-      <w:r>
-        <w:rPr>
-          <w:rFonts w:ascii="SimHei" w:eastAsia="SimHei"/>
+        <w:t xml:space="preserve">   </w:t>
+      </w:r>
+      <w:proofErr w:type="gramStart"/>
+      <w:r>
+        <w:rPr>
+          <w:rFonts w:eastAsia="黑体" w:hint="eastAsia"/>
           <w:color w:val="000000"/>
           <w:sz w:val="32"/>
           <w:u w:val="single"/>
         </w:rPr>
-        <w:tab/>
-      </w:r>
-      <w:r>
-        <w:rPr>
-          <w:rFonts w:ascii="SimHei" w:eastAsia="SimHei"/>
+        <w:t>网安</w:t>
+      </w:r>
+      <w:proofErr w:type="gramEnd"/>
+      <w:r>
+        <w:rPr>
+          <w:rFonts w:eastAsia="黑体" w:hint="eastAsia"/>
           <w:color w:val="000000"/>
           <w:sz w:val="32"/>
           <w:u w:val="single"/>
         </w:rPr>
-        <w:tab/>
-      </w:r>
-      <w:r>
-        <w:rPr>
-          <w:rFonts w:ascii="SimHei" w:eastAsia="SimHei"/>
+        <w:t>242</w:t>
+      </w:r>
+      <w:r>
+        <w:rPr>
+          <w:rFonts w:eastAsia="黑体" w:hint="eastAsia"/>
+          <w:sz w:val="32"/>
+          <w:u w:val="single"/>
+        </w:rPr>
+        <w:t xml:space="preserve">                    </w:t>
+      </w:r>
+      <w:r>
+        <w:rPr>
+          <w:rFonts w:eastAsia="黑体"/>
           <w:color w:val="000000"/>
           <w:sz w:val="32"/>
           <w:u w:val="single"/>
@@ -576,292 +380,90 @@
       </w:r>
       <w:r>
         <w:rPr>
-          <w:rFonts w:ascii="SimHei" w:eastAsia="SimHei"/>
-          <w:color w:val="000000"/>
+          <w:rFonts w:eastAsia="黑体" w:hint="eastAsia"/>
           <w:sz w:val="32"/>
           <w:u w:val="single"/>
         </w:rPr>
-        <w:tab/>
-      </w:r>
-      <w:r>
-        <w:rPr>
-          <w:rFonts w:ascii="SimHei" w:eastAsia="SimHei"/>
-          <w:color w:val="000000"/>
+        <w:t xml:space="preserve">   </w:t>
+      </w:r>
+    </w:p>
+    <w:p>
+      <w:pPr>
+        <w:spacing w:line="360" w:lineRule="auto"/>
+        <w:rPr>
+          <w:rFonts w:ascii="黑体" w:eastAsia="黑体"/>
+          <w:sz w:val="32"/>
+        </w:rPr>
+      </w:pPr>
+      <w:r>
+        <w:rPr>
+          <w:rFonts w:ascii="黑体" w:eastAsia="黑体" w:hint="eastAsia"/>
+          <w:sz w:val="32"/>
+        </w:rPr>
+        <w:t>姓           名：</w:t>
+      </w:r>
+      <w:r>
+        <w:rPr>
+          <w:rFonts w:ascii="黑体" w:eastAsia="黑体" w:hint="eastAsia"/>
           <w:sz w:val="32"/>
           <w:u w:val="single"/>
         </w:rPr>
-        <w:tab/>
-      </w:r>
-      <w:r>
-        <w:rPr>
-          <w:rFonts w:ascii="SimHei" w:eastAsia="SimHei"/>
-          <w:color w:val="000000"/>
+        <w:t xml:space="preserve">    蔡宇涵    </w:t>
+      </w:r>
+      <w:r>
+        <w:rPr>
+          <w:rFonts w:ascii="黑体" w:eastAsia="黑体" w:hint="eastAsia"/>
+          <w:sz w:val="32"/>
+        </w:rPr>
+        <w:t xml:space="preserve">学  </w:t>
+      </w:r>
+      <w:r>
+        <w:rPr>
+          <w:rFonts w:ascii="黑体" w:eastAsia="黑体"/>
+          <w:sz w:val="32"/>
+        </w:rPr>
+        <w:t xml:space="preserve">   </w:t>
+      </w:r>
+      <w:r>
+        <w:rPr>
+          <w:rFonts w:ascii="黑体" w:eastAsia="黑体" w:hint="eastAsia"/>
+          <w:sz w:val="32"/>
+        </w:rPr>
+        <w:t>号</w:t>
+      </w:r>
+      <w:r>
+        <w:rPr>
+          <w:rFonts w:ascii="黑体" w:eastAsia="黑体" w:hint="eastAsia"/>
           <w:sz w:val="32"/>
           <w:u w:val="single"/>
         </w:rPr>
-        <w:tab/>
-      </w:r>
-      <w:r>
-        <w:rPr>
-          <w:rFonts w:ascii="SimHei" w:eastAsia="SimHei"/>
-          <w:color w:val="000000"/>
+        <w:t>24415010226</w:t>
+      </w:r>
+    </w:p>
+    <w:p>
+      <w:pPr>
+        <w:spacing w:line="360" w:lineRule="auto"/>
+        <w:rPr>
+          <w:rFonts w:ascii="黑体" w:eastAsia="黑体"/>
           <w:sz w:val="32"/>
           <w:u w:val="single"/>
         </w:rPr>
-        <w:tab/>
-      </w:r>
-    </w:p>
-    <w:p>
-      <w:pPr>
-        <w:spacing w:line="360" w:lineRule="auto"/>
-        <w:rPr>
-          <w:rFonts w:ascii="SimHei" w:eastAsia="SimHei"/>
+      </w:pPr>
+    </w:p>
+    <w:p>
+      <w:pPr>
+        <w:jc w:val="center"/>
+        <w:rPr>
+          <w:rFonts w:eastAsia="黑体"/>
           <w:sz w:val="32"/>
-          <w:u w:val="single"/>
-        </w:rPr>
-      </w:pPr>
-      <w:r>
-        <w:rPr>
-          <w:rFonts w:eastAsia="SimHei"/>
-          <w:color w:val="000000"/>
-          <w:sz w:val="32"/>
-        </w:rPr>
-        <w:t>班</w:t>
-      </w:r>
-      <w:r>
-        <w:rPr>
-          <w:rFonts w:eastAsia="SimHei"/>
-          <w:color w:val="000000"/>
-          <w:sz w:val="32"/>
-        </w:rPr>
-        <w:t xml:space="preserve">            </w:t>
-      </w:r>
-      <w:r>
-        <w:rPr>
-          <w:rFonts w:eastAsia="SimHei"/>
-          <w:color w:val="000000"/>
-          <w:sz w:val="32"/>
-        </w:rPr>
-        <w:t>级：</w:t>
-      </w:r>
-      <w:r>
-        <w:rPr>
-          <w:rFonts w:eastAsia="SimHei"/>
-          <w:color w:val="000000"/>
-          <w:sz w:val="32"/>
-          <w:u w:val="single"/>
-        </w:rPr>
-        <w:tab/>
-      </w:r>
-      <w:r>
-        <w:rPr>
-          <w:rFonts w:eastAsia="SimHei"/>
-          <w:color w:val="000000"/>
-          <w:sz w:val="32"/>
-          <w:u w:val="single"/>
-        </w:rPr>
-        <w:tab/>
-      </w:r>
-      <w:r>
-        <w:rPr>
-          <w:rFonts w:eastAsia="SimHei"/>
-          <w:color w:val="000000"/>
-          <w:sz w:val="32"/>
-          <w:u w:val="single"/>
-        </w:rPr>
-        <w:tab/>
-      </w:r>
-      <w:r>
-        <w:rPr>
-          <w:rFonts w:eastAsia="SimHei"/>
-          <w:color w:val="000000"/>
-          <w:sz w:val="32"/>
-          <w:u w:val="single"/>
-        </w:rPr>
-        <w:tab/>
-      </w:r>
-      <w:r>
-        <w:rPr>
-          <w:rFonts w:eastAsia="SimHei"/>
-          <w:color w:val="000000"/>
-          <w:sz w:val="32"/>
-          <w:u w:val="single"/>
-        </w:rPr>
-        <w:tab/>
-      </w:r>
-      <w:r>
-        <w:rPr>
-          <w:rFonts w:eastAsia="SimHei" w:hint="eastAsia"/>
-          <w:color w:val="000000"/>
-          <w:sz w:val="32"/>
-          <w:u w:val="single"/>
-        </w:rPr>
-        <w:t xml:space="preserve">  </w:t>
-      </w:r>
-      <w:r>
-        <w:rPr>
-          <w:rFonts w:eastAsia="SimHei"/>
-          <w:color w:val="000000"/>
-          <w:sz w:val="32"/>
-          <w:u w:val="single"/>
-        </w:rPr>
-        <w:tab/>
-      </w:r>
-      <w:r>
-        <w:rPr>
-          <w:rFonts w:eastAsia="SimHei"/>
-          <w:color w:val="000000"/>
-          <w:sz w:val="32"/>
-          <w:u w:val="single"/>
-        </w:rPr>
-        <w:tab/>
-      </w:r>
-      <w:r>
-        <w:rPr>
-          <w:rFonts w:eastAsia="SimHei"/>
-          <w:color w:val="000000"/>
-          <w:sz w:val="32"/>
-          <w:u w:val="single"/>
-        </w:rPr>
-        <w:tab/>
-      </w:r>
-      <w:r>
-        <w:rPr>
-          <w:rFonts w:eastAsia="SimHei"/>
-          <w:color w:val="000000"/>
-          <w:sz w:val="32"/>
-          <w:u w:val="single"/>
-        </w:rPr>
-        <w:tab/>
-      </w:r>
-      <w:r>
-        <w:rPr>
-          <w:rFonts w:ascii="SimHei" w:eastAsia="SimHei"/>
-          <w:sz w:val="32"/>
-          <w:u w:val="single"/>
-        </w:rPr>
-        <w:tab/>
-      </w:r>
-      <w:r>
-        <w:rPr>
-          <w:rFonts w:ascii="SimHei" w:eastAsia="SimHei"/>
-          <w:sz w:val="32"/>
-          <w:u w:val="single"/>
-        </w:rPr>
-        <w:tab/>
-      </w:r>
-      <w:r>
-        <w:rPr>
-          <w:rFonts w:ascii="SimHei" w:eastAsia="SimHei"/>
-          <w:sz w:val="32"/>
-          <w:u w:val="single"/>
-        </w:rPr>
-        <w:tab/>
-      </w:r>
-      <w:r>
-        <w:rPr>
-          <w:rFonts w:ascii="SimHei" w:eastAsia="SimHei"/>
-          <w:sz w:val="32"/>
-          <w:u w:val="single"/>
-        </w:rPr>
-        <w:tab/>
-      </w:r>
-    </w:p>
-    <w:p>
-      <w:pPr>
-        <w:spacing w:line="360" w:lineRule="auto"/>
-        <w:rPr>
-          <w:rFonts w:ascii="SimHei" w:eastAsia="SimHei"/>
-          <w:sz w:val="32"/>
-        </w:rPr>
-      </w:pPr>
-      <w:r>
-        <w:rPr>
-          <w:rFonts w:ascii="SimHei" w:eastAsia="SimHei" w:hint="eastAsia"/>
-          <w:sz w:val="32"/>
-        </w:rPr>
-        <w:t>姓            名：</w:t>
-      </w:r>
-      <w:r>
-        <w:rPr>
-          <w:rFonts w:ascii="SimHei" w:eastAsia="SimHei" w:hint="eastAsia"/>
-          <w:sz w:val="32"/>
-          <w:u w:val="single"/>
-        </w:rPr>
-        <w:t xml:space="preserve">              </w:t>
-      </w:r>
-      <w:r>
-        <w:rPr>
-          <w:rFonts w:ascii="SimHei" w:eastAsia="SimHei" w:hint="eastAsia"/>
-          <w:sz w:val="32"/>
-        </w:rPr>
-        <w:t xml:space="preserve">学  </w:t>
-      </w:r>
-      <w:r>
-        <w:rPr>
-          <w:rFonts w:ascii="SimHei" w:eastAsia="SimHei"/>
-          <w:sz w:val="32"/>
-        </w:rPr>
-        <w:t xml:space="preserve">   </w:t>
-      </w:r>
-      <w:r>
-        <w:rPr>
-          <w:rFonts w:ascii="SimHei" w:eastAsia="SimHei" w:hint="eastAsia"/>
-          <w:sz w:val="32"/>
-        </w:rPr>
-        <w:t>号</w:t>
-      </w:r>
-      <w:r>
-        <w:rPr>
-          <w:rFonts w:ascii="SimHei" w:eastAsia="SimHei"/>
-          <w:sz w:val="32"/>
-          <w:u w:val="single"/>
-        </w:rPr>
-        <w:tab/>
-      </w:r>
-      <w:r>
-        <w:rPr>
-          <w:rFonts w:ascii="SimHei" w:eastAsia="SimHei"/>
-          <w:sz w:val="32"/>
-          <w:u w:val="single"/>
-        </w:rPr>
-        <w:tab/>
-      </w:r>
-      <w:r>
-        <w:rPr>
-          <w:rFonts w:ascii="SimHei" w:eastAsia="SimHei"/>
-          <w:sz w:val="32"/>
-          <w:u w:val="single"/>
-        </w:rPr>
-        <w:tab/>
-      </w:r>
-      <w:r>
-        <w:rPr>
-          <w:rFonts w:ascii="SimHei" w:eastAsia="SimHei"/>
-          <w:sz w:val="32"/>
-          <w:u w:val="single"/>
-        </w:rPr>
-        <w:tab/>
-      </w:r>
-    </w:p>
-    <w:p>
-      <w:pPr>
-        <w:spacing w:line="360" w:lineRule="auto"/>
-        <w:rPr>
-          <w:rFonts w:ascii="SimHei" w:eastAsia="SimHei"/>
-          <w:sz w:val="32"/>
-          <w:u w:val="single"/>
-        </w:rPr>
-      </w:pPr>
-    </w:p>
-    <w:p>
-      <w:pPr>
-        <w:jc w:val="center"/>
-        <w:rPr>
-          <w:rFonts w:eastAsia="SimHei"/>
-          <w:sz w:val="32"/>
         </w:rPr>
         <w:sectPr>
+          <w:headerReference w:type="even" r:id="rId7"/>
+          <w:headerReference w:type="default" r:id="rId8"/>
+          <w:footerReference w:type="even" r:id="rId9"/>
+          <w:footerReference w:type="default" r:id="rId10"/>
+          <w:headerReference w:type="first" r:id="rId11"/>
+          <w:footerReference w:type="first" r:id="rId12"/>
           <w:pgSz w:w="11906" w:h="16838"/>
           <w:pgMar w:top="1440" w:right="1797" w:bottom="1440" w:left="1797" w:header="851" w:footer="992" w:gutter="0"/>
           <w:cols w:space="720"/>
@@ -870,49 +472,49 @@
       </w:pPr>
       <w:r>
         <w:rPr>
-          <w:rFonts w:eastAsia="SimHei" w:hint="eastAsia"/>
+          <w:rFonts w:eastAsia="黑体" w:hint="eastAsia"/>
           <w:sz w:val="32"/>
         </w:rPr>
         <w:t>定稿日期：</w:t>
       </w:r>
       <w:r>
         <w:rPr>
-          <w:rFonts w:eastAsia="SimHei"/>
+          <w:rFonts w:eastAsia="黑体"/>
           <w:sz w:val="32"/>
         </w:rPr>
         <w:t xml:space="preserve"> 202</w:t>
       </w:r>
       <w:r>
         <w:rPr>
-          <w:rFonts w:eastAsia="SimHei" w:hint="eastAsia"/>
+          <w:rFonts w:eastAsia="黑体" w:hint="eastAsia"/>
           <w:sz w:val="32"/>
         </w:rPr>
         <w:t>6</w:t>
       </w:r>
       <w:r>
         <w:rPr>
-          <w:rFonts w:eastAsia="SimHei" w:hint="eastAsia"/>
+          <w:rFonts w:eastAsia="黑体" w:hint="eastAsia"/>
           <w:sz w:val="32"/>
         </w:rPr>
         <w:t>年</w:t>
       </w:r>
       <w:r>
         <w:rPr>
-          <w:rFonts w:eastAsia="SimHei" w:hint="eastAsia"/>
+          <w:rFonts w:eastAsia="黑体" w:hint="eastAsia"/>
           <w:sz w:val="32"/>
         </w:rPr>
-        <w:t xml:space="preserve"> </w:t>
-      </w:r>
-      <w:r>
-        <w:rPr>
-          <w:rFonts w:eastAsia="SimHei" w:hint="eastAsia"/>
+        <w:t xml:space="preserve"> 6 </w:t>
+      </w:r>
+      <w:r>
+        <w:rPr>
+          <w:rFonts w:eastAsia="黑体" w:hint="eastAsia"/>
           <w:sz w:val="32"/>
         </w:rPr>
         <w:t>月</w:t>
       </w:r>
       <w:r>
         <w:rPr>
-          <w:rFonts w:eastAsia="SimHei"/>
+          <w:rFonts w:eastAsia="黑体"/>
           <w:sz w:val="32"/>
         </w:rPr>
         <w:t xml:space="preserve">  </w:t>
@@ -921,11 +523,11 @@
     <w:p>
       <w:pPr>
         <w:rPr>
-          <w:rFonts w:eastAsia="SimHei"/>
+          <w:rFonts w:eastAsia="黑体"/>
           <w:sz w:val="32"/>
         </w:rPr>
         <w:sectPr>
-          <w:headerReference w:type="default" r:id="rId7"/>
+          <w:headerReference w:type="default" r:id="rId13"/>
           <w:pgSz w:w="11906" w:h="16838"/>
           <w:pgMar w:top="1440" w:right="1797" w:bottom="1440" w:left="1797" w:header="851" w:footer="992" w:gutter="0"/>
           <w:cols w:space="720"/>
@@ -938,7 +540,7 @@
         <w:spacing w:line="400" w:lineRule="exact"/>
         <w:jc w:val="center"/>
         <w:rPr>
-          <w:rFonts w:ascii="SimSun" w:hAnsi="SimSun"/>
+          <w:rFonts w:ascii="宋体" w:hAnsi="宋体"/>
           <w:bCs/>
           <w:color w:val="FF0000"/>
           <w:sz w:val="32"/>
@@ -947,7 +549,7 @@
       </w:pPr>
       <w:r>
         <w:rPr>
-          <w:rFonts w:ascii="SimHei" w:eastAsia="SimHei" w:hint="eastAsia"/>
+          <w:rFonts w:ascii="黑体" w:eastAsia="黑体" w:hint="eastAsia"/>
           <w:b/>
           <w:bCs/>
           <w:noProof/>
@@ -1012,7 +614,7 @@
                             </w:pPr>
                             <w:r>
                               <w:rPr>
-                                <w:rFonts w:hAnsi="SimSun" w:hint="eastAsia"/>
+                                <w:rFonts w:hAnsi="宋体" w:hint="eastAsia"/>
                                 <w:color w:val="FF0000"/>
                                 <w:szCs w:val="21"/>
                               </w:rPr>
@@ -1020,7 +622,7 @@
                             </w:r>
                             <w:r>
                               <w:rPr>
-                                <w:rFonts w:hAnsi="SimSun"/>
+                                <w:rFonts w:hAnsi="宋体"/>
                                 <w:color w:val="FF0000"/>
                                 <w:szCs w:val="21"/>
                               </w:rPr>
@@ -1028,7 +630,7 @@
                             </w:r>
                             <w:r>
                               <w:rPr>
-                                <w:rFonts w:hAnsi="SimSun" w:hint="eastAsia"/>
+                                <w:rFonts w:hAnsi="宋体" w:hint="eastAsia"/>
                                 <w:color w:val="FF0000"/>
                                 <w:szCs w:val="21"/>
                               </w:rPr>
@@ -1036,7 +638,7 @@
                             </w:r>
                             <w:r>
                               <w:rPr>
-                                <w:rFonts w:hAnsi="SimSun"/>
+                                <w:rFonts w:hAnsi="宋体"/>
                                 <w:color w:val="FF0000"/>
                                 <w:szCs w:val="21"/>
                               </w:rPr>
@@ -1060,9 +662,54 @@
               </wp:anchor>
             </w:drawing>
           </mc:Choice>
-          <mc:Fallback xmlns:w16sdtfl="http://schemas.microsoft.com/office/word/2024/wordml/sdtformatlock">
+          <mc:Fallback>
             <w:pict>
-              <v:shape w14:anchorId="76BB6AB6" id="_x0000_s1030" type="#_x0000_t61" style="position:absolute;left:0;text-align:left;margin-left:269.05pt;margin-top:-7.95pt;width:136.25pt;height:37.4pt;z-index:251681792;visibility:visible;mso-wrap-style:square;mso-width-percent:0;mso-height-percent:0;mso-wrap-distance-left:9pt;mso-wrap-distance-top:0;mso-wrap-distance-right:9pt;mso-wrap-distance-bottom:0;mso-position-horizontal:absolute;mso-position-horizontal-relative:text;mso-position-vertical:absolute;mso-position-vertical-relative:text;mso-width-percent:0;mso-height-percent:0;mso-width-relative:page;mso-height-relative:page;v-text-anchor:top" o:gfxdata="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" adj="1604,26695" strokecolor="red">
+              <v:shapetype w14:anchorId="76BB6AB6" id="_x0000_t61" coordsize="21600,21600" o:spt="61" adj="1350,25920" path="m,l0@8@12@24,0@9,,21600@6,21600@15@27@7,21600,21600,21600,21600@9@18@30,21600@8,21600,0@7,0@21@33@6,xe">
+                <v:stroke joinstyle="miter"/>
+                <v:formulas>
+                  <v:f eqn="sum 10800 0 #0"/>
+                  <v:f eqn="sum 10800 0 #1"/>
+                  <v:f eqn="sum #0 0 #1"/>
+                  <v:f eqn="sum @0 @1 0"/>
+                  <v:f eqn="sum 21600 0 #0"/>
+                  <v:f eqn="sum 21600 0 #1"/>
+                  <v:f eqn="if @0 3600 12600"/>
+                  <v:f eqn="if @0 9000 18000"/>
+                  <v:f eqn="if @1 3600 12600"/>
+                  <v:f eqn="if @1 9000 18000"/>
+                  <v:f eqn="if @2 0 #0"/>
+                  <v:f eqn="if @3 @10 0"/>
+                  <v:f eqn="if #0 0 @11"/>
+                  <v:f eqn="if @2 @6 #0"/>
+                  <v:f eqn="if @3 @6 @13"/>
+                  <v:f eqn="if @5 @6 @14"/>
+                  <v:f eqn="if @2 #0 21600"/>
+                  <v:f eqn="if @3 21600 @16"/>
+                  <v:f eqn="if @4 21600 @17"/>
+                  <v:f eqn="if @2 #0 @6"/>
+                  <v:f eqn="if @3 @19 @6"/>
+                  <v:f eqn="if #1 @6 @20"/>
+                  <v:f eqn="if @2 @8 #1"/>
+                  <v:f eqn="if @3 @22 @8"/>
+                  <v:f eqn="if #0 @8 @23"/>
+                  <v:f eqn="if @2 21600 #1"/>
+                  <v:f eqn="if @3 21600 @25"/>
+                  <v:f eqn="if @5 21600 @26"/>
+                  <v:f eqn="if @2 #1 @8"/>
+                  <v:f eqn="if @3 @8 @28"/>
+                  <v:f eqn="if @4 @8 @29"/>
+                  <v:f eqn="if @2 #1 0"/>
+                  <v:f eqn="if @3 @31 0"/>
+                  <v:f eqn="if #1 0 @32"/>
+                  <v:f eqn="val #0"/>
+                  <v:f eqn="val #1"/>
+                </v:formulas>
+                <v:path o:connecttype="custom" o:connectlocs="10800,0;0,10800;10800,21600;21600,10800;@34,@35"/>
+                <v:handles>
+                  <v:h position="#0,#1"/>
+                </v:handles>
+              </v:shapetype>
+              <v:shape id="自选图形 42" o:spid="_x0000_s1026" type="#_x0000_t61" style="position:absolute;left:0;text-align:left;margin-left:269.05pt;margin-top:-7.95pt;width:136.25pt;height:37.4pt;z-index:251681792;visibility:visible;mso-wrap-style:square;mso-width-percent:0;mso-height-percent:0;mso-wrap-distance-left:9pt;mso-wrap-distance-top:0;mso-wrap-distance-right:9pt;mso-wrap-distance-bottom:0;mso-position-horizontal:absolute;mso-position-horizontal-relative:text;mso-position-vertical:absolute;mso-position-vertical-relative:text;mso-width-percent:0;mso-height-percent:0;mso-width-relative:page;mso-height-relative:page;v-text-anchor:top" o:gfxdata="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" adj="1604,26695" strokecolor="red">
                 <v:textbox>
                   <w:txbxContent>
                     <w:p>
@@ -1113,7 +760,7 @@
       </w:r>
       <w:r>
         <w:rPr>
-          <w:rFonts w:ascii="SimSun" w:hAnsi="SimSun"/>
+          <w:rFonts w:ascii="宋体" w:hAnsi="宋体"/>
           <w:bCs/>
           <w:color w:val="FF0000"/>
           <w:sz w:val="32"/>
@@ -1128,7 +775,7 @@
         <w:jc w:val="center"/>
         <w:outlineLvl w:val="0"/>
         <w:rPr>
-          <w:rFonts w:eastAsia="SimHei"/>
+          <w:rFonts w:eastAsia="黑体"/>
           <w:bCs/>
           <w:color w:val="000000"/>
           <w:sz w:val="32"/>
@@ -1138,7 +785,7 @@
       <w:bookmarkStart w:id="0" w:name="_Toc186718748"/>
       <w:r>
         <w:rPr>
-          <w:rFonts w:eastAsia="SimHei"/>
+          <w:rFonts w:eastAsia="黑体"/>
           <w:bCs/>
           <w:color w:val="000000"/>
           <w:sz w:val="32"/>
@@ -1148,7 +795,7 @@
       </w:r>
       <w:r>
         <w:rPr>
-          <w:rFonts w:eastAsia="SimHei" w:hint="eastAsia"/>
+          <w:rFonts w:eastAsia="黑体" w:hint="eastAsia"/>
           <w:bCs/>
           <w:color w:val="000000"/>
           <w:sz w:val="32"/>
@@ -1158,7 +805,7 @@
       </w:r>
       <w:r>
         <w:rPr>
-          <w:rFonts w:eastAsia="SimHei"/>
+          <w:rFonts w:eastAsia="黑体"/>
           <w:bCs/>
           <w:color w:val="000000"/>
           <w:sz w:val="32"/>
@@ -1174,14 +821,14 @@
         <w:ind w:firstLineChars="200" w:firstLine="480"/>
         <w:jc w:val="left"/>
         <w:rPr>
-          <w:rFonts w:ascii="SimSun" w:hAnsi="SimSun"/>
+          <w:rFonts w:ascii="宋体" w:hAnsi="宋体"/>
           <w:color w:val="000000"/>
           <w:sz w:val="24"/>
         </w:rPr>
       </w:pPr>
       <w:r>
         <w:rPr>
-          <w:rFonts w:ascii="SimSun" w:hAnsi="SimSun" w:hint="eastAsia"/>
+          <w:rFonts w:ascii="宋体" w:hAnsi="宋体" w:hint="eastAsia"/>
           <w:color w:val="000000"/>
           <w:sz w:val="24"/>
         </w:rPr>
@@ -1189,7 +836,7 @@
       </w:r>
       <w:r>
         <w:rPr>
-          <w:rFonts w:ascii="SimSun" w:hAnsi="SimSun"/>
+          <w:rFonts w:ascii="宋体" w:hAnsi="宋体"/>
           <w:color w:val="000000"/>
           <w:sz w:val="24"/>
         </w:rPr>
@@ -1197,7 +844,7 @@
       </w:r>
       <w:r>
         <w:rPr>
-          <w:rFonts w:ascii="SimSun" w:hAnsi="SimSun" w:hint="eastAsia"/>
+          <w:rFonts w:ascii="宋体" w:hAnsi="宋体" w:hint="eastAsia"/>
           <w:color w:val="000000"/>
           <w:sz w:val="24"/>
         </w:rPr>
@@ -1205,7 +852,7 @@
       </w:r>
       <w:r>
         <w:rPr>
-          <w:rFonts w:ascii="SimSun" w:hAnsi="SimSun"/>
+          <w:rFonts w:ascii="宋体" w:hAnsi="宋体"/>
           <w:color w:val="000000"/>
           <w:sz w:val="24"/>
         </w:rPr>
@@ -1213,7 +860,7 @@
       </w:r>
       <w:r>
         <w:rPr>
-          <w:rFonts w:ascii="SimSun" w:hAnsi="SimSun" w:hint="eastAsia"/>
+          <w:rFonts w:ascii="宋体" w:hAnsi="宋体" w:hint="eastAsia"/>
           <w:color w:val="000000"/>
           <w:sz w:val="24"/>
         </w:rPr>
@@ -1232,7 +879,7 @@
       </w:pPr>
       <w:r>
         <w:rPr>
-          <w:rFonts w:ascii="SimSun" w:hAnsi="SimSun" w:hint="eastAsia"/>
+          <w:rFonts w:ascii="宋体" w:hAnsi="宋体" w:hint="eastAsia"/>
           <w:color w:val="000000"/>
         </w:rPr>
         <w:t>……</w:t>
@@ -1274,14 +921,14 @@
       <w:pPr>
         <w:ind w:firstLineChars="192" w:firstLine="461"/>
         <w:rPr>
-          <w:rFonts w:ascii="SimSun" w:hAnsi="SimSun"/>
+          <w:rFonts w:ascii="宋体" w:hAnsi="宋体"/>
           <w:color w:val="000000"/>
           <w:sz w:val="24"/>
         </w:rPr>
       </w:pPr>
       <w:r>
         <w:rPr>
-          <w:rFonts w:eastAsia="SimHei"/>
+          <w:rFonts w:eastAsia="黑体"/>
           <w:bCs/>
           <w:color w:val="000000"/>
           <w:sz w:val="24"/>
@@ -1290,7 +937,7 @@
       </w:r>
       <w:r>
         <w:rPr>
-          <w:rFonts w:eastAsia="SimHei"/>
+          <w:rFonts w:eastAsia="黑体"/>
           <w:b/>
           <w:bCs/>
           <w:color w:val="000000"/>
@@ -1301,7 +948,7 @@
       </w:r>
       <w:r>
         <w:rPr>
-          <w:rFonts w:ascii="SimSun" w:hAnsi="SimSun" w:hint="eastAsia"/>
+          <w:rFonts w:ascii="宋体" w:hAnsi="宋体" w:hint="eastAsia"/>
           <w:color w:val="000000"/>
           <w:sz w:val="24"/>
         </w:rPr>
@@ -1309,7 +956,7 @@
       </w:r>
       <w:r>
         <w:rPr>
-          <w:rFonts w:ascii="SimSun" w:hAnsi="SimSun" w:hint="eastAsia"/>
+          <w:rFonts w:ascii="宋体" w:hAnsi="宋体" w:hint="eastAsia"/>
           <w:color w:val="000000"/>
           <w:sz w:val="24"/>
         </w:rPr>
@@ -1317,7 +964,7 @@
       </w:r>
       <w:r>
         <w:rPr>
-          <w:rFonts w:ascii="SimSun" w:hAnsi="SimSun" w:hint="eastAsia"/>
+          <w:rFonts w:ascii="宋体" w:hAnsi="宋体" w:hint="eastAsia"/>
           <w:color w:val="000000"/>
           <w:sz w:val="24"/>
         </w:rPr>
@@ -1325,7 +972,7 @@
       </w:r>
       <w:r>
         <w:rPr>
-          <w:rFonts w:ascii="SimSun" w:hAnsi="SimSun"/>
+          <w:rFonts w:ascii="宋体" w:hAnsi="宋体"/>
           <w:color w:val="000000"/>
           <w:sz w:val="24"/>
         </w:rPr>
@@ -1333,7 +980,7 @@
       </w:r>
       <w:r>
         <w:rPr>
-          <w:rFonts w:ascii="SimSun" w:hAnsi="SimSun" w:hint="eastAsia"/>
+          <w:rFonts w:ascii="宋体" w:hAnsi="宋体" w:hint="eastAsia"/>
           <w:color w:val="000000"/>
           <w:sz w:val="24"/>
         </w:rPr>
@@ -1351,7 +998,7 @@
       </w:pPr>
       <w:r>
         <w:rPr>
-          <w:rFonts w:ascii="SimSun" w:hAnsi="SimSun" w:hint="eastAsia"/>
+          <w:rFonts w:ascii="宋体" w:hAnsi="宋体" w:hint="eastAsia"/>
           <w:color w:val="000000"/>
           <w:sz w:val="24"/>
         </w:rPr>
@@ -1359,7 +1006,7 @@
       </w:r>
       <w:r>
         <w:rPr>
-          <w:rFonts w:ascii="SimSun" w:hAnsi="SimSun"/>
+          <w:rFonts w:ascii="宋体" w:hAnsi="宋体"/>
           <w:color w:val="000000"/>
           <w:sz w:val="24"/>
         </w:rPr>
@@ -1367,7 +1014,7 @@
       </w:r>
       <w:r>
         <w:rPr>
-          <w:rFonts w:ascii="SimSun" w:hAnsi="SimSun" w:hint="eastAsia"/>
+          <w:rFonts w:ascii="宋体" w:hAnsi="宋体" w:hint="eastAsia"/>
           <w:color w:val="000000"/>
           <w:sz w:val="24"/>
         </w:rPr>
@@ -1375,7 +1022,7 @@
       </w:r>
       <w:r>
         <w:rPr>
-          <w:rFonts w:ascii="SimSun" w:hAnsi="SimSun"/>
+          <w:rFonts w:ascii="宋体" w:hAnsi="宋体"/>
           <w:color w:val="000000"/>
           <w:sz w:val="24"/>
         </w:rPr>
@@ -1383,7 +1030,7 @@
       </w:r>
       <w:r>
         <w:rPr>
-          <w:rFonts w:ascii="SimSun" w:hAnsi="SimSun" w:hint="eastAsia"/>
+          <w:rFonts w:ascii="宋体" w:hAnsi="宋体" w:hint="eastAsia"/>
           <w:color w:val="000000"/>
           <w:sz w:val="24"/>
         </w:rPr>
@@ -1624,8 +1271,8 @@
           <w:sz w:val="24"/>
         </w:rPr>
         <w:sectPr>
-          <w:headerReference w:type="default" r:id="rId8"/>
-          <w:footerReference w:type="default" r:id="rId9"/>
+          <w:headerReference w:type="default" r:id="rId14"/>
+          <w:footerReference w:type="default" r:id="rId15"/>
           <w:pgSz w:w="11907" w:h="16840"/>
           <w:pgMar w:top="1418" w:right="1247" w:bottom="1418" w:left="1985" w:header="851" w:footer="992" w:gutter="0"/>
           <w:pgNumType w:fmt="upperRoman" w:start="1"/>
@@ -1637,10 +1284,10 @@
     <w:p>
       <w:pPr>
         <w:spacing w:line="400" w:lineRule="exact"/>
-        <w:ind w:firstLineChars="196" w:firstLine="719"/>
+        <w:ind w:firstLineChars="196" w:firstLine="708"/>
         <w:jc w:val="center"/>
         <w:rPr>
-          <w:rFonts w:ascii="SimSun" w:hAnsi="SimSun"/>
+          <w:rFonts w:ascii="宋体" w:hAnsi="宋体"/>
           <w:bCs/>
           <w:color w:val="FF0000"/>
           <w:sz w:val="32"/>
@@ -1649,7 +1296,7 @@
       </w:pPr>
       <w:r>
         <w:rPr>
-          <w:rFonts w:ascii="SimHei" w:eastAsia="SimHei" w:hint="eastAsia"/>
+          <w:rFonts w:ascii="黑体" w:eastAsia="黑体" w:hint="eastAsia"/>
           <w:b/>
           <w:bCs/>
           <w:noProof/>
@@ -1714,7 +1361,7 @@
                             </w:pPr>
                             <w:r>
                               <w:rPr>
-                                <w:rFonts w:hAnsi="SimSun" w:hint="eastAsia"/>
+                                <w:rFonts w:hAnsi="宋体" w:hint="eastAsia"/>
                                 <w:color w:val="FF0000"/>
                                 <w:szCs w:val="21"/>
                               </w:rPr>
@@ -1722,7 +1369,7 @@
                             </w:r>
                             <w:r>
                               <w:rPr>
-                                <w:rFonts w:hAnsi="SimSun" w:hint="eastAsia"/>
+                                <w:rFonts w:hAnsi="宋体" w:hint="eastAsia"/>
                                 <w:color w:val="FF0000"/>
                                 <w:szCs w:val="21"/>
                               </w:rPr>
@@ -1730,7 +1377,7 @@
                             </w:r>
                             <w:r>
                               <w:rPr>
-                                <w:rFonts w:hAnsi="SimSun" w:hint="eastAsia"/>
+                                <w:rFonts w:hAnsi="宋体" w:hint="eastAsia"/>
                                 <w:color w:val="FF0000"/>
                                 <w:szCs w:val="21"/>
                               </w:rPr>
@@ -1738,7 +1385,7 @@
                             </w:r>
                             <w:r>
                               <w:rPr>
-                                <w:rFonts w:hAnsi="SimSun"/>
+                                <w:rFonts w:hAnsi="宋体"/>
                                 <w:color w:val="FF0000"/>
                                 <w:szCs w:val="21"/>
                               </w:rPr>
@@ -1746,7 +1393,7 @@
                             </w:r>
                             <w:r>
                               <w:rPr>
-                                <w:rFonts w:hAnsi="SimSun"/>
+                                <w:rFonts w:hAnsi="宋体"/>
                                 <w:color w:val="FF0000"/>
                                 <w:szCs w:val="21"/>
                               </w:rPr>
@@ -1754,7 +1401,7 @@
                             </w:r>
                             <w:r>
                               <w:rPr>
-                                <w:rFonts w:hAnsi="SimSun" w:hint="eastAsia"/>
+                                <w:rFonts w:hAnsi="宋体" w:hint="eastAsia"/>
                                 <w:color w:val="FF0000"/>
                                 <w:szCs w:val="21"/>
                               </w:rPr>
@@ -1762,7 +1409,7 @@
                             </w:r>
                             <w:r>
                               <w:rPr>
-                                <w:rFonts w:hAnsi="SimSun"/>
+                                <w:rFonts w:hAnsi="宋体"/>
                                 <w:color w:val="FF0000"/>
                                 <w:szCs w:val="21"/>
                               </w:rPr>
@@ -1786,9 +1433,9 @@
               </wp:anchor>
             </w:drawing>
           </mc:Choice>
-          <mc:Fallback xmlns:w16sdtfl="http://schemas.microsoft.com/office/word/2024/wordml/sdtformatlock">
+          <mc:Fallback>
             <w:pict>
-              <v:shape w14:anchorId="59BC8A45" id="_x0000_s1031" type="#_x0000_t61" style="position:absolute;left:0;text-align:left;margin-left:281.3pt;margin-top:-7.9pt;width:136.2pt;height:48.15pt;z-index:251683840;visibility:visible;mso-wrap-style:square;mso-width-percent:0;mso-height-percent:0;mso-wrap-distance-left:9pt;mso-wrap-distance-top:0;mso-wrap-distance-right:9pt;mso-wrap-distance-bottom:0;mso-position-horizontal:absolute;mso-position-horizontal-relative:text;mso-position-vertical:absolute;mso-position-vertical-relative:text;mso-width-percent:0;mso-height-percent:0;mso-width-relative:page;mso-height-relative:page;v-text-anchor:top" o:gfxdata="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" adj="-3154,20158" strokecolor="red">
+              <v:shape w14:anchorId="59BC8A45" id="_x0000_s1027" type="#_x0000_t61" style="position:absolute;left:0;text-align:left;margin-left:281.3pt;margin-top:-7.9pt;width:136.2pt;height:48.15pt;z-index:251683840;visibility:visible;mso-wrap-style:square;mso-width-percent:0;mso-height-percent:0;mso-wrap-distance-left:9pt;mso-wrap-distance-top:0;mso-wrap-distance-right:9pt;mso-wrap-distance-bottom:0;mso-position-horizontal:absolute;mso-position-horizontal-relative:text;mso-position-vertical:absolute;mso-position-vertical-relative:text;mso-width-percent:0;mso-height-percent:0;mso-width-relative:page;mso-height-relative:page;v-text-anchor:top" o:gfxdata="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" adj="-3154,20158" strokecolor="red">
                 <v:textbox>
                   <w:txbxContent>
                     <w:p>
@@ -1863,7 +1510,7 @@
       </w:r>
       <w:r>
         <w:rPr>
-          <w:rFonts w:ascii="SimSun" w:hAnsi="SimSun"/>
+          <w:rFonts w:ascii="宋体" w:hAnsi="宋体"/>
           <w:bCs/>
           <w:color w:val="FF0000"/>
           <w:sz w:val="32"/>
@@ -1886,7 +1533,7 @@
       <w:bookmarkStart w:id="1" w:name="_Toc186718749"/>
       <w:r>
         <w:rPr>
-          <w:rFonts w:eastAsia="SimHei"/>
+          <w:rFonts w:eastAsia="黑体"/>
           <w:bCs/>
           <w:color w:val="000000"/>
           <w:sz w:val="32"/>
@@ -1896,7 +1543,7 @@
       </w:r>
       <w:r>
         <w:rPr>
-          <w:rFonts w:eastAsia="SimHei" w:hint="eastAsia"/>
+          <w:rFonts w:eastAsia="黑体" w:hint="eastAsia"/>
           <w:bCs/>
           <w:color w:val="000000"/>
           <w:sz w:val="32"/>
@@ -1911,7 +1558,7 @@
         <w:spacing w:line="400" w:lineRule="exact"/>
         <w:ind w:firstLineChars="200" w:firstLine="480"/>
         <w:rPr>
-          <w:rFonts w:eastAsia="SimHei"/>
+          <w:rFonts w:eastAsia="黑体"/>
           <w:b/>
           <w:bCs/>
           <w:color w:val="000000"/>
@@ -1920,7 +1567,7 @@
       </w:pPr>
       <w:r>
         <w:rPr>
-          <w:rFonts w:ascii="SimSun" w:hAnsi="SimSun" w:hint="eastAsia"/>
+          <w:rFonts w:ascii="宋体" w:hAnsi="宋体" w:hint="eastAsia"/>
           <w:bCs/>
           <w:noProof/>
           <w:color w:val="FF0000"/>
@@ -1978,14 +1625,14 @@
                           <w:p>
                             <w:pPr>
                               <w:rPr>
-                                <w:rFonts w:hAnsi="SimSun"/>
+                                <w:rFonts w:hAnsi="宋体"/>
                                 <w:color w:val="FF0000"/>
                                 <w:szCs w:val="21"/>
                               </w:rPr>
                             </w:pPr>
                             <w:r>
                               <w:rPr>
-                                <w:rFonts w:hAnsi="SimSun" w:hint="eastAsia"/>
+                                <w:rFonts w:hAnsi="宋体" w:hint="eastAsia"/>
                                 <w:color w:val="FF0000"/>
                                 <w:szCs w:val="21"/>
                               </w:rPr>
@@ -1993,7 +1640,7 @@
                             </w:r>
                             <w:r>
                               <w:rPr>
-                                <w:rFonts w:hAnsi="SimSun" w:hint="eastAsia"/>
+                                <w:rFonts w:hAnsi="宋体" w:hint="eastAsia"/>
                                 <w:color w:val="FF0000"/>
                                 <w:szCs w:val="21"/>
                               </w:rPr>
@@ -2001,7 +1648,7 @@
                             </w:r>
                             <w:r>
                               <w:rPr>
-                                <w:rFonts w:hAnsi="SimSun" w:hint="eastAsia"/>
+                                <w:rFonts w:hAnsi="宋体" w:hint="eastAsia"/>
                                 <w:color w:val="FF0000"/>
                                 <w:szCs w:val="21"/>
                               </w:rPr>
@@ -2009,7 +1656,7 @@
                             </w:r>
                             <w:r>
                               <w:rPr>
-                                <w:rFonts w:hAnsi="SimSun" w:hint="eastAsia"/>
+                                <w:rFonts w:hAnsi="宋体" w:hint="eastAsia"/>
                                 <w:color w:val="FF0000"/>
                                 <w:szCs w:val="21"/>
                               </w:rPr>
@@ -2017,7 +1664,7 @@
                             </w:r>
                             <w:r>
                               <w:rPr>
-                                <w:rFonts w:hAnsi="SimSun" w:hint="eastAsia"/>
+                                <w:rFonts w:hAnsi="宋体" w:hint="eastAsia"/>
                                 <w:color w:val="FF0000"/>
                                 <w:szCs w:val="21"/>
                               </w:rPr>
@@ -2042,9 +1689,9 @@
               </wp:anchor>
             </w:drawing>
           </mc:Choice>
-          <mc:Fallback xmlns:w16sdtfl="http://schemas.microsoft.com/office/word/2024/wordml/sdtformatlock">
+          <mc:Fallback>
             <w:pict>
-              <v:shape w14:anchorId="4EC3EDF6" id="自选图形 24" o:spid="_x0000_s1032" type="#_x0000_t61" style="position:absolute;left:0;text-align:left;margin-left:274.7pt;margin-top:82.55pt;width:152.25pt;height:39pt;z-index:251645952;visibility:visible;mso-wrap-style:square;mso-width-percent:0;mso-height-percent:0;mso-wrap-distance-left:9pt;mso-wrap-distance-top:0;mso-wrap-distance-right:9pt;mso-wrap-distance-bottom:0;mso-position-horizontal:absolute;mso-position-horizontal-relative:text;mso-position-vertical:absolute;mso-position-vertical-relative:text;mso-width-percent:0;mso-height-percent:0;mso-width-relative:page;mso-height-relative:page;v-text-anchor:top" o:gfxdata="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" adj="-5093,-31320" strokecolor="red">
+              <v:shape w14:anchorId="4EC3EDF6" id="自选图形 24" o:spid="_x0000_s1028" type="#_x0000_t61" style="position:absolute;left:0;text-align:left;margin-left:274.7pt;margin-top:82.55pt;width:152.25pt;height:39pt;z-index:251645952;visibility:visible;mso-wrap-style:square;mso-width-percent:0;mso-height-percent:0;mso-wrap-distance-left:9pt;mso-wrap-distance-top:0;mso-wrap-distance-right:9pt;mso-wrap-distance-bottom:0;mso-position-horizontal:absolute;mso-position-horizontal-relative:text;mso-position-vertical:absolute;mso-position-vertical-relative:text;mso-width-percent:0;mso-height-percent:0;mso-width-relative:page;mso-height-relative:page;v-text-anchor:top" o:gfxdata="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" adj="-5093,-31320" strokecolor="red">
                 <v:textbox>
                   <w:txbxContent>
                     <w:p>
@@ -2123,7 +1770,7 @@
       </w:pPr>
       <w:r>
         <w:rPr>
-          <w:rFonts w:hAnsi="SimSun"/>
+          <w:rFonts w:hAnsi="宋体"/>
           <w:bCs/>
           <w:color w:val="FF0000"/>
           <w:sz w:val="24"/>
@@ -2140,7 +1787,7 @@
       </w:r>
       <w:r>
         <w:rPr>
-          <w:rFonts w:hAnsi="SimSun"/>
+          <w:rFonts w:hAnsi="宋体"/>
           <w:bCs/>
           <w:color w:val="FF0000"/>
           <w:sz w:val="24"/>
@@ -2151,7 +1798,7 @@
     <w:p>
       <w:pPr>
         <w:spacing w:line="400" w:lineRule="exact"/>
-        <w:ind w:left="1713" w:hangingChars="700" w:hanging="1713"/>
+        <w:ind w:left="1687" w:hangingChars="700" w:hanging="1687"/>
         <w:rPr>
           <w:color w:val="000000"/>
           <w:sz w:val="24"/>
@@ -2159,7 +1806,7 @@
       </w:pPr>
       <w:r>
         <w:rPr>
-          <w:rFonts w:eastAsia="SimHei"/>
+          <w:rFonts w:eastAsia="黑体"/>
           <w:b/>
           <w:bCs/>
           <w:color w:val="000000"/>
@@ -2169,7 +1816,7 @@
       </w:r>
       <w:r>
         <w:rPr>
-          <w:rFonts w:eastAsia="SimHei" w:hint="eastAsia"/>
+          <w:rFonts w:eastAsia="黑体" w:hint="eastAsia"/>
           <w:b/>
           <w:bCs/>
           <w:color w:val="000000"/>
@@ -2179,7 +1826,7 @@
       </w:r>
       <w:r>
         <w:rPr>
-          <w:rFonts w:eastAsia="SimHei"/>
+          <w:rFonts w:eastAsia="黑体"/>
           <w:b/>
           <w:bCs/>
           <w:color w:val="000000"/>
@@ -2189,7 +1836,7 @@
       </w:r>
       <w:r>
         <w:rPr>
-          <w:rFonts w:eastAsia="SimHei"/>
+          <w:rFonts w:eastAsia="黑体"/>
           <w:b/>
           <w:bCs/>
           <w:color w:val="000000"/>
@@ -2199,7 +1846,7 @@
       </w:r>
       <w:r>
         <w:rPr>
-          <w:rFonts w:eastAsia="SimHei"/>
+          <w:rFonts w:eastAsia="黑体"/>
           <w:color w:val="000000"/>
           <w:sz w:val="24"/>
         </w:rPr>
@@ -2207,7 +1854,7 @@
       </w:r>
       <w:r>
         <w:rPr>
-          <w:rFonts w:eastAsia="SimHei" w:hint="eastAsia"/>
+          <w:rFonts w:eastAsia="黑体" w:hint="eastAsia"/>
           <w:color w:val="000000"/>
           <w:sz w:val="24"/>
         </w:rPr>
@@ -2215,7 +1862,7 @@
       </w:r>
       <w:r>
         <w:rPr>
-          <w:rFonts w:eastAsia="SimHei" w:hint="eastAsia"/>
+          <w:rFonts w:eastAsia="黑体" w:hint="eastAsia"/>
           <w:color w:val="000000"/>
           <w:sz w:val="24"/>
         </w:rPr>
@@ -2410,7 +2057,7 @@
           <w:szCs w:val="21"/>
         </w:rPr>
         <w:sectPr>
-          <w:headerReference w:type="default" r:id="rId10"/>
+          <w:headerReference w:type="default" r:id="rId16"/>
           <w:pgSz w:w="11907" w:h="16840"/>
           <w:pgMar w:top="1418" w:right="1247" w:bottom="1418" w:left="1985" w:header="851" w:footer="992" w:gutter="0"/>
           <w:pgNumType w:fmt="upperRoman"/>
@@ -2489,7 +2136,7 @@
                             </w:pPr>
                             <w:r>
                               <w:rPr>
-                                <w:rFonts w:hAnsi="SimSun" w:hint="eastAsia"/>
+                                <w:rFonts w:hAnsi="宋体" w:hint="eastAsia"/>
                                 <w:color w:val="FF0000"/>
                                 <w:szCs w:val="21"/>
                               </w:rPr>
@@ -2513,9 +2160,9 @@
               </wp:anchor>
             </w:drawing>
           </mc:Choice>
-          <mc:Fallback xmlns:w16sdtfl="http://schemas.microsoft.com/office/word/2024/wordml/sdtformatlock">
+          <mc:Fallback>
             <w:pict>
-              <v:shape w14:anchorId="4D8CDCF2" id="_x0000_s1028" type="#_x0000_t61" style="position:absolute;left:0;text-align:left;margin-left:38pt;margin-top:10.1pt;width:99pt;height:39pt;z-index:251662336;visibility:visible;mso-wrap-style:square;mso-width-percent:0;mso-height-percent:0;mso-wrap-distance-left:9pt;mso-wrap-distance-top:0;mso-wrap-distance-right:9pt;mso-wrap-distance-bottom:0;mso-position-horizontal:absolute;mso-position-horizontal-relative:text;mso-position-vertical:absolute;mso-position-vertical-relative:text;mso-width-percent:0;mso-height-percent:0;mso-width-relative:page;mso-height-relative:page;v-text-anchor:top" o:gfxdata="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" adj="1604,26695" strokecolor="red">
+              <v:shape w14:anchorId="4D8CDCF2" id="_x0000_s1029" type="#_x0000_t61" style="position:absolute;left:0;text-align:left;margin-left:38pt;margin-top:10.1pt;width:99pt;height:39pt;z-index:251662336;visibility:visible;mso-wrap-style:square;mso-width-percent:0;mso-height-percent:0;mso-wrap-distance-left:9pt;mso-wrap-distance-top:0;mso-wrap-distance-right:9pt;mso-wrap-distance-bottom:0;mso-position-horizontal:absolute;mso-position-horizontal-relative:text;mso-position-vertical:absolute;mso-position-vertical-relative:text;mso-width-percent:0;mso-height-percent:0;mso-width-relative:page;mso-height-relative:page;v-text-anchor:top" o:gfxdata="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" adj="1604,26695" strokecolor="red">
                 <v:textbox>
                   <w:txbxContent>
                     <w:p>
@@ -2611,7 +2258,7 @@
                             </w:pPr>
                             <w:r>
                               <w:rPr>
-                                <w:rFonts w:hAnsi="SimSun" w:hint="eastAsia"/>
+                                <w:rFonts w:hAnsi="宋体" w:hint="eastAsia"/>
                                 <w:color w:val="FF0000"/>
                                 <w:szCs w:val="21"/>
                               </w:rPr>
@@ -2635,9 +2282,9 @@
               </wp:anchor>
             </w:drawing>
           </mc:Choice>
-          <mc:Fallback xmlns:w16sdtfl="http://schemas.microsoft.com/office/word/2024/wordml/sdtformatlock">
+          <mc:Fallback>
             <w:pict>
-              <v:shape w14:anchorId="3004FCF1" id="自选图形 26" o:spid="_x0000_s1029" type="#_x0000_t61" style="position:absolute;left:0;text-align:left;margin-left:126pt;margin-top:-31.2pt;width:68.25pt;height:23.4pt;z-index:251648000;visibility:visible;mso-wrap-style:square;mso-width-percent:0;mso-height-percent:0;mso-wrap-distance-left:9pt;mso-wrap-distance-top:0;mso-wrap-distance-right:9pt;mso-wrap-distance-bottom:0;mso-position-horizontal:absolute;mso-position-horizontal-relative:text;mso-position-vertical:absolute;mso-position-vertical-relative:text;mso-width-percent:0;mso-height-percent:0;mso-width-relative:page;mso-height-relative:page;v-text-anchor:top" o:gfxdata="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" adj="26775,8492" filled="f" fillcolor="red" strokecolor="red">
+              <v:shape w14:anchorId="3004FCF1" id="自选图形 26" o:spid="_x0000_s1030" type="#_x0000_t61" style="position:absolute;left:0;text-align:left;margin-left:126pt;margin-top:-31.2pt;width:68.25pt;height:23.4pt;z-index:251648000;visibility:visible;mso-wrap-style:square;mso-width-percent:0;mso-height-percent:0;mso-wrap-distance-left:9pt;mso-wrap-distance-top:0;mso-wrap-distance-right:9pt;mso-wrap-distance-bottom:0;mso-position-horizontal:absolute;mso-position-horizontal-relative:text;mso-position-vertical:absolute;mso-position-vertical-relative:text;mso-width-percent:0;mso-height-percent:0;mso-width-relative:page;mso-height-relative:page;v-text-anchor:top" o:gfxdata="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" adj="26775,8492" filled="f" fillcolor="red" strokecolor="red">
                 <v:textbox>
                   <w:txbxContent>
                     <w:p>
@@ -2664,7 +2311,7 @@
       </w:r>
       <w:r>
         <w:rPr>
-          <w:rFonts w:ascii="SimHei" w:eastAsia="SimHei" w:hAnsi="SimSun" w:hint="eastAsia"/>
+          <w:rFonts w:ascii="黑体" w:eastAsia="黑体" w:hAnsi="宋体" w:hint="eastAsia"/>
           <w:noProof/>
           <w:sz w:val="28"/>
         </w:rPr>
@@ -2720,14 +2367,14 @@
                           <w:p>
                             <w:pPr>
                               <w:rPr>
-                                <w:rFonts w:hAnsi="SimSun"/>
+                                <w:rFonts w:hAnsi="宋体"/>
                                 <w:color w:val="FF0000"/>
                                 <w:szCs w:val="21"/>
                               </w:rPr>
                             </w:pPr>
                             <w:r>
                               <w:rPr>
-                                <w:rFonts w:hAnsi="SimSun" w:hint="eastAsia"/>
+                                <w:rFonts w:hAnsi="宋体" w:hint="eastAsia"/>
                                 <w:color w:val="FF0000"/>
                                 <w:szCs w:val="21"/>
                               </w:rPr>
@@ -2735,7 +2382,7 @@
                             </w:r>
                             <w:r>
                               <w:rPr>
-                                <w:rFonts w:hAnsi="SimSun" w:hint="eastAsia"/>
+                                <w:rFonts w:hAnsi="宋体" w:hint="eastAsia"/>
                                 <w:color w:val="FF0000"/>
                                 <w:szCs w:val="21"/>
                               </w:rPr>
@@ -2743,7 +2390,7 @@
                             </w:r>
                             <w:r>
                               <w:rPr>
-                                <w:rFonts w:hAnsi="SimSun" w:hint="eastAsia"/>
+                                <w:rFonts w:hAnsi="宋体" w:hint="eastAsia"/>
                                 <w:color w:val="FF0000"/>
                                 <w:szCs w:val="21"/>
                               </w:rPr>
@@ -2767,9 +2414,9 @@
               </wp:anchor>
             </w:drawing>
           </mc:Choice>
-          <mc:Fallback xmlns:w16sdtfl="http://schemas.microsoft.com/office/word/2024/wordml/sdtformatlock">
+          <mc:Fallback>
             <w:pict>
-              <v:shape w14:anchorId="4A6878E6" id="自选图形 25" o:spid="_x0000_s1030" type="#_x0000_t61" style="position:absolute;left:0;text-align:left;margin-left:259.5pt;margin-top:-10.35pt;width:87pt;height:46.8pt;z-index:251646976;visibility:visible;mso-wrap-style:square;mso-width-percent:0;mso-height-percent:0;mso-wrap-distance-left:9pt;mso-wrap-distance-top:0;mso-wrap-distance-right:9pt;mso-wrap-distance-bottom:0;mso-position-horizontal:absolute;mso-position-horizontal-relative:text;mso-position-vertical:absolute;mso-position-vertical-relative:text;mso-width-percent:0;mso-height-percent:0;mso-width-relative:page;mso-height-relative:page;v-text-anchor:top" o:gfxdata="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" adj="-4159,20169" strokecolor="red">
+              <v:shape w14:anchorId="4A6878E6" id="自选图形 25" o:spid="_x0000_s1031" type="#_x0000_t61" style="position:absolute;left:0;text-align:left;margin-left:259.5pt;margin-top:-10.35pt;width:87pt;height:46.8pt;z-index:251646976;visibility:visible;mso-wrap-style:square;mso-width-percent:0;mso-height-percent:0;mso-wrap-distance-left:9pt;mso-wrap-distance-top:0;mso-wrap-distance-right:9pt;mso-wrap-distance-bottom:0;mso-position-horizontal:absolute;mso-position-horizontal-relative:text;mso-position-vertical:absolute;mso-position-vertical-relative:text;mso-width-percent:0;mso-height-percent:0;mso-width-relative:page;mso-height-relative:page;v-text-anchor:top" o:gfxdata="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" adj="-4159,20169" strokecolor="red">
                 <v:textbox>
                   <w:txbxContent>
                     <w:p>
@@ -2823,7 +2470,7 @@
       </w:pPr>
       <w:r>
         <w:rPr>
-          <w:rFonts w:eastAsia="SimHei"/>
+          <w:rFonts w:eastAsia="黑体"/>
           <w:sz w:val="32"/>
           <w:szCs w:val="32"/>
         </w:rPr>
@@ -2831,7 +2478,7 @@
       </w:r>
       <w:r>
         <w:rPr>
-          <w:rFonts w:eastAsia="SimHei"/>
+          <w:rFonts w:eastAsia="黑体"/>
           <w:sz w:val="32"/>
           <w:szCs w:val="32"/>
         </w:rPr>
@@ -2839,7 +2486,7 @@
       </w:r>
       <w:r>
         <w:rPr>
-          <w:rFonts w:eastAsia="SimHei"/>
+          <w:rFonts w:eastAsia="黑体"/>
           <w:sz w:val="32"/>
           <w:szCs w:val="32"/>
         </w:rPr>
@@ -2865,8 +2512,8 @@
       <w:hyperlink w:anchor="_Toc186718748" w:history="1">
         <w:r>
           <w:rPr>
-            <w:rStyle w:val="Hyperlink"/>
-            <w:rFonts w:ascii="SimHei" w:hAnsi="SimHei"/>
+            <w:rStyle w:val="ae"/>
+            <w:rFonts w:ascii="黑体" w:hAnsi="黑体"/>
             <w:bCs/>
           </w:rPr>
           <w:t>摘 要</w:t>
@@ -2924,8 +2571,8 @@
       <w:hyperlink w:anchor="_Toc186718749" w:history="1">
         <w:r>
           <w:rPr>
-            <w:rStyle w:val="Hyperlink"/>
-            <w:rFonts w:ascii="SimHei" w:hAnsi="SimHei"/>
+            <w:rStyle w:val="ae"/>
+            <w:rFonts w:ascii="黑体" w:hAnsi="黑体"/>
             <w:bCs/>
           </w:rPr>
           <w:t>ABSTRACT</w:t>
@@ -2983,8 +2630,8 @@
       <w:hyperlink w:anchor="_Toc186718750" w:history="1">
         <w:r>
           <w:rPr>
-            <w:rStyle w:val="Hyperlink"/>
-            <w:rFonts w:ascii="SimHei" w:hAnsi="SimHei"/>
+            <w:rStyle w:val="ae"/>
+            <w:rFonts w:ascii="黑体" w:hAnsi="黑体"/>
           </w:rPr>
           <w:t>第1章  绪论</w:t>
         </w:r>
@@ -3046,14 +2693,14 @@
       <w:hyperlink w:anchor="_Toc186718751" w:history="1">
         <w:r>
           <w:rPr>
-            <w:rStyle w:val="Hyperlink"/>
+            <w:rStyle w:val="ae"/>
             <w:noProof/>
           </w:rPr>
           <w:t xml:space="preserve">1.1 </w:t>
         </w:r>
         <w:r>
           <w:rPr>
-            <w:rStyle w:val="Hyperlink"/>
+            <w:rStyle w:val="ae"/>
             <w:noProof/>
           </w:rPr>
           <w:t>项目背景</w:t>
@@ -3123,16 +2770,16 @@
       <w:hyperlink w:anchor="_Toc186718752" w:history="1">
         <w:r>
           <w:rPr>
-            <w:rStyle w:val="Hyperlink"/>
-            <w:rFonts w:eastAsia="SimHei"/>
+            <w:rStyle w:val="ae"/>
+            <w:rFonts w:eastAsia="黑体"/>
             <w:noProof/>
           </w:rPr>
           <w:t xml:space="preserve">1.1.1 </w:t>
         </w:r>
         <w:r>
           <w:rPr>
-            <w:rStyle w:val="Hyperlink"/>
-            <w:rFonts w:eastAsia="SimHei"/>
+            <w:rStyle w:val="ae"/>
+            <w:rFonts w:eastAsia="黑体"/>
             <w:noProof/>
           </w:rPr>
           <w:t>项目背景</w:t>
@@ -3202,16 +2849,16 @@
       <w:hyperlink w:anchor="_Toc186718753" w:history="1">
         <w:r>
           <w:rPr>
-            <w:rStyle w:val="Hyperlink"/>
-            <w:rFonts w:eastAsia="SimHei"/>
+            <w:rStyle w:val="ae"/>
+            <w:rFonts w:eastAsia="黑体"/>
             <w:noProof/>
           </w:rPr>
           <w:t xml:space="preserve">1.1.2 </w:t>
         </w:r>
         <w:r>
           <w:rPr>
-            <w:rStyle w:val="Hyperlink"/>
-            <w:rFonts w:eastAsia="SimHei"/>
+            <w:rStyle w:val="ae"/>
+            <w:rFonts w:eastAsia="黑体"/>
             <w:noProof/>
           </w:rPr>
           <w:t>项目目标及意义</w:t>
@@ -3277,43 +2924,43 @@
       <w:hyperlink w:anchor="_Toc186718754" w:history="1">
         <w:r>
           <w:rPr>
-            <w:rStyle w:val="Hyperlink"/>
+            <w:rStyle w:val="ae"/>
           </w:rPr>
           <w:t>第</w:t>
         </w:r>
         <w:r>
           <w:rPr>
-            <w:rStyle w:val="Hyperlink"/>
+            <w:rStyle w:val="ae"/>
           </w:rPr>
           <w:t>2</w:t>
         </w:r>
         <w:r>
           <w:rPr>
-            <w:rStyle w:val="Hyperlink"/>
+            <w:rStyle w:val="ae"/>
           </w:rPr>
           <w:t>章</w:t>
         </w:r>
         <w:r>
           <w:rPr>
-            <w:rStyle w:val="Hyperlink"/>
+            <w:rStyle w:val="ae"/>
           </w:rPr>
           <w:t xml:space="preserve"> </w:t>
         </w:r>
         <w:r>
           <w:rPr>
-            <w:rStyle w:val="Hyperlink"/>
+            <w:rStyle w:val="ae"/>
           </w:rPr>
           <w:t>基于</w:t>
         </w:r>
         <w:r>
           <w:rPr>
-            <w:rStyle w:val="Hyperlink"/>
+            <w:rStyle w:val="ae"/>
           </w:rPr>
           <w:t>LSTM</w:t>
         </w:r>
         <w:r>
           <w:rPr>
-            <w:rStyle w:val="Hyperlink"/>
+            <w:rStyle w:val="ae"/>
           </w:rPr>
           <w:t>模型的实体识别方法</w:t>
         </w:r>
@@ -3375,14 +3022,14 @@
       <w:hyperlink w:anchor="_Toc186718755" w:history="1">
         <w:r>
           <w:rPr>
-            <w:rStyle w:val="Hyperlink"/>
+            <w:rStyle w:val="ae"/>
             <w:noProof/>
           </w:rPr>
           <w:t xml:space="preserve">2.1 </w:t>
         </w:r>
         <w:r>
           <w:rPr>
-            <w:rStyle w:val="Hyperlink"/>
+            <w:rStyle w:val="ae"/>
             <w:noProof/>
           </w:rPr>
           <w:t>引言</w:t>
@@ -3452,16 +3099,16 @@
       <w:hyperlink w:anchor="_Toc186718756" w:history="1">
         <w:r>
           <w:rPr>
-            <w:rStyle w:val="Hyperlink"/>
-            <w:rFonts w:eastAsia="SimHei" w:hAnsi="SimSun"/>
+            <w:rStyle w:val="ae"/>
+            <w:rFonts w:eastAsia="黑体" w:hAnsi="宋体"/>
             <w:noProof/>
           </w:rPr>
           <w:t xml:space="preserve">2.1.1 </w:t>
         </w:r>
         <w:r>
           <w:rPr>
-            <w:rStyle w:val="Hyperlink"/>
-            <w:rFonts w:eastAsia="SimHei" w:hAnsi="SimSun"/>
+            <w:rStyle w:val="ae"/>
+            <w:rFonts w:eastAsia="黑体" w:hAnsi="宋体"/>
             <w:noProof/>
           </w:rPr>
           <w:t>问题提出</w:t>
@@ -3531,28 +3178,28 @@
       <w:hyperlink w:anchor="_Toc186718757" w:history="1">
         <w:r>
           <w:rPr>
-            <w:rStyle w:val="Hyperlink"/>
+            <w:rStyle w:val="ae"/>
             <w:noProof/>
           </w:rPr>
           <w:t xml:space="preserve">2.2 </w:t>
         </w:r>
         <w:r>
           <w:rPr>
-            <w:rStyle w:val="Hyperlink"/>
+            <w:rStyle w:val="ae"/>
             <w:noProof/>
           </w:rPr>
           <w:t>基于</w:t>
         </w:r>
         <w:r>
           <w:rPr>
-            <w:rStyle w:val="Hyperlink"/>
+            <w:rStyle w:val="ae"/>
             <w:noProof/>
           </w:rPr>
           <w:t>LSTM</w:t>
         </w:r>
         <w:r>
           <w:rPr>
-            <w:rStyle w:val="Hyperlink"/>
+            <w:rStyle w:val="ae"/>
             <w:noProof/>
           </w:rPr>
           <w:t>模型的实体识别方法</w:t>
@@ -3622,16 +3269,16 @@
       <w:hyperlink w:anchor="_Toc186718758" w:history="1">
         <w:r>
           <w:rPr>
-            <w:rStyle w:val="Hyperlink"/>
-            <w:rFonts w:eastAsia="SimHei"/>
+            <w:rStyle w:val="ae"/>
+            <w:rFonts w:eastAsia="黑体"/>
             <w:noProof/>
           </w:rPr>
           <w:t xml:space="preserve">2.2.1 </w:t>
         </w:r>
         <w:r>
           <w:rPr>
-            <w:rStyle w:val="Hyperlink"/>
-            <w:rFonts w:eastAsia="SimHei"/>
+            <w:rStyle w:val="ae"/>
+            <w:rFonts w:eastAsia="黑体"/>
             <w:noProof/>
           </w:rPr>
           <w:t>模型构建</w:t>
@@ -3701,16 +3348,16 @@
       <w:hyperlink w:anchor="_Toc186718759" w:history="1">
         <w:r>
           <w:rPr>
-            <w:rStyle w:val="Hyperlink"/>
-            <w:rFonts w:eastAsia="SimHei"/>
+            <w:rStyle w:val="ae"/>
+            <w:rFonts w:eastAsia="黑体"/>
             <w:noProof/>
           </w:rPr>
           <w:t xml:space="preserve">2.2.2 </w:t>
         </w:r>
         <w:r>
           <w:rPr>
-            <w:rStyle w:val="Hyperlink"/>
-            <w:rFonts w:eastAsia="SimHei"/>
+            <w:rStyle w:val="ae"/>
+            <w:rFonts w:eastAsia="黑体"/>
             <w:noProof/>
           </w:rPr>
           <w:t>算法及其复杂度分析</w:t>
@@ -3780,14 +3427,14 @@
       <w:hyperlink w:anchor="_Toc186718760" w:history="1">
         <w:r>
           <w:rPr>
-            <w:rStyle w:val="Hyperlink"/>
+            <w:rStyle w:val="ae"/>
             <w:noProof/>
           </w:rPr>
           <w:t xml:space="preserve">2.3 </w:t>
         </w:r>
         <w:r>
           <w:rPr>
-            <w:rStyle w:val="Hyperlink"/>
+            <w:rStyle w:val="ae"/>
             <w:noProof/>
           </w:rPr>
           <w:t>本章小结</w:t>
@@ -3853,31 +3500,31 @@
       <w:hyperlink w:anchor="_Toc186718761" w:history="1">
         <w:r>
           <w:rPr>
-            <w:rStyle w:val="Hyperlink"/>
+            <w:rStyle w:val="ae"/>
           </w:rPr>
           <w:t>第</w:t>
         </w:r>
         <w:r>
           <w:rPr>
-            <w:rStyle w:val="Hyperlink"/>
+            <w:rStyle w:val="ae"/>
           </w:rPr>
           <w:t>3</w:t>
         </w:r>
         <w:r>
           <w:rPr>
-            <w:rStyle w:val="Hyperlink"/>
+            <w:rStyle w:val="ae"/>
           </w:rPr>
           <w:t>章</w:t>
         </w:r>
         <w:r>
           <w:rPr>
-            <w:rStyle w:val="Hyperlink"/>
+            <w:rStyle w:val="ae"/>
           </w:rPr>
           <w:t xml:space="preserve"> </w:t>
         </w:r>
         <w:r>
           <w:rPr>
-            <w:rStyle w:val="Hyperlink"/>
+            <w:rStyle w:val="ae"/>
           </w:rPr>
           <w:t>总结与展望</w:t>
         </w:r>
@@ -3939,14 +3586,14 @@
       <w:hyperlink w:anchor="_Toc186718762" w:history="1">
         <w:r>
           <w:rPr>
-            <w:rStyle w:val="Hyperlink"/>
+            <w:rStyle w:val="ae"/>
             <w:noProof/>
           </w:rPr>
           <w:t xml:space="preserve">3.1 </w:t>
         </w:r>
         <w:r>
           <w:rPr>
-            <w:rStyle w:val="Hyperlink"/>
+            <w:rStyle w:val="ae"/>
             <w:noProof/>
           </w:rPr>
           <w:t>总结</w:t>
@@ -4016,14 +3663,14 @@
       <w:hyperlink w:anchor="_Toc186718763" w:history="1">
         <w:r>
           <w:rPr>
-            <w:rStyle w:val="Hyperlink"/>
+            <w:rStyle w:val="ae"/>
             <w:noProof/>
           </w:rPr>
           <w:t xml:space="preserve">3.2 </w:t>
         </w:r>
         <w:r>
           <w:rPr>
-            <w:rStyle w:val="Hyperlink"/>
+            <w:rStyle w:val="ae"/>
             <w:noProof/>
           </w:rPr>
           <w:t>展望</w:t>
@@ -4089,19 +3736,19 @@
       <w:hyperlink w:anchor="_Toc186718764" w:history="1">
         <w:r>
           <w:rPr>
-            <w:rStyle w:val="Hyperlink"/>
+            <w:rStyle w:val="ae"/>
           </w:rPr>
           <w:t>致</w:t>
         </w:r>
         <w:r>
           <w:rPr>
-            <w:rStyle w:val="Hyperlink"/>
+            <w:rStyle w:val="ae"/>
           </w:rPr>
           <w:t xml:space="preserve"> </w:t>
         </w:r>
         <w:r>
           <w:rPr>
-            <w:rStyle w:val="Hyperlink"/>
+            <w:rStyle w:val="ae"/>
           </w:rPr>
           <w:t>谢</w:t>
         </w:r>
@@ -4159,7 +3806,7 @@
       <w:hyperlink w:anchor="_Toc186718765" w:history="1">
         <w:r>
           <w:rPr>
-            <w:rStyle w:val="Hyperlink"/>
+            <w:rStyle w:val="ae"/>
           </w:rPr>
           <w:t>参考文献</w:t>
         </w:r>
@@ -4216,7 +3863,7 @@
       </w:pPr>
       <w:r>
         <w:rPr>
-          <w:rFonts w:eastAsia="SimHei"/>
+          <w:rFonts w:eastAsia="黑体"/>
           <w:color w:val="FF0000"/>
           <w:sz w:val="28"/>
         </w:rPr>
@@ -4320,7 +3967,7 @@
       </w:r>
       <w:r>
         <w:rPr>
-          <w:rFonts w:hAnsi="SimSun"/>
+          <w:rFonts w:hAnsi="宋体"/>
           <w:color w:val="FF0000"/>
         </w:rPr>
         <w:t>Ⅰ</w:t>
@@ -4333,7 +3980,7 @@
       </w:r>
       <w:r>
         <w:rPr>
-          <w:rFonts w:hAnsi="SimSun"/>
+          <w:rFonts w:hAnsi="宋体"/>
           <w:color w:val="FF0000"/>
         </w:rPr>
         <w:t>Ⅱ</w:t>
@@ -4346,14 +3993,14 @@
       </w:r>
       <w:r>
         <w:rPr>
-          <w:rFonts w:hAnsi="SimSun"/>
+          <w:rFonts w:hAnsi="宋体"/>
           <w:color w:val="FF0000"/>
         </w:rPr>
         <w:t>Ⅲ</w:t>
       </w:r>
       <w:r>
         <w:rPr>
-          <w:rFonts w:hAnsi="SimSun" w:hint="eastAsia"/>
+          <w:rFonts w:hAnsi="宋体" w:hint="eastAsia"/>
           <w:color w:val="FF0000"/>
         </w:rPr>
         <w:t>……</w:t>
@@ -4430,7 +4077,7 @@
       </w:r>
       <w:r>
         <w:rPr>
-          <w:rFonts w:hAnsi="SimSun" w:hint="eastAsia"/>
+          <w:rFonts w:hAnsi="宋体" w:hint="eastAsia"/>
           <w:color w:val="FF0000"/>
         </w:rPr>
         <w:t>……</w:t>
@@ -4734,7 +4381,7 @@
           <w:sz w:val="40"/>
         </w:rPr>
         <w:sectPr>
-          <w:headerReference w:type="default" r:id="rId11"/>
+          <w:headerReference w:type="default" r:id="rId17"/>
           <w:pgSz w:w="11907" w:h="16840"/>
           <w:pgMar w:top="1418" w:right="1247" w:bottom="1418" w:left="1985" w:header="851" w:footer="992" w:gutter="0"/>
           <w:pgNumType w:fmt="upperRoman"/>
@@ -4758,13 +4405,9 @@
         <w:t>、总结和展望</w:t>
       </w:r>
     </w:p>
-    <w:bookmarkStart w:id="2" w:name="_Toc216513400"/>
-    <w:bookmarkStart w:id="3" w:name="_Toc216513169"/>
-    <w:bookmarkStart w:id="4" w:name="_Toc216506815"/>
-    <w:bookmarkStart w:id="5" w:name="_Toc186718750"/>
-    <w:p>
-      <w:pPr>
-        <w:pStyle w:val="Heading1"/>
+    <w:p>
+      <w:pPr>
+        <w:pStyle w:val="1"/>
         <w:numPr>
           <w:ilvl w:val="0"/>
           <w:numId w:val="0"/>
@@ -4775,15 +4418,19 @@
         <w:spacing w:beforeLines="50" w:before="156" w:afterLines="50" w:after="156" w:line="400" w:lineRule="exact"/>
         <w:jc w:val="center"/>
         <w:rPr>
-          <w:rFonts w:ascii="Times New Roman" w:eastAsia="SimHei" w:hAnsi="Times New Roman"/>
+          <w:rFonts w:ascii="Times New Roman" w:eastAsia="黑体" w:hAnsi="Times New Roman"/>
           <w:b w:val="0"/>
           <w:sz w:val="32"/>
           <w:szCs w:val="32"/>
         </w:rPr>
       </w:pPr>
-      <w:r>
-        <w:rPr>
-          <w:rFonts w:ascii="Times New Roman" w:eastAsia="SimHei" w:hAnsi="Times New Roman"/>
+      <w:bookmarkStart w:id="2" w:name="_Toc216513400"/>
+      <w:bookmarkStart w:id="3" w:name="_Toc216513169"/>
+      <w:bookmarkStart w:id="4" w:name="_Toc216506815"/>
+      <w:bookmarkStart w:id="5" w:name="_Toc186718750"/>
+      <w:r>
+        <w:rPr>
+          <w:rFonts w:ascii="Times New Roman" w:eastAsia="黑体" w:hAnsi="Times New Roman"/>
           <w:b w:val="0"/>
           <w:noProof/>
           <w:sz w:val="32"/>
@@ -4843,14 +4490,14 @@
                           <w:p>
                             <w:pPr>
                               <w:rPr>
-                                <w:rFonts w:hAnsi="SimSun"/>
+                                <w:rFonts w:hAnsi="宋体"/>
                                 <w:color w:val="FF0000"/>
                                 <w:szCs w:val="21"/>
                               </w:rPr>
                             </w:pPr>
                             <w:r>
                               <w:rPr>
-                                <w:rFonts w:hAnsi="SimSun" w:hint="eastAsia"/>
+                                <w:rFonts w:hAnsi="宋体" w:hint="eastAsia"/>
                                 <w:color w:val="FF0000"/>
                                 <w:szCs w:val="21"/>
                               </w:rPr>
@@ -4858,7 +4505,7 @@
                             </w:r>
                             <w:r>
                               <w:rPr>
-                                <w:rFonts w:hAnsi="SimSun" w:hint="eastAsia"/>
+                                <w:rFonts w:hAnsi="宋体" w:hint="eastAsia"/>
                                 <w:color w:val="FF0000"/>
                                 <w:szCs w:val="21"/>
                               </w:rPr>
@@ -4866,7 +4513,7 @@
                             </w:r>
                             <w:r>
                               <w:rPr>
-                                <w:rFonts w:hAnsi="SimSun" w:hint="eastAsia"/>
+                                <w:rFonts w:hAnsi="宋体" w:hint="eastAsia"/>
                                 <w:color w:val="FF0000"/>
                                 <w:szCs w:val="21"/>
                               </w:rPr>
@@ -4890,7 +4537,7 @@
               </wp:anchor>
             </w:drawing>
           </mc:Choice>
-          <mc:Fallback xmlns:w16sdtfl="http://schemas.microsoft.com/office/word/2024/wordml/sdtformatlock">
+          <mc:Fallback>
             <w:pict>
               <v:shapetype w14:anchorId="24F2F71C" id="_x0000_t62" coordsize="21600,21600" o:spt="62" adj="1350,25920" path="m3600,qx,3600l0@8@12@24,0@9,,18000qy3600,21600l@6,21600@15@27@7,21600,18000,21600qx21600,18000l21600@9@18@30,21600@8,21600,3600qy18000,l@7,0@21@33@6,xe">
                 <v:stroke joinstyle="miter"/>
@@ -4937,7 +4584,7 @@
                   <v:h position="#0,#1"/>
                 </v:handles>
               </v:shapetype>
-              <v:shape id="自选图形 27" o:spid="_x0000_s1031" type="#_x0000_t62" style="position:absolute;left:0;text-align:left;margin-left:288.4pt;margin-top:.75pt;width:2in;height:39pt;z-index:251649024;visibility:visible;mso-wrap-style:square;mso-width-percent:0;mso-height-percent:0;mso-wrap-distance-left:9pt;mso-wrap-distance-top:0;mso-wrap-distance-right:9pt;mso-wrap-distance-bottom:0;mso-position-horizontal:absolute;mso-position-horizontal-relative:text;mso-position-vertical:absolute;mso-position-vertical-relative:text;mso-width-percent:0;mso-height-percent:0;mso-width-relative:page;mso-height-relative:page;v-text-anchor:top" o:gfxdata="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" adj="-4358,15397" strokecolor="red">
+              <v:shape id="自选图形 27" o:spid="_x0000_s1032" type="#_x0000_t62" style="position:absolute;left:0;text-align:left;margin-left:288.4pt;margin-top:.75pt;width:2in;height:39pt;z-index:251649024;visibility:visible;mso-wrap-style:square;mso-width-percent:0;mso-height-percent:0;mso-wrap-distance-left:9pt;mso-wrap-distance-top:0;mso-wrap-distance-right:9pt;mso-wrap-distance-bottom:0;mso-position-horizontal:absolute;mso-position-horizontal-relative:text;mso-position-vertical:absolute;mso-position-vertical-relative:text;mso-width-percent:0;mso-height-percent:0;mso-width-relative:page;mso-height-relative:page;v-text-anchor:top" o:gfxdata="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" adj="-4358,15397" strokecolor="red">
                 <v:textbox>
                   <w:txbxContent>
                     <w:p>
@@ -4982,7 +4629,7 @@
       </w:r>
       <w:r>
         <w:rPr>
-          <w:rFonts w:ascii="Times New Roman" w:eastAsia="SimHei" w:hAnsi="Times New Roman" w:hint="eastAsia"/>
+          <w:rFonts w:ascii="Times New Roman" w:eastAsia="黑体" w:hAnsi="Times New Roman" w:hint="eastAsia"/>
           <w:b w:val="0"/>
           <w:sz w:val="32"/>
           <w:szCs w:val="32"/>
@@ -4991,7 +4638,7 @@
       </w:r>
       <w:r>
         <w:rPr>
-          <w:rFonts w:ascii="Times New Roman" w:eastAsia="SimHei" w:hAnsi="Times New Roman"/>
+          <w:rFonts w:ascii="Times New Roman" w:eastAsia="黑体" w:hAnsi="Times New Roman"/>
           <w:b w:val="0"/>
           <w:noProof/>
           <w:sz w:val="32"/>
@@ -5056,14 +4703,14 @@
                           <w:p>
                             <w:pPr>
                               <w:rPr>
-                                <w:rFonts w:hAnsi="SimSun"/>
+                                <w:rFonts w:hAnsi="宋体"/>
                                 <w:color w:val="FF0000"/>
                                 <w:szCs w:val="21"/>
                               </w:rPr>
                             </w:pPr>
                             <w:r>
                               <w:rPr>
-                                <w:rFonts w:hAnsi="SimSun" w:hint="eastAsia"/>
+                                <w:rFonts w:hAnsi="宋体" w:hint="eastAsia"/>
                                 <w:color w:val="FF0000"/>
                                 <w:szCs w:val="21"/>
                               </w:rPr>
@@ -5087,9 +4734,9 @@
               </wp:anchor>
             </w:drawing>
           </mc:Choice>
-          <mc:Fallback xmlns:w16sdtfl="http://schemas.microsoft.com/office/word/2024/wordml/sdtformatlock">
+          <mc:Fallback>
             <w:pict>
-              <v:shape w14:anchorId="17FEA1B3" id="自选图形 34" o:spid="_x0000_s1032" type="#_x0000_t61" style="position:absolute;left:0;text-align:left;margin-left:311.25pt;margin-top:-40.8pt;width:70.5pt;height:23.4pt;z-index:251656192;visibility:visible;mso-wrap-style:square;mso-width-percent:0;mso-height-percent:0;mso-wrap-distance-left:9pt;mso-wrap-distance-top:0;mso-wrap-distance-right:9pt;mso-wrap-distance-bottom:0;mso-position-horizontal:absolute;mso-position-horizontal-relative:text;mso-position-vertical:absolute;mso-position-vertical-relative:text;mso-width-percent:0;mso-height-percent:0;mso-width-relative:page;mso-height-relative:page;v-text-anchor:top" o:gfxdata="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" adj="-4412,16108" filled="f" fillcolor="red" strokecolor="red">
+              <v:shape w14:anchorId="17FEA1B3" id="自选图形 34" o:spid="_x0000_s1033" type="#_x0000_t61" style="position:absolute;left:0;text-align:left;margin-left:311.25pt;margin-top:-40.8pt;width:70.5pt;height:23.4pt;z-index:251656192;visibility:visible;mso-wrap-style:square;mso-width-percent:0;mso-height-percent:0;mso-wrap-distance-left:9pt;mso-wrap-distance-top:0;mso-wrap-distance-right:9pt;mso-wrap-distance-bottom:0;mso-position-horizontal:absolute;mso-position-horizontal-relative:text;mso-position-vertical:absolute;mso-position-vertical-relative:text;mso-width-percent:0;mso-height-percent:0;mso-width-relative:page;mso-height-relative:page;v-text-anchor:top" o:gfxdata="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" adj="-4412,16108" filled="f" fillcolor="red" strokecolor="red">
                 <v:textbox>
                   <w:txbxContent>
                     <w:p>
@@ -5118,7 +4765,7 @@
       </w:r>
       <w:r>
         <w:rPr>
-          <w:rFonts w:ascii="Times New Roman" w:eastAsia="SimHei" w:hAnsi="Times New Roman"/>
+          <w:rFonts w:ascii="Times New Roman" w:eastAsia="黑体" w:hAnsi="Times New Roman"/>
           <w:b w:val="0"/>
           <w:sz w:val="32"/>
           <w:szCs w:val="32"/>
@@ -5127,7 +4774,7 @@
       </w:r>
       <w:r>
         <w:rPr>
-          <w:rFonts w:ascii="Times New Roman" w:eastAsia="SimHei" w:hAnsi="Times New Roman" w:hint="eastAsia"/>
+          <w:rFonts w:ascii="Times New Roman" w:eastAsia="黑体" w:hAnsi="Times New Roman" w:hint="eastAsia"/>
           <w:b w:val="0"/>
           <w:sz w:val="32"/>
           <w:szCs w:val="32"/>
@@ -5136,7 +4783,7 @@
       </w:r>
       <w:r>
         <w:rPr>
-          <w:rFonts w:ascii="Times New Roman" w:eastAsia="SimHei" w:hAnsi="Times New Roman"/>
+          <w:rFonts w:ascii="Times New Roman" w:eastAsia="黑体" w:hAnsi="Times New Roman"/>
           <w:b w:val="0"/>
           <w:sz w:val="32"/>
           <w:szCs w:val="32"/>
@@ -5148,7 +4795,7 @@
       <w:bookmarkEnd w:id="4"/>
       <w:r>
         <w:rPr>
-          <w:rFonts w:ascii="Times New Roman" w:eastAsia="SimHei" w:hAnsi="Times New Roman" w:hint="eastAsia"/>
+          <w:rFonts w:ascii="Times New Roman" w:eastAsia="黑体" w:hAnsi="Times New Roman" w:hint="eastAsia"/>
           <w:b w:val="0"/>
           <w:sz w:val="32"/>
           <w:szCs w:val="32"/>
@@ -5163,21 +4810,21 @@
         <w:ind w:firstLineChars="200" w:firstLine="480"/>
         <w:jc w:val="left"/>
         <w:rPr>
-          <w:rFonts w:ascii="SimSun" w:hAnsi="SimSun"/>
+          <w:rFonts w:ascii="宋体" w:hAnsi="宋体"/>
           <w:bCs/>
           <w:sz w:val="24"/>
         </w:rPr>
       </w:pPr>
       <w:r>
         <w:rPr>
-          <w:rFonts w:ascii="SimSun" w:hAnsi="SimSun" w:hint="eastAsia"/>
+          <w:rFonts w:ascii="宋体" w:hAnsi="宋体" w:hint="eastAsia"/>
           <w:sz w:val="24"/>
         </w:rPr>
         <w:t>当今金融、审计行业众多公司集体涌现，他们在进行风险评估时，往往没有官方的、可靠的征信数据可以依赖，更多时候需要各个公司建立自己的用户数据库，通过对用户历史数据进行分析，决定是否对新用户房贷或者予以项目立项。</w:t>
       </w:r>
       <w:r>
         <w:rPr>
-          <w:rFonts w:ascii="SimSun" w:hAnsi="SimSun" w:hint="eastAsia"/>
+          <w:rFonts w:ascii="宋体" w:hAnsi="宋体" w:hint="eastAsia"/>
           <w:bCs/>
           <w:sz w:val="24"/>
         </w:rPr>
@@ -5185,7 +4832,7 @@
       </w:r>
       <w:r>
         <w:rPr>
-          <w:rFonts w:ascii="SimSun" w:hAnsi="SimSun"/>
+          <w:rFonts w:ascii="宋体" w:hAnsi="宋体"/>
           <w:bCs/>
           <w:sz w:val="24"/>
         </w:rPr>
@@ -5198,7 +4845,7 @@
         <w:ind w:firstLineChars="200" w:firstLine="600"/>
         <w:jc w:val="left"/>
         <w:rPr>
-          <w:rFonts w:eastAsia="SimHei"/>
+          <w:rFonts w:eastAsia="黑体"/>
           <w:b/>
           <w:bCs/>
           <w:sz w:val="24"/>
@@ -5206,7 +4853,7 @@
       </w:pPr>
       <w:r>
         <w:rPr>
-          <w:rFonts w:eastAsia="SimHei"/>
+          <w:rFonts w:eastAsia="黑体"/>
           <w:bCs/>
           <w:noProof/>
           <w:sz w:val="30"/>
@@ -5265,14 +4912,14 @@
                           <w:p>
                             <w:pPr>
                               <w:rPr>
-                                <w:rFonts w:hAnsi="SimSun"/>
+                                <w:rFonts w:hAnsi="宋体"/>
                                 <w:color w:val="FF0000"/>
                                 <w:szCs w:val="21"/>
                               </w:rPr>
                             </w:pPr>
                             <w:r>
                               <w:rPr>
-                                <w:rFonts w:hAnsi="SimSun" w:hint="eastAsia"/>
+                                <w:rFonts w:hAnsi="宋体" w:hint="eastAsia"/>
                                 <w:color w:val="FF0000"/>
                                 <w:szCs w:val="21"/>
                               </w:rPr>
@@ -5296,9 +4943,9 @@
               </wp:anchor>
             </w:drawing>
           </mc:Choice>
-          <mc:Fallback xmlns:w16sdtfl="http://schemas.microsoft.com/office/word/2024/wordml/sdtformatlock">
+          <mc:Fallback>
             <w:pict>
-              <v:shape w14:anchorId="1E8E102B" id="自选图形 31" o:spid="_x0000_s1033" type="#_x0000_t62" style="position:absolute;left:0;text-align:left;margin-left:-42pt;margin-top:5.8pt;width:89.25pt;height:23.4pt;flip:y;z-index:251653120;visibility:visible;mso-wrap-style:square;mso-width-percent:0;mso-height-percent:0;mso-wrap-distance-left:9pt;mso-wrap-distance-top:0;mso-wrap-distance-right:9pt;mso-wrap-distance-bottom:0;mso-position-horizontal:absolute;mso-position-horizontal-relative:text;mso-position-vertical:absolute;mso-position-vertical-relative:text;mso-width-percent:0;mso-height-percent:0;mso-width-relative:page;mso-height-relative:page;v-text-anchor:top" o:gfxdata="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" adj="15368,-6831" strokecolor="red">
+              <v:shape w14:anchorId="1E8E102B" id="自选图形 31" o:spid="_x0000_s1034" type="#_x0000_t62" style="position:absolute;left:0;text-align:left;margin-left:-42pt;margin-top:5.8pt;width:89.25pt;height:23.4pt;flip:y;z-index:251653120;visibility:visible;mso-wrap-style:square;mso-width-percent:0;mso-height-percent:0;mso-wrap-distance-left:9pt;mso-wrap-distance-top:0;mso-wrap-distance-right:9pt;mso-wrap-distance-bottom:0;mso-position-horizontal:absolute;mso-position-horizontal-relative:text;mso-position-vertical:absolute;mso-position-vertical-relative:text;mso-width-percent:0;mso-height-percent:0;mso-width-relative:page;mso-height-relative:page;v-text-anchor:top" o:gfxdata="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" adj="15368,-6831" strokecolor="red">
                 <v:textbox>
                   <w:txbxContent>
                     <w:p>
@@ -5326,13 +4973,9 @@
         </mc:AlternateContent>
       </w:r>
     </w:p>
-    <w:bookmarkStart w:id="6" w:name="_Toc216513170"/>
-    <w:bookmarkStart w:id="7" w:name="_Toc216513401"/>
-    <w:bookmarkStart w:id="8" w:name="_Toc216506816"/>
-    <w:bookmarkStart w:id="9" w:name="_Toc186718751"/>
-    <w:p>
-      <w:pPr>
-        <w:pStyle w:val="Heading2"/>
+    <w:p>
+      <w:pPr>
+        <w:pStyle w:val="2"/>
         <w:numPr>
           <w:ilvl w:val="0"/>
           <w:numId w:val="0"/>
@@ -5345,6 +4988,10 @@
           <w:szCs w:val="30"/>
         </w:rPr>
       </w:pPr>
+      <w:bookmarkStart w:id="6" w:name="_Toc216513170"/>
+      <w:bookmarkStart w:id="7" w:name="_Toc216513401"/>
+      <w:bookmarkStart w:id="8" w:name="_Toc216506816"/>
+      <w:bookmarkStart w:id="9" w:name="_Toc186718751"/>
       <w:r>
         <w:rPr>
           <w:bCs w:val="0"/>
@@ -5403,14 +5050,14 @@
                           <w:p>
                             <w:pPr>
                               <w:rPr>
-                                <w:rFonts w:hAnsi="SimSun"/>
+                                <w:rFonts w:hAnsi="宋体"/>
                                 <w:color w:val="FF0000"/>
                                 <w:szCs w:val="21"/>
                               </w:rPr>
                             </w:pPr>
                             <w:r>
                               <w:rPr>
-                                <w:rFonts w:hAnsi="SimSun" w:hint="eastAsia"/>
+                                <w:rFonts w:hAnsi="宋体" w:hint="eastAsia"/>
                                 <w:color w:val="FF0000"/>
                                 <w:szCs w:val="21"/>
                               </w:rPr>
@@ -5418,7 +5065,7 @@
                             </w:r>
                             <w:r>
                               <w:rPr>
-                                <w:rFonts w:hAnsi="SimSun" w:hint="eastAsia"/>
+                                <w:rFonts w:hAnsi="宋体" w:hint="eastAsia"/>
                                 <w:color w:val="FF0000"/>
                                 <w:szCs w:val="21"/>
                               </w:rPr>
@@ -5426,7 +5073,7 @@
                             </w:r>
                             <w:r>
                               <w:rPr>
-                                <w:rFonts w:hAnsi="SimSun" w:hint="eastAsia"/>
+                                <w:rFonts w:hAnsi="宋体" w:hint="eastAsia"/>
                                 <w:color w:val="FF0000"/>
                                 <w:szCs w:val="21"/>
                               </w:rPr>
@@ -5434,7 +5081,7 @@
                             </w:r>
                             <w:r>
                               <w:rPr>
-                                <w:rFonts w:hAnsi="SimSun" w:hint="eastAsia"/>
+                                <w:rFonts w:hAnsi="宋体" w:hint="eastAsia"/>
                                 <w:color w:val="FF0000"/>
                                 <w:szCs w:val="21"/>
                               </w:rPr>
@@ -5442,7 +5089,7 @@
                             </w:r>
                             <w:r>
                               <w:rPr>
-                                <w:rFonts w:hAnsi="SimSun" w:hint="eastAsia"/>
+                                <w:rFonts w:hAnsi="宋体" w:hint="eastAsia"/>
                                 <w:color w:val="FF0000"/>
                                 <w:szCs w:val="21"/>
                               </w:rPr>
@@ -5466,9 +5113,9 @@
               </wp:anchor>
             </w:drawing>
           </mc:Choice>
-          <mc:Fallback xmlns:w16sdtfl="http://schemas.microsoft.com/office/word/2024/wordml/sdtformatlock">
+          <mc:Fallback>
             <w:pict>
-              <v:shape w14:anchorId="4B0F07AE" id="自选图形 30" o:spid="_x0000_s1034" type="#_x0000_t61" style="position:absolute;margin-left:315pt;margin-top:4.8pt;width:113.25pt;height:67.35pt;z-index:251652096;visibility:visible;mso-wrap-style:square;mso-width-percent:0;mso-height-percent:0;mso-wrap-distance-left:9pt;mso-wrap-distance-top:0;mso-wrap-distance-right:9pt;mso-wrap-distance-bottom:0;mso-position-horizontal:absolute;mso-position-horizontal-relative:text;mso-position-vertical:absolute;mso-position-vertical-relative:text;mso-width-percent:0;mso-height-percent:0;mso-width-relative:page;mso-height-relative:page;v-text-anchor:top" o:gfxdata="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" adj="-782,-13855" strokecolor="red">
+              <v:shape w14:anchorId="4B0F07AE" id="自选图形 30" o:spid="_x0000_s1035" type="#_x0000_t61" style="position:absolute;margin-left:315pt;margin-top:4.8pt;width:113.25pt;height:67.35pt;z-index:251652096;visibility:visible;mso-wrap-style:square;mso-width-percent:0;mso-height-percent:0;mso-wrap-distance-left:9pt;mso-wrap-distance-top:0;mso-wrap-distance-right:9pt;mso-wrap-distance-bottom:0;mso-position-horizontal:absolute;mso-position-horizontal-relative:text;mso-position-vertical:absolute;mso-position-vertical-relative:text;mso-width-percent:0;mso-height-percent:0;mso-width-relative:page;mso-height-relative:page;v-text-anchor:top" o:gfxdata="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" adj="-782,-13855" strokecolor="red">
                 <v:textbox>
                   <w:txbxContent>
                     <w:p>
@@ -5588,14 +5235,14 @@
                           <w:p>
                             <w:pPr>
                               <w:rPr>
-                                <w:rFonts w:hAnsi="SimSun"/>
+                                <w:rFonts w:hAnsi="宋体"/>
                                 <w:color w:val="FF0000"/>
                                 <w:szCs w:val="21"/>
                               </w:rPr>
                             </w:pPr>
                             <w:r>
                               <w:rPr>
-                                <w:rFonts w:hAnsi="SimSun" w:hint="eastAsia"/>
+                                <w:rFonts w:hAnsi="宋体" w:hint="eastAsia"/>
                                 <w:color w:val="FF0000"/>
                                 <w:szCs w:val="21"/>
                               </w:rPr>
@@ -5603,7 +5250,7 @@
                             </w:r>
                             <w:r>
                               <w:rPr>
-                                <w:rFonts w:hAnsi="SimSun" w:hint="eastAsia"/>
+                                <w:rFonts w:hAnsi="宋体" w:hint="eastAsia"/>
                                 <w:color w:val="FF0000"/>
                                 <w:szCs w:val="21"/>
                               </w:rPr>
@@ -5611,7 +5258,7 @@
                             </w:r>
                             <w:r>
                               <w:rPr>
-                                <w:rFonts w:hAnsi="SimSun" w:hint="eastAsia"/>
+                                <w:rFonts w:hAnsi="宋体" w:hint="eastAsia"/>
                                 <w:color w:val="FF0000"/>
                                 <w:szCs w:val="21"/>
                               </w:rPr>
@@ -5635,9 +5282,9 @@
               </wp:anchor>
             </w:drawing>
           </mc:Choice>
-          <mc:Fallback xmlns:w16sdtfl="http://schemas.microsoft.com/office/word/2024/wordml/sdtformatlock">
+          <mc:Fallback>
             <w:pict>
-              <v:shape w14:anchorId="1AA671AF" id="自选图形 28" o:spid="_x0000_s1035" type="#_x0000_t62" style="position:absolute;margin-left:129pt;margin-top:2.9pt;width:2in;height:39pt;z-index:251650048;visibility:visible;mso-wrap-style:square;mso-width-percent:0;mso-height-percent:0;mso-wrap-distance-left:9pt;mso-wrap-distance-top:0;mso-wrap-distance-right:9pt;mso-wrap-distance-bottom:0;mso-position-horizontal:absolute;mso-position-horizontal-relative:text;mso-position-vertical:absolute;mso-position-vertical-relative:text;mso-width-percent:0;mso-height-percent:0;mso-width-relative:page;mso-height-relative:page;v-text-anchor:top" o:gfxdata="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" adj="-6045,8335" strokecolor="red">
+              <v:shape w14:anchorId="1AA671AF" id="自选图形 28" o:spid="_x0000_s1036" type="#_x0000_t62" style="position:absolute;margin-left:129pt;margin-top:2.9pt;width:2in;height:39pt;z-index:251650048;visibility:visible;mso-wrap-style:square;mso-width-percent:0;mso-height-percent:0;mso-wrap-distance-left:9pt;mso-wrap-distance-top:0;mso-wrap-distance-right:9pt;mso-wrap-distance-bottom:0;mso-position-horizontal:absolute;mso-position-horizontal-relative:text;mso-position-vertical:absolute;mso-position-vertical-relative:text;mso-width-percent:0;mso-height-percent:0;mso-width-relative:page;mso-height-relative:page;v-text-anchor:top" o:gfxdata="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" adj="-6045,8335" strokecolor="red">
                 <v:textbox>
                   <w:txbxContent>
                     <w:p>
@@ -5654,18 +5301,8 @@
                           <w:color w:val="FF0000"/>
                           <w:szCs w:val="21"/>
                         </w:rPr>
-                        <w:t>二级标题，小三号黑体，</w:t>
+                        <w:t>二级标题，小三号黑体，段前</w:t>
                       </w:r>
-                      <w:proofErr w:type="gramStart"/>
-                      <w:r>
-                        <w:rPr>
-                          <w:rFonts w:hAnsi="宋体" w:hint="eastAsia"/>
-                          <w:color w:val="FF0000"/>
-                          <w:szCs w:val="21"/>
-                        </w:rPr>
-                        <w:t>段前</w:t>
-                      </w:r>
-                      <w:proofErr w:type="gramEnd"/>
                       <w:r>
                         <w:rPr>
                           <w:rFonts w:hAnsi="宋体" w:hint="eastAsia"/>
@@ -5718,31 +5355,31 @@
         <w:spacing w:line="400" w:lineRule="exact"/>
         <w:jc w:val="center"/>
         <w:rPr>
-          <w:rFonts w:eastAsia="SimHei"/>
+          <w:rFonts w:eastAsia="黑体"/>
           <w:b/>
           <w:bCs/>
           <w:sz w:val="24"/>
         </w:rPr>
       </w:pPr>
     </w:p>
-    <w:bookmarkStart w:id="10" w:name="_Toc216506817"/>
-    <w:bookmarkStart w:id="11" w:name="_Toc216513402"/>
-    <w:bookmarkStart w:id="12" w:name="_Toc216513171"/>
-    <w:bookmarkStart w:id="13" w:name="_Toc186718752"/>
-    <w:p>
-      <w:pPr>
-        <w:pStyle w:val="Heading3"/>
+    <w:p>
+      <w:pPr>
+        <w:pStyle w:val="3"/>
         <w:spacing w:before="0" w:after="0" w:line="400" w:lineRule="exact"/>
         <w:rPr>
-          <w:rFonts w:eastAsia="SimHei"/>
+          <w:rFonts w:eastAsia="黑体"/>
           <w:b w:val="0"/>
           <w:sz w:val="28"/>
           <w:szCs w:val="28"/>
         </w:rPr>
       </w:pPr>
-      <w:r>
-        <w:rPr>
-          <w:rFonts w:eastAsia="SimHei"/>
+      <w:bookmarkStart w:id="10" w:name="_Toc216506817"/>
+      <w:bookmarkStart w:id="11" w:name="_Toc216513402"/>
+      <w:bookmarkStart w:id="12" w:name="_Toc216513171"/>
+      <w:bookmarkStart w:id="13" w:name="_Toc186718752"/>
+      <w:r>
+        <w:rPr>
+          <w:rFonts w:eastAsia="黑体"/>
           <w:b w:val="0"/>
           <w:noProof/>
           <w:sz w:val="28"/>
@@ -5801,14 +5438,14 @@
                           <w:p>
                             <w:pPr>
                               <w:rPr>
-                                <w:rFonts w:hAnsi="SimSun"/>
+                                <w:rFonts w:hAnsi="宋体"/>
                                 <w:color w:val="FF0000"/>
                                 <w:szCs w:val="21"/>
                               </w:rPr>
                             </w:pPr>
                             <w:r>
                               <w:rPr>
-                                <w:rFonts w:hAnsi="SimSun" w:hint="eastAsia"/>
+                                <w:rFonts w:hAnsi="宋体" w:hint="eastAsia"/>
                                 <w:color w:val="FF0000"/>
                                 <w:szCs w:val="21"/>
                               </w:rPr>
@@ -5832,9 +5469,9 @@
               </wp:anchor>
             </w:drawing>
           </mc:Choice>
-          <mc:Fallback xmlns:w16sdtfl="http://schemas.microsoft.com/office/word/2024/wordml/sdtformatlock">
+          <mc:Fallback>
             <w:pict>
-              <v:shape w14:anchorId="7E640762" id="自选图形 29" o:spid="_x0000_s1036" type="#_x0000_t62" style="position:absolute;left:0;text-align:left;margin-left:189pt;margin-top:.4pt;width:108pt;height:39pt;z-index:251651072;visibility:visible;mso-wrap-style:square;mso-width-percent:0;mso-height-percent:0;mso-wrap-distance-left:9pt;mso-wrap-distance-top:0;mso-wrap-distance-right:9pt;mso-wrap-distance-bottom:0;mso-position-horizontal:absolute;mso-position-horizontal-relative:text;mso-position-vertical:absolute;mso-position-vertical-relative:text;mso-width-percent:0;mso-height-percent:0;mso-width-relative:page;mso-height-relative:page;v-text-anchor:top" o:gfxdata="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" adj="-8060,6674" strokecolor="red">
+              <v:shape w14:anchorId="7E640762" id="自选图形 29" o:spid="_x0000_s1037" type="#_x0000_t62" style="position:absolute;left:0;text-align:left;margin-left:189pt;margin-top:.4pt;width:108pt;height:39pt;z-index:251651072;visibility:visible;mso-wrap-style:square;mso-width-percent:0;mso-height-percent:0;mso-wrap-distance-left:9pt;mso-wrap-distance-top:0;mso-wrap-distance-right:9pt;mso-wrap-distance-bottom:0;mso-position-horizontal:absolute;mso-position-horizontal-relative:text;mso-position-vertical:absolute;mso-position-vertical-relative:text;mso-width-percent:0;mso-height-percent:0;mso-width-relative:page;mso-height-relative:page;v-text-anchor:top" o:gfxdata="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" adj="-8060,6674" strokecolor="red">
                 <v:textbox>
                   <w:txbxContent>
                     <w:p>
@@ -5863,7 +5500,7 @@
       </w:r>
       <w:r>
         <w:rPr>
-          <w:rFonts w:eastAsia="SimHei" w:hint="eastAsia"/>
+          <w:rFonts w:eastAsia="黑体" w:hint="eastAsia"/>
           <w:b w:val="0"/>
           <w:sz w:val="28"/>
           <w:szCs w:val="28"/>
@@ -5875,7 +5512,7 @@
       <w:bookmarkEnd w:id="12"/>
       <w:r>
         <w:rPr>
-          <w:rFonts w:eastAsia="SimHei" w:hint="eastAsia"/>
+          <w:rFonts w:eastAsia="黑体" w:hint="eastAsia"/>
           <w:b w:val="0"/>
           <w:sz w:val="28"/>
           <w:szCs w:val="28"/>
@@ -5893,24 +5530,24 @@
         </w:rPr>
       </w:pPr>
     </w:p>
-    <w:bookmarkStart w:id="14" w:name="_Toc216513403"/>
-    <w:bookmarkStart w:id="15" w:name="_Toc216513172"/>
-    <w:bookmarkStart w:id="16" w:name="_Toc216506818"/>
-    <w:bookmarkStart w:id="17" w:name="_Toc186718753"/>
-    <w:p>
-      <w:pPr>
-        <w:pStyle w:val="Heading3"/>
+    <w:p>
+      <w:pPr>
+        <w:pStyle w:val="3"/>
         <w:spacing w:before="0" w:after="0" w:line="400" w:lineRule="exact"/>
         <w:rPr>
-          <w:rFonts w:eastAsia="SimHei"/>
+          <w:rFonts w:eastAsia="黑体"/>
           <w:b w:val="0"/>
           <w:bCs w:val="0"/>
           <w:sz w:val="28"/>
         </w:rPr>
       </w:pPr>
-      <w:r>
-        <w:rPr>
-          <w:rFonts w:hAnsi="SimSun"/>
+      <w:bookmarkStart w:id="14" w:name="_Toc216513403"/>
+      <w:bookmarkStart w:id="15" w:name="_Toc216513172"/>
+      <w:bookmarkStart w:id="16" w:name="_Toc216506818"/>
+      <w:bookmarkStart w:id="17" w:name="_Toc186718753"/>
+      <w:r>
+        <w:rPr>
+          <w:rFonts w:hAnsi="宋体"/>
           <w:bCs w:val="0"/>
           <w:noProof/>
           <w:sz w:val="24"/>
@@ -5967,14 +5604,14 @@
                           <w:p>
                             <w:pPr>
                               <w:rPr>
-                                <w:rFonts w:hAnsi="SimSun"/>
+                                <w:rFonts w:hAnsi="宋体"/>
                                 <w:color w:val="FF0000"/>
                                 <w:szCs w:val="21"/>
                               </w:rPr>
                             </w:pPr>
                             <w:r>
                               <w:rPr>
-                                <w:rFonts w:hAnsi="SimSun" w:hint="eastAsia"/>
+                                <w:rFonts w:hAnsi="宋体" w:hint="eastAsia"/>
                                 <w:color w:val="FF0000"/>
                                 <w:szCs w:val="21"/>
                               </w:rPr>
@@ -5982,7 +5619,7 @@
                             </w:r>
                             <w:r>
                               <w:rPr>
-                                <w:rFonts w:hAnsi="SimSun"/>
+                                <w:rFonts w:hAnsi="宋体"/>
                                 <w:color w:val="FF0000"/>
                                 <w:szCs w:val="21"/>
                               </w:rPr>
@@ -5990,7 +5627,7 @@
                             </w:r>
                             <w:r>
                               <w:rPr>
-                                <w:rFonts w:hAnsi="SimSun" w:hint="eastAsia"/>
+                                <w:rFonts w:hAnsi="宋体" w:hint="eastAsia"/>
                                 <w:color w:val="FF0000"/>
                                 <w:szCs w:val="21"/>
                               </w:rPr>
@@ -5998,7 +5635,7 @@
                             </w:r>
                             <w:r>
                               <w:rPr>
-                                <w:rFonts w:hAnsi="SimSun" w:hint="eastAsia"/>
+                                <w:rFonts w:hAnsi="宋体" w:hint="eastAsia"/>
                                 <w:color w:val="FF0000"/>
                                 <w:szCs w:val="21"/>
                               </w:rPr>
@@ -6006,7 +5643,7 @@
                             </w:r>
                             <w:r>
                               <w:rPr>
-                                <w:rFonts w:hAnsi="SimSun" w:hint="eastAsia"/>
+                                <w:rFonts w:hAnsi="宋体" w:hint="eastAsia"/>
                                 <w:color w:val="FF0000"/>
                                 <w:szCs w:val="21"/>
                               </w:rPr>
@@ -6014,7 +5651,7 @@
                             </w:r>
                             <w:r>
                               <w:rPr>
-                                <w:rFonts w:hAnsi="SimSun" w:hint="eastAsia"/>
+                                <w:rFonts w:hAnsi="宋体" w:hint="eastAsia"/>
                                 <w:color w:val="FF0000"/>
                                 <w:szCs w:val="21"/>
                               </w:rPr>
@@ -6022,7 +5659,7 @@
                             </w:r>
                             <w:r>
                               <w:rPr>
-                                <w:rFonts w:hAnsi="SimSun"/>
+                                <w:rFonts w:hAnsi="宋体"/>
                                 <w:color w:val="FF0000"/>
                                 <w:szCs w:val="21"/>
                               </w:rPr>
@@ -6030,7 +5667,7 @@
                             </w:r>
                             <w:r>
                               <w:rPr>
-                                <w:rFonts w:hAnsi="SimSun" w:hint="eastAsia"/>
+                                <w:rFonts w:hAnsi="宋体" w:hint="eastAsia"/>
                                 <w:color w:val="FF0000"/>
                                 <w:szCs w:val="21"/>
                               </w:rPr>
@@ -6038,7 +5675,7 @@
                             </w:r>
                             <w:r>
                               <w:rPr>
-                                <w:rFonts w:hAnsi="SimSun" w:hint="eastAsia"/>
+                                <w:rFonts w:hAnsi="宋体" w:hint="eastAsia"/>
                                 <w:color w:val="FF0000"/>
                                 <w:szCs w:val="21"/>
                               </w:rPr>
@@ -6046,7 +5683,7 @@
                             </w:r>
                             <w:r>
                               <w:rPr>
-                                <w:rFonts w:hAnsi="SimSun" w:hint="eastAsia"/>
+                                <w:rFonts w:hAnsi="宋体" w:hint="eastAsia"/>
                                 <w:color w:val="FF0000"/>
                                 <w:szCs w:val="21"/>
                               </w:rPr>
@@ -6054,7 +5691,7 @@
                             </w:r>
                             <w:r>
                               <w:rPr>
-                                <w:rFonts w:hAnsi="SimSun"/>
+                                <w:rFonts w:hAnsi="宋体"/>
                                 <w:color w:val="FF0000"/>
                                 <w:szCs w:val="21"/>
                               </w:rPr>
@@ -6062,7 +5699,7 @@
                             </w:r>
                             <w:r>
                               <w:rPr>
-                                <w:rFonts w:hAnsi="SimSun" w:hint="eastAsia"/>
+                                <w:rFonts w:hAnsi="宋体" w:hint="eastAsia"/>
                                 <w:color w:val="FF0000"/>
                                 <w:szCs w:val="21"/>
                               </w:rPr>
@@ -6070,7 +5707,7 @@
                             </w:r>
                             <w:r>
                               <w:rPr>
-                                <w:rFonts w:hAnsi="SimSun" w:hint="eastAsia"/>
+                                <w:rFonts w:hAnsi="宋体" w:hint="eastAsia"/>
                                 <w:color w:val="FF0000"/>
                                 <w:szCs w:val="21"/>
                               </w:rPr>
@@ -6078,7 +5715,7 @@
                             </w:r>
                             <w:r>
                               <w:rPr>
-                                <w:rFonts w:hAnsi="SimSun" w:hint="eastAsia"/>
+                                <w:rFonts w:hAnsi="宋体" w:hint="eastAsia"/>
                                 <w:color w:val="FF0000"/>
                                 <w:szCs w:val="21"/>
                               </w:rPr>
@@ -6086,7 +5723,7 @@
                             </w:r>
                             <w:r>
                               <w:rPr>
-                                <w:rFonts w:hAnsi="SimSun"/>
+                                <w:rFonts w:hAnsi="宋体"/>
                                 <w:color w:val="FF0000"/>
                                 <w:szCs w:val="21"/>
                               </w:rPr>
@@ -6094,7 +5731,7 @@
                             </w:r>
                             <w:r>
                               <w:rPr>
-                                <w:rFonts w:hAnsi="SimSun" w:hint="eastAsia"/>
+                                <w:rFonts w:hAnsi="宋体" w:hint="eastAsia"/>
                                 <w:color w:val="FF0000"/>
                                 <w:szCs w:val="21"/>
                               </w:rPr>
@@ -6102,7 +5739,7 @@
                             </w:r>
                             <w:r>
                               <w:rPr>
-                                <w:rFonts w:hAnsi="SimSun" w:hint="eastAsia"/>
+                                <w:rFonts w:hAnsi="宋体" w:hint="eastAsia"/>
                                 <w:color w:val="FF0000"/>
                                 <w:szCs w:val="21"/>
                               </w:rPr>
@@ -6126,9 +5763,9 @@
               </wp:anchor>
             </w:drawing>
           </mc:Choice>
-          <mc:Fallback xmlns:w16sdtfl="http://schemas.microsoft.com/office/word/2024/wordml/sdtformatlock">
+          <mc:Fallback>
             <w:pict>
-              <v:shape w14:anchorId="5E7C3F5F" id="自选图形 40" o:spid="_x0000_s1037" type="#_x0000_t61" style="position:absolute;left:0;text-align:left;margin-left:273pt;margin-top:18.4pt;width:117pt;height:140.4pt;flip:y;z-index:251661312;visibility:visible;mso-wrap-style:square;mso-width-percent:0;mso-height-percent:0;mso-wrap-distance-left:9pt;mso-wrap-distance-top:0;mso-wrap-distance-right:9pt;mso-wrap-distance-bottom:0;mso-position-horizontal:absolute;mso-position-horizontal-relative:text;mso-position-vertical:absolute;mso-position-vertical-relative:text;mso-width-percent:0;mso-height-percent:0;mso-width-relative:page;mso-height-relative:page;v-text-anchor:top" o:gfxdata="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" adj="-37,12923" strokecolor="red">
+              <v:shape w14:anchorId="5E7C3F5F" id="自选图形 40" o:spid="_x0000_s1038" type="#_x0000_t61" style="position:absolute;left:0;text-align:left;margin-left:273pt;margin-top:18.4pt;width:117pt;height:140.4pt;flip:y;z-index:251661312;visibility:visible;mso-wrap-style:square;mso-width-percent:0;mso-height-percent:0;mso-wrap-distance-left:9pt;mso-wrap-distance-top:0;mso-wrap-distance-right:9pt;mso-wrap-distance-bottom:0;mso-position-horizontal:absolute;mso-position-horizontal-relative:text;mso-position-vertical:absolute;mso-position-vertical-relative:text;mso-width-percent:0;mso-height-percent:0;mso-width-relative:page;mso-height-relative:page;v-text-anchor:top" o:gfxdata="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" adj="-37,12923" strokecolor="red">
                 <v:textbox>
                   <w:txbxContent>
                     <w:p>
@@ -6285,7 +5922,7 @@
       </w:r>
       <w:r>
         <w:rPr>
-          <w:rFonts w:eastAsia="SimHei" w:hint="eastAsia"/>
+          <w:rFonts w:eastAsia="黑体" w:hint="eastAsia"/>
           <w:b w:val="0"/>
           <w:sz w:val="28"/>
           <w:szCs w:val="28"/>
@@ -6297,7 +5934,7 @@
       <w:bookmarkEnd w:id="16"/>
       <w:r>
         <w:rPr>
-          <w:rFonts w:eastAsia="SimHei" w:hint="eastAsia"/>
+          <w:rFonts w:eastAsia="黑体" w:hint="eastAsia"/>
           <w:b w:val="0"/>
           <w:sz w:val="28"/>
           <w:szCs w:val="28"/>
@@ -6310,7 +5947,7 @@
       <w:pPr>
         <w:spacing w:line="400" w:lineRule="exact"/>
         <w:rPr>
-          <w:rFonts w:hAnsi="SimSun"/>
+          <w:rFonts w:hAnsi="宋体"/>
           <w:bCs/>
           <w:sz w:val="24"/>
         </w:rPr>
@@ -6320,7 +5957,7 @@
       <w:pPr>
         <w:spacing w:line="400" w:lineRule="exact"/>
         <w:rPr>
-          <w:rFonts w:hAnsi="SimSun"/>
+          <w:rFonts w:hAnsi="宋体"/>
           <w:bCs/>
           <w:sz w:val="24"/>
         </w:rPr>
@@ -6330,14 +5967,14 @@
       <w:pPr>
         <w:spacing w:line="360" w:lineRule="auto"/>
         <w:rPr>
-          <w:rFonts w:hAnsi="SimSun"/>
+          <w:rFonts w:hAnsi="宋体"/>
           <w:bCs/>
           <w:sz w:val="24"/>
         </w:rPr>
       </w:pPr>
       <w:r>
         <w:rPr>
-          <w:rFonts w:hAnsi="SimSun"/>
+          <w:rFonts w:hAnsi="宋体"/>
           <w:bCs/>
           <w:sz w:val="24"/>
         </w:rPr>
@@ -6352,7 +5989,7 @@
       </w:r>
       <w:r>
         <w:rPr>
-          <w:rFonts w:hAnsi="SimSun"/>
+          <w:rFonts w:hAnsi="宋体"/>
           <w:bCs/>
           <w:sz w:val="24"/>
         </w:rPr>
@@ -6364,14 +6001,14 @@
         <w:spacing w:line="360" w:lineRule="auto"/>
         <w:jc w:val="right"/>
         <w:rPr>
-          <w:rFonts w:eastAsia="SimHei"/>
+          <w:rFonts w:eastAsia="黑体"/>
           <w:bCs/>
           <w:sz w:val="24"/>
         </w:rPr>
       </w:pPr>
       <w:r>
         <w:rPr>
-          <w:rFonts w:eastAsia="SimHei"/>
+          <w:rFonts w:eastAsia="黑体"/>
           <w:b/>
           <w:bCs/>
           <w:noProof/>
@@ -6398,15 +6035,15 @@
             <v:path o:extrusionok="f" gradientshapeok="t" o:connecttype="rect"/>
             <o:lock v:ext="edit" aspectratio="t"/>
           </v:shapetype>
-          <v:shape id="对象 4" o:spid="_x0000_i1026" type="#_x0000_t75" alt="" style="width:67.8pt;height:34.95pt;mso-width-percent:0;mso-height-percent:0;mso-position-horizontal-relative:page;mso-position-vertical-relative:page;mso-width-percent:0;mso-height-percent:0" o:ole="">
-            <v:imagedata r:id="rId12" o:title=""/>
+          <v:shape id="对象 4" o:spid="_x0000_i1025" type="#_x0000_t75" alt="" style="width:67.8pt;height:34.95pt;mso-width-percent:0;mso-height-percent:0;mso-position-horizontal-relative:page;mso-position-vertical-relative:page;mso-width-percent:0;mso-height-percent:0" o:ole="">
+            <v:imagedata r:id="rId18" o:title=""/>
           </v:shape>
-          <o:OLEObject Type="Embed" ProgID="Equation.3" ShapeID="对象 4" DrawAspect="Content" ObjectID="_1843712817" r:id="rId13"/>
+          <o:OLEObject Type="Embed" ProgID="Equation.3" ShapeID="对象 4" DrawAspect="Content" ObjectID="_1844251377" r:id="rId19"/>
         </w:object>
       </w:r>
       <w:r>
         <w:rPr>
-          <w:rFonts w:eastAsia="SimHei" w:hint="eastAsia"/>
+          <w:rFonts w:eastAsia="黑体" w:hint="eastAsia"/>
           <w:b/>
           <w:bCs/>
           <w:sz w:val="24"/>
@@ -6415,7 +6052,7 @@
       </w:r>
       <w:r>
         <w:rPr>
-          <w:rFonts w:eastAsia="SimHei" w:hint="eastAsia"/>
+          <w:rFonts w:eastAsia="黑体" w:hint="eastAsia"/>
           <w:bCs/>
           <w:sz w:val="24"/>
         </w:rPr>
@@ -6423,7 +6060,7 @@
       </w:r>
       <w:r>
         <w:rPr>
-          <w:rFonts w:eastAsia="SimHei" w:hint="eastAsia"/>
+          <w:rFonts w:eastAsia="黑体" w:hint="eastAsia"/>
           <w:bCs/>
           <w:sz w:val="24"/>
         </w:rPr>
@@ -6431,7 +6068,7 @@
       </w:r>
       <w:r>
         <w:rPr>
-          <w:rFonts w:ascii="SimSun" w:hAnsi="SimSun" w:hint="eastAsia"/>
+          <w:rFonts w:ascii="宋体" w:hAnsi="宋体" w:hint="eastAsia"/>
           <w:bCs/>
           <w:sz w:val="24"/>
         </w:rPr>
@@ -6439,7 +6076,7 @@
       </w:r>
       <w:r>
         <w:rPr>
-          <w:rFonts w:eastAsia="SimHei" w:hint="eastAsia"/>
+          <w:rFonts w:eastAsia="黑体" w:hint="eastAsia"/>
           <w:bCs/>
           <w:sz w:val="24"/>
         </w:rPr>
@@ -6447,7 +6084,7 @@
       </w:r>
       <w:r>
         <w:rPr>
-          <w:rFonts w:eastAsia="SimHei" w:hint="eastAsia"/>
+          <w:rFonts w:eastAsia="黑体" w:hint="eastAsia"/>
           <w:bCs/>
           <w:sz w:val="24"/>
         </w:rPr>
@@ -6458,14 +6095,14 @@
       <w:pPr>
         <w:spacing w:line="400" w:lineRule="exact"/>
         <w:rPr>
-          <w:rFonts w:ascii="SimSun" w:hAnsi="SimSun"/>
+          <w:rFonts w:ascii="宋体" w:hAnsi="宋体"/>
           <w:bCs/>
           <w:sz w:val="24"/>
         </w:rPr>
       </w:pPr>
       <w:r>
         <w:rPr>
-          <w:rFonts w:ascii="SimSun" w:hAnsi="SimSun" w:hint="eastAsia"/>
+          <w:rFonts w:ascii="宋体" w:hAnsi="宋体" w:hint="eastAsia"/>
           <w:bCs/>
           <w:sz w:val="24"/>
         </w:rPr>
@@ -6477,14 +6114,14 @@
         <w:spacing w:line="400" w:lineRule="exact"/>
         <w:jc w:val="right"/>
         <w:rPr>
-          <w:rFonts w:eastAsia="SimHei"/>
+          <w:rFonts w:eastAsia="黑体"/>
           <w:bCs/>
           <w:sz w:val="24"/>
         </w:rPr>
       </w:pPr>
       <w:r>
         <w:rPr>
-          <w:rFonts w:eastAsia="SimHei"/>
+          <w:rFonts w:eastAsia="黑体"/>
           <w:b/>
           <w:bCs/>
           <w:noProof/>
@@ -6492,15 +6129,15 @@
           <w:sz w:val="24"/>
         </w:rPr>
         <w:object w:dxaOrig="1801" w:dyaOrig="359" w14:anchorId="4063F92B">
-          <v:shape id="对象 5" o:spid="_x0000_i1025" type="#_x0000_t75" alt="" style="width:97.9pt;height:18.85pt;mso-width-percent:0;mso-height-percent:0;mso-position-horizontal-relative:page;mso-position-vertical-relative:page;mso-width-percent:0;mso-height-percent:0" o:ole="">
-            <v:imagedata r:id="rId14" o:title=""/>
+          <v:shape id="对象 5" o:spid="_x0000_i1026" type="#_x0000_t75" alt="" style="width:97.9pt;height:18.85pt;mso-width-percent:0;mso-height-percent:0;mso-position-horizontal-relative:page;mso-position-vertical-relative:page;mso-width-percent:0;mso-height-percent:0" o:ole="">
+            <v:imagedata r:id="rId20" o:title=""/>
           </v:shape>
-          <o:OLEObject Type="Embed" ProgID="Equation.3" ShapeID="对象 5" DrawAspect="Content" ObjectID="_1843712818" r:id="rId15"/>
+          <o:OLEObject Type="Embed" ProgID="Equation.3" ShapeID="对象 5" DrawAspect="Content" ObjectID="_1844251378" r:id="rId21"/>
         </w:object>
       </w:r>
       <w:r>
         <w:rPr>
-          <w:rFonts w:eastAsia="SimHei" w:hint="eastAsia"/>
+          <w:rFonts w:eastAsia="黑体" w:hint="eastAsia"/>
           <w:b/>
           <w:bCs/>
           <w:sz w:val="24"/>
@@ -6509,7 +6146,7 @@
       </w:r>
       <w:r>
         <w:rPr>
-          <w:rFonts w:eastAsia="SimHei"/>
+          <w:rFonts w:eastAsia="黑体"/>
           <w:bCs/>
           <w:sz w:val="24"/>
         </w:rPr>
@@ -6517,7 +6154,7 @@
       </w:r>
       <w:r>
         <w:rPr>
-          <w:rFonts w:eastAsia="SimHei" w:hint="eastAsia"/>
+          <w:rFonts w:eastAsia="黑体" w:hint="eastAsia"/>
           <w:bCs/>
           <w:sz w:val="24"/>
         </w:rPr>
@@ -6525,7 +6162,7 @@
       </w:r>
       <w:r>
         <w:rPr>
-          <w:rFonts w:ascii="SimSun" w:hAnsi="SimSun" w:hint="eastAsia"/>
+          <w:rFonts w:ascii="宋体" w:hAnsi="宋体" w:hint="eastAsia"/>
           <w:bCs/>
           <w:sz w:val="24"/>
         </w:rPr>
@@ -6533,7 +6170,7 @@
       </w:r>
       <w:r>
         <w:rPr>
-          <w:rFonts w:eastAsia="SimHei"/>
+          <w:rFonts w:eastAsia="黑体"/>
           <w:bCs/>
           <w:sz w:val="24"/>
         </w:rPr>
@@ -6541,7 +6178,7 @@
       </w:r>
       <w:r>
         <w:rPr>
-          <w:rFonts w:eastAsia="SimHei"/>
+          <w:rFonts w:eastAsia="黑体"/>
           <w:bCs/>
           <w:sz w:val="24"/>
         </w:rPr>
@@ -6552,14 +6189,14 @@
       <w:pPr>
         <w:spacing w:line="400" w:lineRule="exact"/>
         <w:rPr>
-          <w:rFonts w:ascii="SimSun" w:hAnsi="SimSun"/>
+          <w:rFonts w:ascii="宋体" w:hAnsi="宋体"/>
           <w:bCs/>
           <w:sz w:val="24"/>
         </w:rPr>
       </w:pPr>
       <w:r>
         <w:rPr>
-          <w:rFonts w:ascii="SimSun" w:hAnsi="SimSun" w:hint="eastAsia"/>
+          <w:rFonts w:ascii="宋体" w:hAnsi="宋体" w:hint="eastAsia"/>
           <w:bCs/>
           <w:noProof/>
           <w:sz w:val="24"/>
@@ -6616,14 +6253,14 @@
                           <w:p>
                             <w:pPr>
                               <w:rPr>
-                                <w:rFonts w:hAnsi="SimSun"/>
+                                <w:rFonts w:hAnsi="宋体"/>
                                 <w:color w:val="FF0000"/>
                                 <w:szCs w:val="21"/>
                               </w:rPr>
                             </w:pPr>
                             <w:r>
                               <w:rPr>
-                                <w:rFonts w:hAnsi="SimSun" w:hint="eastAsia"/>
+                                <w:rFonts w:hAnsi="宋体" w:hint="eastAsia"/>
                                 <w:color w:val="FF0000"/>
                                 <w:szCs w:val="21"/>
                               </w:rPr>
@@ -6631,7 +6268,7 @@
                             </w:r>
                             <w:r>
                               <w:rPr>
-                                <w:rFonts w:hAnsi="SimSun" w:hint="eastAsia"/>
+                                <w:rFonts w:hAnsi="宋体" w:hint="eastAsia"/>
                                 <w:color w:val="FF0000"/>
                                 <w:szCs w:val="21"/>
                               </w:rPr>
@@ -6639,7 +6276,7 @@
                             </w:r>
                             <w:r>
                               <w:rPr>
-                                <w:rFonts w:hAnsi="SimSun" w:hint="eastAsia"/>
+                                <w:rFonts w:hAnsi="宋体" w:hint="eastAsia"/>
                                 <w:color w:val="FF0000"/>
                                 <w:szCs w:val="21"/>
                               </w:rPr>
@@ -6663,9 +6300,9 @@
               </wp:anchor>
             </w:drawing>
           </mc:Choice>
-          <mc:Fallback xmlns:w16sdtfl="http://schemas.microsoft.com/office/word/2024/wordml/sdtformatlock">
+          <mc:Fallback>
             <w:pict>
-              <v:shape w14:anchorId="5F981A9E" id="自选图形 33" o:spid="_x0000_s1038" type="#_x0000_t61" style="position:absolute;left:0;text-align:left;margin-left:251.25pt;margin-top:4.95pt;width:189.75pt;height:39pt;z-index:251655168;visibility:visible;mso-wrap-style:square;mso-width-percent:0;mso-height-percent:0;mso-wrap-distance-left:9pt;mso-wrap-distance-top:0;mso-wrap-distance-right:9pt;mso-wrap-distance-bottom:0;mso-position-horizontal:absolute;mso-position-horizontal-relative:text;mso-position-vertical:absolute;mso-position-vertical-relative:text;mso-width-percent:0;mso-height-percent:0;mso-width-relative:page;mso-height-relative:page;v-text-anchor:top" o:gfxdata="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" adj="-4872,26418" strokecolor="red">
+              <v:shape w14:anchorId="5F981A9E" id="自选图形 33" o:spid="_x0000_s1039" type="#_x0000_t61" style="position:absolute;left:0;text-align:left;margin-left:251.25pt;margin-top:4.95pt;width:189.75pt;height:39pt;z-index:251655168;visibility:visible;mso-wrap-style:square;mso-width-percent:0;mso-height-percent:0;mso-wrap-distance-left:9pt;mso-wrap-distance-top:0;mso-wrap-distance-right:9pt;mso-wrap-distance-bottom:0;mso-position-horizontal:absolute;mso-position-horizontal-relative:text;mso-position-vertical:absolute;mso-position-vertical-relative:text;mso-width-percent:0;mso-height-percent:0;mso-width-relative:page;mso-height-relative:page;v-text-anchor:top" o:gfxdata="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" adj="-4872,26418" strokecolor="red">
                 <v:textbox>
                   <w:txbxContent>
                     <w:p>
@@ -6713,14 +6350,14 @@
       <w:pPr>
         <w:spacing w:line="400" w:lineRule="exact"/>
         <w:rPr>
-          <w:rFonts w:ascii="SimSun" w:hAnsi="SimSun"/>
+          <w:rFonts w:ascii="宋体" w:hAnsi="宋体"/>
           <w:bCs/>
           <w:sz w:val="24"/>
         </w:rPr>
       </w:pPr>
       <w:r>
         <w:rPr>
-          <w:rFonts w:ascii="SimSun" w:hAnsi="SimSun" w:hint="eastAsia"/>
+          <w:rFonts w:ascii="宋体" w:hAnsi="宋体" w:hint="eastAsia"/>
           <w:bCs/>
           <w:sz w:val="24"/>
         </w:rPr>
@@ -6732,14 +6369,14 @@
         <w:spacing w:line="400" w:lineRule="exact"/>
         <w:jc w:val="center"/>
         <w:rPr>
-          <w:rFonts w:hAnsi="SimSun"/>
+          <w:rFonts w:hAnsi="宋体"/>
           <w:bCs/>
           <w:szCs w:val="21"/>
         </w:rPr>
       </w:pPr>
       <w:r>
         <w:rPr>
-          <w:rFonts w:hAnsi="SimSun"/>
+          <w:rFonts w:hAnsi="宋体"/>
           <w:bCs/>
           <w:szCs w:val="21"/>
         </w:rPr>
@@ -6755,7 +6392,7 @@
       </w:r>
       <w:r>
         <w:rPr>
-          <w:rFonts w:ascii="SimSun" w:hAnsi="SimSun"/>
+          <w:rFonts w:ascii="宋体" w:hAnsi="宋体"/>
           <w:szCs w:val="21"/>
         </w:rPr>
         <w:t>-</w:t>
@@ -6769,7 +6406,7 @@
       </w:r>
       <w:r>
         <w:rPr>
-          <w:rFonts w:hAnsi="SimSun"/>
+          <w:rFonts w:hAnsi="宋体"/>
           <w:bCs/>
           <w:szCs w:val="21"/>
         </w:rPr>
@@ -6807,7 +6444,7 @@
               <w:spacing w:line="400" w:lineRule="exact"/>
               <w:jc w:val="center"/>
               <w:rPr>
-                <w:rFonts w:hAnsi="SimSun"/>
+                <w:rFonts w:hAnsi="宋体"/>
                 <w:bCs/>
                 <w:szCs w:val="21"/>
               </w:rPr>
@@ -6829,7 +6466,7 @@
               <w:spacing w:line="400" w:lineRule="exact"/>
               <w:jc w:val="center"/>
               <w:rPr>
-                <w:rFonts w:hAnsi="SimSun"/>
+                <w:rFonts w:hAnsi="宋体"/>
                 <w:bCs/>
                 <w:szCs w:val="21"/>
               </w:rPr>
@@ -6840,7 +6477,7 @@
               <w:spacing w:line="400" w:lineRule="exact"/>
               <w:jc w:val="center"/>
               <w:rPr>
-                <w:rFonts w:hAnsi="SimSun"/>
+                <w:rFonts w:hAnsi="宋体"/>
                 <w:bCs/>
                 <w:szCs w:val="21"/>
               </w:rPr>
@@ -6851,7 +6488,7 @@
               <w:spacing w:line="400" w:lineRule="exact"/>
               <w:jc w:val="center"/>
               <w:rPr>
-                <w:rFonts w:hAnsi="SimSun"/>
+                <w:rFonts w:hAnsi="宋体"/>
                 <w:bCs/>
                 <w:szCs w:val="21"/>
               </w:rPr>
@@ -6865,7 +6502,7 @@
         <w:spacing w:line="400" w:lineRule="exact"/>
         <w:jc w:val="center"/>
         <w:rPr>
-          <w:rFonts w:eastAsia="SimHei"/>
+          <w:rFonts w:eastAsia="黑体"/>
           <w:b/>
           <w:bCs/>
           <w:sz w:val="24"/>
@@ -6873,7 +6510,7 @@
       </w:pPr>
       <w:r>
         <w:rPr>
-          <w:rFonts w:eastAsia="SimHei" w:hint="eastAsia"/>
+          <w:rFonts w:eastAsia="黑体" w:hint="eastAsia"/>
           <w:b/>
           <w:bCs/>
           <w:noProof/>
@@ -6938,7 +6575,7 @@
               </wp:anchor>
             </w:drawing>
           </mc:Choice>
-          <mc:Fallback xmlns:w16sdtfl="http://schemas.microsoft.com/office/word/2024/wordml/sdtformatlock">
+          <mc:Fallback>
             <w:pict>
               <v:rect w14:anchorId="4983CE5D" id="矩形 32" o:spid="_x0000_s1026" style="position:absolute;left:0;text-align:left;margin-left:129.7pt;margin-top:18pt;width:171pt;height:46.8pt;z-index:251654144;visibility:visible;mso-wrap-style:square;mso-width-percent:0;mso-height-percent:0;mso-wrap-distance-left:9pt;mso-wrap-distance-top:0;mso-wrap-distance-right:9pt;mso-wrap-distance-bottom:0;mso-position-horizontal:absolute;mso-position-horizontal-relative:text;mso-position-vertical:absolute;mso-position-vertical-relative:text;mso-width-percent:0;mso-height-percent:0;mso-width-relative:page;mso-height-relative:page;v-text-anchor:top" o:gfxdata="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"/>
             </w:pict>
@@ -6951,7 +6588,7 @@
         <w:spacing w:line="400" w:lineRule="exact"/>
         <w:jc w:val="center"/>
         <w:rPr>
-          <w:rFonts w:eastAsia="SimHei"/>
+          <w:rFonts w:eastAsia="黑体"/>
           <w:b/>
           <w:bCs/>
           <w:sz w:val="24"/>
@@ -6963,7 +6600,7 @@
         <w:spacing w:line="400" w:lineRule="exact"/>
         <w:jc w:val="center"/>
         <w:rPr>
-          <w:rFonts w:eastAsia="SimHei"/>
+          <w:rFonts w:eastAsia="黑体"/>
           <w:b/>
           <w:bCs/>
           <w:sz w:val="24"/>
@@ -6975,14 +6612,14 @@
         <w:spacing w:line="400" w:lineRule="exact"/>
         <w:jc w:val="center"/>
         <w:rPr>
-          <w:rFonts w:hAnsi="SimSun"/>
+          <w:rFonts w:hAnsi="宋体"/>
           <w:bCs/>
           <w:szCs w:val="21"/>
         </w:rPr>
       </w:pPr>
       <w:r>
         <w:rPr>
-          <w:rFonts w:hAnsi="SimSun"/>
+          <w:rFonts w:hAnsi="宋体"/>
           <w:bCs/>
           <w:szCs w:val="21"/>
         </w:rPr>
@@ -6998,7 +6635,7 @@
       </w:r>
       <w:r>
         <w:rPr>
-          <w:rFonts w:ascii="SimSun" w:hAnsi="SimSun"/>
+          <w:rFonts w:ascii="宋体" w:hAnsi="宋体"/>
           <w:szCs w:val="21"/>
         </w:rPr>
         <w:t>-</w:t>
@@ -7027,7 +6664,7 @@
       </w:r>
       <w:r>
         <w:rPr>
-          <w:rFonts w:hAnsi="SimSun"/>
+          <w:rFonts w:hAnsi="宋体"/>
           <w:bCs/>
           <w:szCs w:val="21"/>
         </w:rPr>
@@ -7035,7 +6672,7 @@
       </w:r>
       <w:r>
         <w:rPr>
-          <w:rFonts w:hAnsi="SimSun" w:hint="eastAsia"/>
+          <w:rFonts w:hAnsi="宋体" w:hint="eastAsia"/>
           <w:bCs/>
           <w:szCs w:val="21"/>
         </w:rPr>
@@ -7117,14 +6754,14 @@
                           <w:p>
                             <w:pPr>
                               <w:rPr>
-                                <w:rFonts w:hAnsi="SimSun"/>
+                                <w:rFonts w:hAnsi="宋体"/>
                                 <w:color w:val="FF0000"/>
                                 <w:szCs w:val="21"/>
                               </w:rPr>
                             </w:pPr>
                             <w:r>
                               <w:rPr>
-                                <w:rFonts w:hAnsi="SimSun" w:hint="eastAsia"/>
+                                <w:rFonts w:hAnsi="宋体" w:hint="eastAsia"/>
                                 <w:color w:val="FF0000"/>
                                 <w:szCs w:val="21"/>
                               </w:rPr>
@@ -7132,7 +6769,7 @@
                             </w:r>
                             <w:r>
                               <w:rPr>
-                                <w:rFonts w:hAnsi="SimSun"/>
+                                <w:rFonts w:hAnsi="宋体"/>
                                 <w:color w:val="FF0000"/>
                                 <w:szCs w:val="21"/>
                               </w:rPr>
@@ -7140,7 +6777,7 @@
                             </w:r>
                             <w:r>
                               <w:rPr>
-                                <w:rFonts w:hAnsi="SimSun" w:hint="eastAsia"/>
+                                <w:rFonts w:hAnsi="宋体" w:hint="eastAsia"/>
                                 <w:color w:val="FF0000"/>
                                 <w:szCs w:val="21"/>
                               </w:rPr>
@@ -7164,13 +6801,13 @@
               </wp:anchor>
             </w:drawing>
           </mc:Choice>
-          <mc:Fallback xmlns:w16sdtfl="http://schemas.microsoft.com/office/word/2024/wordml/sdtformatlock">
+          <mc:Fallback>
             <w:pict>
               <v:shapetype w14:anchorId="25846DFF" id="_x0000_t202" coordsize="21600,21600" o:spt="202" path="m,l,21600r21600,l21600,xe">
                 <v:stroke joinstyle="miter"/>
                 <v:path gradientshapeok="t" o:connecttype="rect"/>
               </v:shapetype>
-              <v:shape id="文本框 43" o:spid="_x0000_s1039" type="#_x0000_t202" style="position:absolute;left:0;text-align:left;margin-left:-18pt;margin-top:8.9pt;width:198pt;height:46.8pt;z-index:251663360;visibility:visible;mso-wrap-style:square;mso-width-percent:0;mso-height-percent:0;mso-wrap-distance-left:9pt;mso-wrap-distance-top:0;mso-wrap-distance-right:9pt;mso-wrap-distance-bottom:0;mso-position-horizontal:absolute;mso-position-horizontal-relative:text;mso-position-vertical:absolute;mso-position-vertical-relative:text;mso-width-percent:0;mso-height-percent:0;mso-width-relative:page;mso-height-relative:page;v-text-anchor:top" o:gfxdata="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" fillcolor="#cff" strokecolor="red">
+              <v:shape id="文本框 43" o:spid="_x0000_s1040" type="#_x0000_t202" style="position:absolute;left:0;text-align:left;margin-left:-18pt;margin-top:8.9pt;width:198pt;height:46.8pt;z-index:251663360;visibility:visible;mso-wrap-style:square;mso-width-percent:0;mso-height-percent:0;mso-wrap-distance-left:9pt;mso-wrap-distance-top:0;mso-wrap-distance-right:9pt;mso-wrap-distance-bottom:0;mso-position-horizontal:absolute;mso-position-horizontal-relative:text;mso-position-vertical:absolute;mso-position-vertical-relative:text;mso-width-percent:0;mso-height-percent:0;mso-width-relative:page;mso-height-relative:page;v-text-anchor:top" o:gfxdata="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" fillcolor="#cff" strokecolor="red">
                 <v:textbox>
                   <w:txbxContent>
                     <w:p>
@@ -7218,14 +6855,14 @@
       <w:pPr>
         <w:spacing w:line="360" w:lineRule="auto"/>
         <w:rPr>
-          <w:rFonts w:hAnsi="SimSun"/>
+          <w:rFonts w:hAnsi="宋体"/>
           <w:color w:val="0000FF"/>
           <w:szCs w:val="21"/>
         </w:rPr>
       </w:pPr>
       <w:r>
         <w:rPr>
-          <w:rFonts w:hAnsi="SimSun"/>
+          <w:rFonts w:hAnsi="宋体"/>
           <w:bCs/>
           <w:noProof/>
           <w:szCs w:val="21"/>
@@ -7385,9 +7022,9 @@
               </wp:anchor>
             </w:drawing>
           </mc:Choice>
-          <mc:Fallback xmlns:w16sdtfl="http://schemas.microsoft.com/office/word/2024/wordml/sdtformatlock">
+          <mc:Fallback>
             <w:pict>
-              <v:shape w14:anchorId="647C8462" id="自选图形 57" o:spid="_x0000_s1040" type="#_x0000_t61" style="position:absolute;left:0;text-align:left;margin-left:243pt;margin-top:12.3pt;width:225.75pt;height:70.2pt;z-index:251669504;visibility:visible;mso-wrap-style:square;mso-width-percent:0;mso-height-percent:0;mso-wrap-distance-left:9pt;mso-wrap-distance-top:0;mso-wrap-distance-right:9pt;mso-wrap-distance-bottom:0;mso-position-horizontal:absolute;mso-position-horizontal-relative:text;mso-position-vertical:absolute;mso-position-vertical-relative:text;mso-width-percent:0;mso-height-percent:0;mso-width-relative:page;mso-height-relative:page;v-text-anchor:top" o:gfxdata="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" adj="-10267,-27123" strokecolor="red">
+              <v:shape w14:anchorId="647C8462" id="自选图形 57" o:spid="_x0000_s1041" type="#_x0000_t61" style="position:absolute;left:0;text-align:left;margin-left:243pt;margin-top:12.3pt;width:225.75pt;height:70.2pt;z-index:251669504;visibility:visible;mso-wrap-style:square;mso-width-percent:0;mso-height-percent:0;mso-wrap-distance-left:9pt;mso-wrap-distance-top:0;mso-wrap-distance-right:9pt;mso-wrap-distance-bottom:0;mso-position-horizontal:absolute;mso-position-horizontal-relative:text;mso-position-vertical:absolute;mso-position-vertical-relative:text;mso-width-percent:0;mso-height-percent:0;mso-width-relative:page;mso-height-relative:page;v-text-anchor:top" o:gfxdata="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" adj="-10267,-27123" strokecolor="red">
                 <v:textbox>
                   <w:txbxContent>
                     <w:p>
@@ -7487,13 +7124,9 @@
         </mc:AlternateContent>
       </w:r>
     </w:p>
-    <w:bookmarkStart w:id="18" w:name="_Toc216506819"/>
-    <w:bookmarkStart w:id="19" w:name="_Toc216513173"/>
-    <w:bookmarkStart w:id="20" w:name="_Toc216513404"/>
-    <w:bookmarkStart w:id="21" w:name="_Toc186718754"/>
-    <w:p>
-      <w:pPr>
-        <w:pStyle w:val="Heading1"/>
+    <w:p>
+      <w:pPr>
+        <w:pStyle w:val="1"/>
         <w:numPr>
           <w:ilvl w:val="0"/>
           <w:numId w:val="0"/>
@@ -7504,15 +7137,19 @@
         <w:spacing w:beforeLines="50" w:before="156" w:afterLines="50" w:after="156" w:line="400" w:lineRule="exact"/>
         <w:jc w:val="center"/>
         <w:rPr>
-          <w:rFonts w:ascii="Times New Roman" w:eastAsia="SimHei" w:hAnsi="Times New Roman"/>
+          <w:rFonts w:ascii="Times New Roman" w:eastAsia="黑体" w:hAnsi="Times New Roman"/>
           <w:b w:val="0"/>
           <w:sz w:val="32"/>
           <w:szCs w:val="32"/>
         </w:rPr>
       </w:pPr>
-      <w:r>
-        <w:rPr>
-          <w:rFonts w:ascii="Times New Roman" w:eastAsia="SimHei" w:hAnsi="Times New Roman"/>
+      <w:bookmarkStart w:id="18" w:name="_Toc216506819"/>
+      <w:bookmarkStart w:id="19" w:name="_Toc216513173"/>
+      <w:bookmarkStart w:id="20" w:name="_Toc216513404"/>
+      <w:bookmarkStart w:id="21" w:name="_Toc186718754"/>
+      <w:r>
+        <w:rPr>
+          <w:rFonts w:ascii="Times New Roman" w:eastAsia="黑体" w:hAnsi="Times New Roman"/>
           <w:b w:val="0"/>
           <w:noProof/>
           <w:sz w:val="32"/>
@@ -7572,14 +7209,14 @@
                           <w:p>
                             <w:pPr>
                               <w:rPr>
-                                <w:rFonts w:hAnsi="SimSun"/>
+                                <w:rFonts w:hAnsi="宋体"/>
                                 <w:color w:val="FF0000"/>
                                 <w:szCs w:val="21"/>
                               </w:rPr>
                             </w:pPr>
                             <w:r>
                               <w:rPr>
-                                <w:rFonts w:hAnsi="SimSun" w:hint="eastAsia"/>
+                                <w:rFonts w:hAnsi="宋体" w:hint="eastAsia"/>
                                 <w:color w:val="FF0000"/>
                                 <w:szCs w:val="21"/>
                               </w:rPr>
@@ -7587,7 +7224,7 @@
                             </w:r>
                             <w:r>
                               <w:rPr>
-                                <w:rFonts w:hAnsi="SimSun" w:hint="eastAsia"/>
+                                <w:rFonts w:hAnsi="宋体" w:hint="eastAsia"/>
                                 <w:color w:val="FF0000"/>
                                 <w:szCs w:val="21"/>
                               </w:rPr>
@@ -7595,7 +7232,7 @@
                             </w:r>
                             <w:r>
                               <w:rPr>
-                                <w:rFonts w:hAnsi="SimSun" w:hint="eastAsia"/>
+                                <w:rFonts w:hAnsi="宋体" w:hint="eastAsia"/>
                                 <w:color w:val="FF0000"/>
                                 <w:szCs w:val="21"/>
                               </w:rPr>
@@ -7619,9 +7256,9 @@
               </wp:anchor>
             </w:drawing>
           </mc:Choice>
-          <mc:Fallback xmlns:w16sdtfl="http://schemas.microsoft.com/office/word/2024/wordml/sdtformatlock">
+          <mc:Fallback>
             <w:pict>
-              <v:shape w14:anchorId="17EF9F03" id="自选图形 45" o:spid="_x0000_s1041" type="#_x0000_t62" style="position:absolute;left:0;text-align:left;margin-left:293.55pt;margin-top:-4.9pt;width:2in;height:39pt;z-index:251664384;visibility:visible;mso-wrap-style:square;mso-width-percent:0;mso-height-percent:0;mso-wrap-distance-left:9pt;mso-wrap-distance-top:0;mso-wrap-distance-right:9pt;mso-wrap-distance-bottom:0;mso-position-horizontal:absolute;mso-position-horizontal-relative:text;mso-position-vertical:absolute;mso-position-vertical-relative:text;mso-width-percent:0;mso-height-percent:0;mso-width-relative:page;mso-height-relative:page;v-text-anchor:top" o:gfxdata="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" adj="-4695,15397" strokecolor="red">
+              <v:shape w14:anchorId="17EF9F03" id="自选图形 45" o:spid="_x0000_s1042" type="#_x0000_t62" style="position:absolute;left:0;text-align:left;margin-left:293.55pt;margin-top:-4.9pt;width:2in;height:39pt;z-index:251664384;visibility:visible;mso-wrap-style:square;mso-width-percent:0;mso-height-percent:0;mso-wrap-distance-left:9pt;mso-wrap-distance-top:0;mso-wrap-distance-right:9pt;mso-wrap-distance-bottom:0;mso-position-horizontal:absolute;mso-position-horizontal-relative:text;mso-position-vertical:absolute;mso-position-vertical-relative:text;mso-width-percent:0;mso-height-percent:0;mso-width-relative:page;mso-height-relative:page;v-text-anchor:top" o:gfxdata="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" adj="-4695,15397" strokecolor="red">
                 <v:textbox>
                   <w:txbxContent>
                     <w:p>
@@ -7666,7 +7303,7 @@
       </w:r>
       <w:r>
         <w:rPr>
-          <w:rFonts w:ascii="Times New Roman" w:eastAsia="SimHei" w:hAnsi="Times New Roman" w:hint="eastAsia"/>
+          <w:rFonts w:ascii="Times New Roman" w:eastAsia="黑体" w:hAnsi="Times New Roman" w:hint="eastAsia"/>
           <w:b w:val="0"/>
           <w:sz w:val="32"/>
           <w:szCs w:val="32"/>
@@ -7675,7 +7312,7 @@
       </w:r>
       <w:r>
         <w:rPr>
-          <w:rFonts w:ascii="Times New Roman" w:eastAsia="SimHei" w:hAnsi="Times New Roman"/>
+          <w:rFonts w:ascii="Times New Roman" w:eastAsia="黑体" w:hAnsi="Times New Roman"/>
           <w:b w:val="0"/>
           <w:sz w:val="32"/>
           <w:szCs w:val="32"/>
@@ -7684,7 +7321,7 @@
       </w:r>
       <w:r>
         <w:rPr>
-          <w:rFonts w:ascii="Times New Roman" w:eastAsia="SimHei" w:hAnsi="Times New Roman" w:hint="eastAsia"/>
+          <w:rFonts w:ascii="Times New Roman" w:eastAsia="黑体" w:hAnsi="Times New Roman" w:hint="eastAsia"/>
           <w:b w:val="0"/>
           <w:sz w:val="32"/>
           <w:szCs w:val="32"/>
@@ -7693,7 +7330,7 @@
       </w:r>
       <w:r>
         <w:rPr>
-          <w:rFonts w:ascii="Times New Roman" w:eastAsia="SimHei" w:hAnsi="Times New Roman"/>
+          <w:rFonts w:ascii="Times New Roman" w:eastAsia="黑体" w:hAnsi="Times New Roman"/>
           <w:b w:val="0"/>
           <w:sz w:val="32"/>
           <w:szCs w:val="32"/>
@@ -7707,7 +7344,7 @@
       <w:bookmarkEnd w:id="20"/>
       <w:r>
         <w:rPr>
-          <w:rFonts w:ascii="Times New Roman" w:eastAsia="SimHei" w:hAnsi="Times New Roman" w:hint="eastAsia"/>
+          <w:rFonts w:ascii="Times New Roman" w:eastAsia="黑体" w:hAnsi="Times New Roman" w:hint="eastAsia"/>
           <w:b w:val="0"/>
           <w:sz w:val="32"/>
           <w:szCs w:val="32"/>
@@ -7716,7 +7353,7 @@
       </w:r>
       <w:r>
         <w:rPr>
-          <w:rFonts w:ascii="Times New Roman" w:eastAsia="SimHei" w:hAnsi="Times New Roman" w:hint="eastAsia"/>
+          <w:rFonts w:ascii="Times New Roman" w:eastAsia="黑体" w:hAnsi="Times New Roman" w:hint="eastAsia"/>
           <w:b w:val="0"/>
           <w:sz w:val="32"/>
           <w:szCs w:val="32"/>
@@ -7725,7 +7362,7 @@
       </w:r>
       <w:r>
         <w:rPr>
-          <w:rFonts w:ascii="Times New Roman" w:eastAsia="SimHei" w:hAnsi="Times New Roman" w:hint="eastAsia"/>
+          <w:rFonts w:ascii="Times New Roman" w:eastAsia="黑体" w:hAnsi="Times New Roman" w:hint="eastAsia"/>
           <w:b w:val="0"/>
           <w:sz w:val="32"/>
           <w:szCs w:val="32"/>
@@ -7742,13 +7379,13 @@
         <w:ind w:firstLineChars="200" w:firstLine="420"/>
         <w:jc w:val="left"/>
         <w:rPr>
-          <w:rFonts w:ascii="SimSun" w:hAnsi="SimSun"/>
+          <w:rFonts w:ascii="宋体" w:hAnsi="宋体"/>
           <w:sz w:val="24"/>
         </w:rPr>
       </w:pPr>
       <w:r>
         <w:rPr>
-          <w:rFonts w:hAnsi="SimSun" w:hint="eastAsia"/>
+          <w:rFonts w:hAnsi="宋体" w:hint="eastAsia"/>
           <w:noProof/>
           <w:color w:val="0000FF"/>
           <w:szCs w:val="21"/>
@@ -7805,14 +7442,14 @@
                           <w:p>
                             <w:pPr>
                               <w:rPr>
-                                <w:rFonts w:hAnsi="SimSun"/>
+                                <w:rFonts w:hAnsi="宋体"/>
                                 <w:color w:val="FF0000"/>
                                 <w:szCs w:val="21"/>
                               </w:rPr>
                             </w:pPr>
                             <w:r>
                               <w:rPr>
-                                <w:rFonts w:hAnsi="SimSun" w:hint="eastAsia"/>
+                                <w:rFonts w:hAnsi="宋体" w:hint="eastAsia"/>
                                 <w:color w:val="FF0000"/>
                                 <w:szCs w:val="21"/>
                               </w:rPr>
@@ -7820,7 +7457,7 @@
                             </w:r>
                             <w:r>
                               <w:rPr>
-                                <w:rFonts w:hAnsi="SimSun" w:hint="eastAsia"/>
+                                <w:rFonts w:hAnsi="宋体" w:hint="eastAsia"/>
                                 <w:color w:val="FF0000"/>
                                 <w:szCs w:val="21"/>
                               </w:rPr>
@@ -7828,7 +7465,7 @@
                             </w:r>
                             <w:r>
                               <w:rPr>
-                                <w:rFonts w:hAnsi="SimSun" w:hint="eastAsia"/>
+                                <w:rFonts w:hAnsi="宋体" w:hint="eastAsia"/>
                                 <w:color w:val="FF0000"/>
                                 <w:szCs w:val="21"/>
                               </w:rPr>
@@ -7836,7 +7473,7 @@
                             </w:r>
                             <w:r>
                               <w:rPr>
-                                <w:rFonts w:hAnsi="SimSun" w:hint="eastAsia"/>
+                                <w:rFonts w:hAnsi="宋体" w:hint="eastAsia"/>
                                 <w:color w:val="FF0000"/>
                                 <w:szCs w:val="21"/>
                               </w:rPr>
@@ -7844,7 +7481,7 @@
                             </w:r>
                             <w:r>
                               <w:rPr>
-                                <w:rFonts w:hAnsi="SimSun" w:hint="eastAsia"/>
+                                <w:rFonts w:hAnsi="宋体" w:hint="eastAsia"/>
                                 <w:color w:val="FF0000"/>
                                 <w:szCs w:val="21"/>
                               </w:rPr>
@@ -7868,9 +7505,9 @@
               </wp:anchor>
             </w:drawing>
           </mc:Choice>
-          <mc:Fallback xmlns:w16sdtfl="http://schemas.microsoft.com/office/word/2024/wordml/sdtformatlock">
+          <mc:Fallback>
             <w:pict>
-              <v:shape w14:anchorId="5EB3EFC8" id="自选图形 48" o:spid="_x0000_s1042" type="#_x0000_t61" style="position:absolute;left:0;text-align:left;margin-left:199.5pt;margin-top:121.45pt;width:115.5pt;height:69.15pt;z-index:251666432;visibility:visible;mso-wrap-style:square;mso-width-percent:0;mso-height-percent:0;mso-wrap-distance-left:9pt;mso-wrap-distance-top:0;mso-wrap-distance-right:9pt;mso-wrap-distance-bottom:0;mso-position-horizontal:absolute;mso-position-horizontal-relative:text;mso-position-vertical:absolute;mso-position-vertical-relative:text;mso-width-percent:0;mso-height-percent:0;mso-width-relative:page;mso-height-relative:page;v-text-anchor:top" o:gfxdata="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" adj="2599,-13494" strokecolor="red">
+              <v:shape w14:anchorId="5EB3EFC8" id="自选图形 48" o:spid="_x0000_s1043" type="#_x0000_t61" style="position:absolute;left:0;text-align:left;margin-left:199.5pt;margin-top:121.45pt;width:115.5pt;height:69.15pt;z-index:251666432;visibility:visible;mso-wrap-style:square;mso-width-percent:0;mso-height-percent:0;mso-wrap-distance-left:9pt;mso-wrap-distance-top:0;mso-wrap-distance-right:9pt;mso-wrap-distance-bottom:0;mso-position-horizontal:absolute;mso-position-horizontal-relative:text;mso-position-vertical:absolute;mso-position-vertical-relative:text;mso-width-percent:0;mso-height-percent:0;mso-width-relative:page;mso-height-relative:page;v-text-anchor:top" o:gfxdata="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" adj="2599,-13494" strokecolor="red">
                 <v:textbox>
                   <w:txbxContent>
                     <w:p>
@@ -7931,7 +7568,7 @@
       </w:r>
       <w:r>
         <w:rPr>
-          <w:rFonts w:ascii="SimSun" w:hAnsi="SimSun" w:hint="eastAsia"/>
+          <w:rFonts w:ascii="宋体" w:hAnsi="宋体" w:hint="eastAsia"/>
           <w:sz w:val="24"/>
         </w:rPr>
         <w:t>××××××××××××××××××××××××××××××××××××××××××××××××××××××××××××××××××××××××××××××××××××××××××××××××××××××××××××××××××××××××××××××××××××××××××××××××××××××××××××××××××××××××××××××××××××××××××××××××××××××××××××××××××××××××××××××××</w:t>
@@ -7948,7 +7585,7 @@
     </w:p>
     <w:p>
       <w:pPr>
-        <w:pStyle w:val="Heading2"/>
+        <w:pStyle w:val="2"/>
         <w:numPr>
           <w:ilvl w:val="0"/>
           <w:numId w:val="0"/>
@@ -8015,17 +7652,17 @@
         <w:snapToGrid w:val="0"/>
         <w:spacing w:line="400" w:lineRule="exact"/>
         <w:rPr>
-          <w:rFonts w:hAnsi="SimSun"/>
+          <w:rFonts w:hAnsi="宋体"/>
           <w:sz w:val="24"/>
         </w:rPr>
       </w:pPr>
     </w:p>
     <w:p>
       <w:pPr>
-        <w:pStyle w:val="Heading3"/>
+        <w:pStyle w:val="3"/>
         <w:spacing w:before="0" w:after="0" w:line="400" w:lineRule="exact"/>
         <w:rPr>
-          <w:rFonts w:eastAsia="SimHei" w:hAnsi="SimSun"/>
+          <w:rFonts w:eastAsia="黑体" w:hAnsi="宋体"/>
           <w:b w:val="0"/>
           <w:bCs w:val="0"/>
           <w:sz w:val="28"/>
@@ -8037,7 +7674,7 @@
       <w:bookmarkStart w:id="31" w:name="_Toc186718756"/>
       <w:r>
         <w:rPr>
-          <w:rFonts w:eastAsia="SimHei" w:hAnsi="SimSun" w:hint="eastAsia"/>
+          <w:rFonts w:eastAsia="黑体" w:hAnsi="宋体" w:hint="eastAsia"/>
           <w:b w:val="0"/>
           <w:bCs w:val="0"/>
           <w:sz w:val="28"/>
@@ -8049,7 +7686,7 @@
       <w:bookmarkEnd w:id="30"/>
       <w:r>
         <w:rPr>
-          <w:rFonts w:eastAsia="SimHei" w:hAnsi="SimSun" w:hint="eastAsia"/>
+          <w:rFonts w:eastAsia="黑体" w:hAnsi="宋体" w:hint="eastAsia"/>
           <w:b w:val="0"/>
           <w:bCs w:val="0"/>
           <w:sz w:val="28"/>
@@ -8073,7 +7710,7 @@
     </w:p>
     <w:p>
       <w:pPr>
-        <w:pStyle w:val="Heading2"/>
+        <w:pStyle w:val="2"/>
         <w:numPr>
           <w:ilvl w:val="0"/>
           <w:numId w:val="0"/>
@@ -8160,10 +7797,10 @@
     </w:p>
     <w:p>
       <w:pPr>
-        <w:pStyle w:val="Heading3"/>
+        <w:pStyle w:val="3"/>
         <w:spacing w:before="0" w:after="0" w:line="400" w:lineRule="exact"/>
         <w:rPr>
-          <w:rFonts w:eastAsia="SimHei"/>
+          <w:rFonts w:eastAsia="黑体"/>
           <w:b w:val="0"/>
           <w:bCs w:val="0"/>
           <w:sz w:val="28"/>
@@ -8176,7 +7813,7 @@
       <w:bookmarkStart w:id="39" w:name="_Toc186718758"/>
       <w:r>
         <w:rPr>
-          <w:rFonts w:eastAsia="SimHei" w:hint="eastAsia"/>
+          <w:rFonts w:eastAsia="黑体" w:hint="eastAsia"/>
           <w:b w:val="0"/>
           <w:bCs w:val="0"/>
           <w:sz w:val="28"/>
@@ -8189,7 +7826,7 @@
       <w:bookmarkEnd w:id="38"/>
       <w:r>
         <w:rPr>
-          <w:rFonts w:eastAsia="SimHei" w:hint="eastAsia"/>
+          <w:rFonts w:eastAsia="黑体" w:hint="eastAsia"/>
           <w:b w:val="0"/>
           <w:bCs w:val="0"/>
           <w:sz w:val="28"/>
@@ -8209,10 +7846,10 @@
     </w:p>
     <w:p>
       <w:pPr>
-        <w:pStyle w:val="Heading3"/>
+        <w:pStyle w:val="3"/>
         <w:spacing w:before="0" w:after="0" w:line="400" w:lineRule="exact"/>
         <w:rPr>
-          <w:rFonts w:eastAsia="SimHei"/>
+          <w:rFonts w:eastAsia="黑体"/>
           <w:b w:val="0"/>
           <w:bCs w:val="0"/>
           <w:sz w:val="28"/>
@@ -8225,7 +7862,7 @@
       <w:bookmarkStart w:id="43" w:name="_Toc186718759"/>
       <w:r>
         <w:rPr>
-          <w:rFonts w:eastAsia="SimHei" w:hint="eastAsia"/>
+          <w:rFonts w:eastAsia="黑体" w:hint="eastAsia"/>
           <w:b w:val="0"/>
           <w:bCs w:val="0"/>
           <w:sz w:val="28"/>
@@ -8238,7 +7875,7 @@
       <w:bookmarkEnd w:id="42"/>
       <w:r>
         <w:rPr>
-          <w:rFonts w:eastAsia="SimHei" w:hint="eastAsia"/>
+          <w:rFonts w:eastAsia="黑体" w:hint="eastAsia"/>
           <w:b w:val="0"/>
           <w:bCs w:val="0"/>
           <w:sz w:val="28"/>
@@ -8321,14 +7958,14 @@
                           <w:p>
                             <w:pPr>
                               <w:rPr>
-                                <w:rFonts w:hAnsi="SimSun"/>
+                                <w:rFonts w:hAnsi="宋体"/>
                                 <w:color w:val="FF0000"/>
                                 <w:szCs w:val="21"/>
                               </w:rPr>
                             </w:pPr>
                             <w:r>
                               <w:rPr>
-                                <w:rFonts w:hAnsi="SimSun" w:hint="eastAsia"/>
+                                <w:rFonts w:hAnsi="宋体" w:hint="eastAsia"/>
                                 <w:color w:val="FF0000"/>
                                 <w:szCs w:val="21"/>
                               </w:rPr>
@@ -8352,9 +7989,9 @@
               </wp:anchor>
             </w:drawing>
           </mc:Choice>
-          <mc:Fallback xmlns:w16sdtfl="http://schemas.microsoft.com/office/word/2024/wordml/sdtformatlock">
+          <mc:Fallback>
             <w:pict>
-              <v:shape w14:anchorId="3802C69D" id="文本框 51" o:spid="_x0000_s1043" type="#_x0000_t202" style="position:absolute;left:0;text-align:left;margin-left:135pt;margin-top:19.2pt;width:189pt;height:34.2pt;z-index:251668480;visibility:visible;mso-wrap-style:square;mso-width-percent:0;mso-height-percent:0;mso-wrap-distance-left:9pt;mso-wrap-distance-top:0;mso-wrap-distance-right:9pt;mso-wrap-distance-bottom:0;mso-position-horizontal:absolute;mso-position-horizontal-relative:text;mso-position-vertical:absolute;mso-position-vertical-relative:text;mso-width-percent:0;mso-height-percent:0;mso-width-relative:page;mso-height-relative:page;v-text-anchor:top" o:gfxdata="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" strokecolor="red">
+              <v:shape w14:anchorId="3802C69D" id="文本框 51" o:spid="_x0000_s1044" type="#_x0000_t202" style="position:absolute;left:0;text-align:left;margin-left:135pt;margin-top:19.2pt;width:189pt;height:34.2pt;z-index:251668480;visibility:visible;mso-wrap-style:square;mso-width-percent:0;mso-height-percent:0;mso-wrap-distance-left:9pt;mso-wrap-distance-top:0;mso-wrap-distance-right:9pt;mso-wrap-distance-bottom:0;mso-position-horizontal:absolute;mso-position-horizontal-relative:text;mso-position-vertical:absolute;mso-position-vertical-relative:text;mso-width-percent:0;mso-height-percent:0;mso-width-relative:page;mso-height-relative:page;v-text-anchor:top" o:gfxdata="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" strokecolor="red">
                 <v:textbox>
                   <w:txbxContent>
                     <w:p>
@@ -8420,7 +8057,7 @@
     </w:p>
     <w:p>
       <w:pPr>
-        <w:pStyle w:val="Heading2"/>
+        <w:pStyle w:val="2"/>
         <w:numPr>
           <w:ilvl w:val="0"/>
           <w:numId w:val="0"/>
@@ -8535,7 +8172,7 @@
     </w:p>
     <w:p>
       <w:pPr>
-        <w:pStyle w:val="Heading1"/>
+        <w:pStyle w:val="1"/>
         <w:numPr>
           <w:ilvl w:val="0"/>
           <w:numId w:val="0"/>
@@ -8546,7 +8183,7 @@
         <w:spacing w:beforeLines="50" w:before="156" w:afterLines="50" w:after="156" w:line="400" w:lineRule="exact"/>
         <w:jc w:val="center"/>
         <w:rPr>
-          <w:rFonts w:ascii="Times New Roman" w:eastAsia="SimHei" w:hAnsi="Times New Roman"/>
+          <w:rFonts w:ascii="Times New Roman" w:eastAsia="黑体" w:hAnsi="Times New Roman"/>
           <w:b w:val="0"/>
           <w:sz w:val="32"/>
           <w:szCs w:val="32"/>
@@ -8558,7 +8195,7 @@
       <w:bookmarkStart w:id="48" w:name="_Toc186718761"/>
       <w:r>
         <w:rPr>
-          <w:rFonts w:ascii="Times New Roman" w:eastAsia="SimHei" w:hAnsi="Times New Roman" w:hint="eastAsia"/>
+          <w:rFonts w:ascii="Times New Roman" w:eastAsia="黑体" w:hAnsi="Times New Roman" w:hint="eastAsia"/>
           <w:b w:val="0"/>
           <w:sz w:val="32"/>
           <w:szCs w:val="32"/>
@@ -8568,7 +8205,7 @@
       </w:r>
       <w:r>
         <w:rPr>
-          <w:rFonts w:ascii="Times New Roman" w:eastAsia="SimHei" w:hAnsi="Times New Roman"/>
+          <w:rFonts w:ascii="Times New Roman" w:eastAsia="黑体" w:hAnsi="Times New Roman"/>
           <w:b w:val="0"/>
           <w:noProof/>
           <w:sz w:val="32"/>
@@ -8626,14 +8263,14 @@
                           <w:p>
                             <w:pPr>
                               <w:rPr>
-                                <w:rFonts w:hAnsi="SimSun"/>
+                                <w:rFonts w:hAnsi="宋体"/>
                                 <w:color w:val="FF0000"/>
                                 <w:szCs w:val="21"/>
                               </w:rPr>
                             </w:pPr>
                             <w:r>
                               <w:rPr>
-                                <w:rFonts w:hAnsi="SimSun" w:hint="eastAsia"/>
+                                <w:rFonts w:hAnsi="宋体" w:hint="eastAsia"/>
                                 <w:color w:val="FF0000"/>
                                 <w:szCs w:val="21"/>
                               </w:rPr>
@@ -8641,7 +8278,7 @@
                             </w:r>
                             <w:r>
                               <w:rPr>
-                                <w:rFonts w:hAnsi="SimSun" w:hint="eastAsia"/>
+                                <w:rFonts w:hAnsi="宋体" w:hint="eastAsia"/>
                                 <w:color w:val="FF0000"/>
                                 <w:szCs w:val="21"/>
                               </w:rPr>
@@ -8649,7 +8286,7 @@
                             </w:r>
                             <w:r>
                               <w:rPr>
-                                <w:rFonts w:hAnsi="SimSun" w:hint="eastAsia"/>
+                                <w:rFonts w:hAnsi="宋体" w:hint="eastAsia"/>
                                 <w:color w:val="FF0000"/>
                                 <w:szCs w:val="21"/>
                               </w:rPr>
@@ -8673,9 +8310,9 @@
               </wp:anchor>
             </w:drawing>
           </mc:Choice>
-          <mc:Fallback xmlns:w16sdtfl="http://schemas.microsoft.com/office/word/2024/wordml/sdtformatlock">
+          <mc:Fallback>
             <w:pict>
-              <v:shape w14:anchorId="5D8A51A5" id="自选图形 46" o:spid="_x0000_s1044" type="#_x0000_t62" style="position:absolute;left:0;text-align:left;margin-left:324.75pt;margin-top:-25.65pt;width:2in;height:39pt;z-index:251665408;visibility:visible;mso-wrap-style:square;mso-width-percent:0;mso-height-percent:0;mso-wrap-distance-left:9pt;mso-wrap-distance-top:0;mso-wrap-distance-right:9pt;mso-wrap-distance-bottom:0;mso-position-horizontal:absolute;mso-position-horizontal-relative:text;mso-position-vertical:absolute;mso-position-vertical-relative:text;mso-width-percent:0;mso-height-percent:0;mso-width-relative:page;mso-height-relative:page;v-text-anchor:top" o:gfxdata="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" adj="-4133,20797" strokecolor="red">
+              <v:shape w14:anchorId="5D8A51A5" id="自选图形 46" o:spid="_x0000_s1045" type="#_x0000_t62" style="position:absolute;left:0;text-align:left;margin-left:324.75pt;margin-top:-25.65pt;width:2in;height:39pt;z-index:251665408;visibility:visible;mso-wrap-style:square;mso-width-percent:0;mso-height-percent:0;mso-wrap-distance-left:9pt;mso-wrap-distance-top:0;mso-wrap-distance-right:9pt;mso-wrap-distance-bottom:0;mso-position-horizontal:absolute;mso-position-horizontal-relative:text;mso-position-vertical:absolute;mso-position-vertical-relative:text;mso-width-percent:0;mso-height-percent:0;mso-width-relative:page;mso-height-relative:page;v-text-anchor:top" o:gfxdata="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" adj="-4133,20797" strokecolor="red">
                 <v:textbox>
                   <w:txbxContent>
                     <w:p>
@@ -8720,7 +8357,7 @@
       </w:r>
       <w:r>
         <w:rPr>
-          <w:rFonts w:ascii="Times New Roman" w:eastAsia="SimHei" w:hAnsi="Times New Roman"/>
+          <w:rFonts w:ascii="Times New Roman" w:eastAsia="黑体" w:hAnsi="Times New Roman"/>
           <w:b w:val="0"/>
           <w:sz w:val="32"/>
           <w:szCs w:val="32"/>
@@ -8729,7 +8366,7 @@
       </w:r>
       <w:r>
         <w:rPr>
-          <w:rFonts w:ascii="Times New Roman" w:eastAsia="SimHei" w:hAnsi="Times New Roman" w:hint="eastAsia"/>
+          <w:rFonts w:ascii="Times New Roman" w:eastAsia="黑体" w:hAnsi="Times New Roman" w:hint="eastAsia"/>
           <w:b w:val="0"/>
           <w:sz w:val="32"/>
           <w:szCs w:val="32"/>
@@ -8738,7 +8375,7 @@
       </w:r>
       <w:r>
         <w:rPr>
-          <w:rFonts w:ascii="Times New Roman" w:eastAsia="SimHei" w:hAnsi="Times New Roman"/>
+          <w:rFonts w:ascii="Times New Roman" w:eastAsia="黑体" w:hAnsi="Times New Roman"/>
           <w:b w:val="0"/>
           <w:sz w:val="32"/>
           <w:szCs w:val="32"/>
@@ -8750,7 +8387,7 @@
       <w:bookmarkEnd w:id="47"/>
       <w:r>
         <w:rPr>
-          <w:rFonts w:ascii="Times New Roman" w:eastAsia="SimHei" w:hAnsi="Times New Roman" w:hint="eastAsia"/>
+          <w:rFonts w:ascii="Times New Roman" w:eastAsia="黑体" w:hAnsi="Times New Roman" w:hint="eastAsia"/>
           <w:b w:val="0"/>
           <w:sz w:val="32"/>
           <w:szCs w:val="32"/>
@@ -8765,13 +8402,13 @@
         <w:ind w:firstLineChars="200" w:firstLine="480"/>
         <w:jc w:val="left"/>
         <w:rPr>
-          <w:rFonts w:ascii="SimSun" w:hAnsi="SimSun"/>
+          <w:rFonts w:ascii="宋体" w:hAnsi="宋体"/>
           <w:sz w:val="24"/>
         </w:rPr>
       </w:pPr>
       <w:r>
         <w:rPr>
-          <w:rFonts w:ascii="SimSun" w:hAnsi="SimSun" w:hint="eastAsia"/>
+          <w:rFonts w:ascii="宋体" w:hAnsi="宋体" w:hint="eastAsia"/>
           <w:noProof/>
           <w:sz w:val="24"/>
         </w:rPr>
@@ -8827,14 +8464,14 @@
                           <w:p>
                             <w:pPr>
                               <w:rPr>
-                                <w:rFonts w:hAnsi="SimSun"/>
+                                <w:rFonts w:hAnsi="宋体"/>
                                 <w:color w:val="FF0000"/>
                                 <w:szCs w:val="21"/>
                               </w:rPr>
                             </w:pPr>
                             <w:r>
                               <w:rPr>
-                                <w:rFonts w:hAnsi="SimSun" w:hint="eastAsia"/>
+                                <w:rFonts w:hAnsi="宋体" w:hint="eastAsia"/>
                                 <w:color w:val="FF0000"/>
                                 <w:szCs w:val="21"/>
                               </w:rPr>
@@ -8842,7 +8479,7 @@
                             </w:r>
                             <w:r>
                               <w:rPr>
-                                <w:rFonts w:hAnsi="SimSun" w:hint="eastAsia"/>
+                                <w:rFonts w:hAnsi="宋体" w:hint="eastAsia"/>
                                 <w:color w:val="FF0000"/>
                                 <w:szCs w:val="21"/>
                               </w:rPr>
@@ -8850,7 +8487,7 @@
                             </w:r>
                             <w:r>
                               <w:rPr>
-                                <w:rFonts w:hAnsi="SimSun" w:hint="eastAsia"/>
+                                <w:rFonts w:hAnsi="宋体" w:hint="eastAsia"/>
                                 <w:color w:val="FF0000"/>
                                 <w:szCs w:val="21"/>
                               </w:rPr>
@@ -8858,7 +8495,7 @@
                             </w:r>
                             <w:r>
                               <w:rPr>
-                                <w:rFonts w:hAnsi="SimSun" w:hint="eastAsia"/>
+                                <w:rFonts w:hAnsi="宋体" w:hint="eastAsia"/>
                                 <w:color w:val="FF0000"/>
                                 <w:szCs w:val="21"/>
                               </w:rPr>
@@ -8866,7 +8503,7 @@
                             </w:r>
                             <w:r>
                               <w:rPr>
-                                <w:rFonts w:hAnsi="SimSun" w:hint="eastAsia"/>
+                                <w:rFonts w:hAnsi="宋体" w:hint="eastAsia"/>
                                 <w:color w:val="FF0000"/>
                                 <w:szCs w:val="21"/>
                               </w:rPr>
@@ -8890,9 +8527,9 @@
               </wp:anchor>
             </w:drawing>
           </mc:Choice>
-          <mc:Fallback xmlns:w16sdtfl="http://schemas.microsoft.com/office/word/2024/wordml/sdtformatlock">
+          <mc:Fallback>
             <w:pict>
-              <v:shape w14:anchorId="1E6B1444" id="自选图形 49" o:spid="_x0000_s1045" type="#_x0000_t61" style="position:absolute;left:0;text-align:left;margin-left:204.75pt;margin-top:144.85pt;width:110.25pt;height:69.15pt;z-index:251667456;visibility:visible;mso-wrap-style:square;mso-width-percent:0;mso-height-percent:0;mso-wrap-distance-left:9pt;mso-wrap-distance-top:0;mso-wrap-distance-right:9pt;mso-wrap-distance-bottom:0;mso-position-horizontal:absolute;mso-position-horizontal-relative:text;mso-position-vertical:absolute;mso-position-vertical-relative:text;mso-width-percent:0;mso-height-percent:0;mso-width-relative:page;mso-height-relative:page;v-text-anchor:top" o:gfxdata="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" adj="2723,-13494" strokecolor="red">
+              <v:shape w14:anchorId="1E6B1444" id="自选图形 49" o:spid="_x0000_s1046" type="#_x0000_t61" style="position:absolute;left:0;text-align:left;margin-left:204.75pt;margin-top:144.85pt;width:110.25pt;height:69.15pt;z-index:251667456;visibility:visible;mso-wrap-style:square;mso-width-percent:0;mso-height-percent:0;mso-wrap-distance-left:9pt;mso-wrap-distance-top:0;mso-wrap-distance-right:9pt;mso-wrap-distance-bottom:0;mso-position-horizontal:absolute;mso-position-horizontal-relative:text;mso-position-vertical:absolute;mso-position-vertical-relative:text;mso-width-percent:0;mso-height-percent:0;mso-width-relative:page;mso-height-relative:page;v-text-anchor:top" o:gfxdata="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" adj="2723,-13494" strokecolor="red">
                 <v:textbox>
                   <w:txbxContent>
                     <w:p>
@@ -8953,7 +8590,7 @@
       </w:r>
       <w:r>
         <w:rPr>
-          <w:rFonts w:ascii="SimSun" w:hAnsi="SimSun" w:hint="eastAsia"/>
+          <w:rFonts w:ascii="宋体" w:hAnsi="宋体" w:hint="eastAsia"/>
           <w:sz w:val="24"/>
         </w:rPr>
         <w:t>××××××××××××××××××××××××××××××××××××××××××××××××××××××××××××××××××××××××××××××××××××××××××××××××××××××××××××××××××××××××××××××××××××××××××××××××××××××××××××××××××××××××××××××××××××××××××××××××××××××××××××××××××××××××××××××××××××××××××××××××××××××××××××××××××××××××××××××××××××××××××××××××××</w:t>
@@ -8964,7 +8601,7 @@
         <w:spacing w:line="400" w:lineRule="exact"/>
         <w:jc w:val="left"/>
         <w:rPr>
-          <w:rFonts w:ascii="SimSun" w:hAnsi="SimSun"/>
+          <w:rFonts w:ascii="宋体" w:hAnsi="宋体"/>
           <w:sz w:val="24"/>
         </w:rPr>
       </w:pPr>
@@ -8974,7 +8611,7 @@
         <w:spacing w:line="400" w:lineRule="exact"/>
         <w:jc w:val="left"/>
         <w:rPr>
-          <w:rFonts w:ascii="SimSun" w:hAnsi="SimSun"/>
+          <w:rFonts w:ascii="宋体" w:hAnsi="宋体"/>
           <w:sz w:val="24"/>
         </w:rPr>
       </w:pPr>
@@ -8993,7 +8630,7 @@
     </w:p>
     <w:p>
       <w:pPr>
-        <w:pStyle w:val="Heading2"/>
+        <w:pStyle w:val="2"/>
         <w:numPr>
           <w:ilvl w:val="0"/>
           <w:numId w:val="0"/>
@@ -9056,7 +8693,7 @@
     </w:p>
     <w:p>
       <w:pPr>
-        <w:pStyle w:val="Heading2"/>
+        <w:pStyle w:val="2"/>
         <w:numPr>
           <w:ilvl w:val="0"/>
           <w:numId w:val="0"/>
@@ -9120,7 +8757,7 @@
         <w:spacing w:line="400" w:lineRule="exact"/>
         <w:jc w:val="left"/>
         <w:rPr>
-          <w:rFonts w:ascii="SimSun" w:hAnsi="SimSun"/>
+          <w:rFonts w:ascii="宋体" w:hAnsi="宋体"/>
           <w:sz w:val="24"/>
         </w:rPr>
       </w:pPr>
@@ -9274,7 +8911,7 @@
     </w:p>
     <w:p>
       <w:pPr>
-        <w:pStyle w:val="Heading1"/>
+        <w:pStyle w:val="1"/>
         <w:numPr>
           <w:ilvl w:val="0"/>
           <w:numId w:val="0"/>
@@ -9285,7 +8922,7 @@
         <w:spacing w:beforeLines="50" w:before="156" w:afterLines="50" w:after="156"/>
         <w:jc w:val="center"/>
         <w:rPr>
-          <w:rFonts w:ascii="Times New Roman" w:eastAsia="SimHei" w:hAnsi="Times New Roman"/>
+          <w:rFonts w:ascii="Times New Roman" w:eastAsia="黑体" w:hAnsi="Times New Roman"/>
           <w:b w:val="0"/>
           <w:bCs w:val="0"/>
           <w:color w:val="0000FF"/>
@@ -9305,7 +8942,7 @@
       <w:bookmarkStart w:id="59" w:name="_Toc186718765"/>
       <w:r>
         <w:rPr>
-          <w:rFonts w:ascii="Times New Roman" w:eastAsia="SimHei"/>
+          <w:rFonts w:ascii="Times New Roman" w:eastAsia="黑体"/>
           <w:b w:val="0"/>
           <w:bCs w:val="0"/>
           <w:noProof/>
@@ -9372,14 +9009,14 @@
                           <w:p>
                             <w:pPr>
                               <w:rPr>
-                                <w:rFonts w:hAnsi="SimSun"/>
+                                <w:rFonts w:hAnsi="宋体"/>
                                 <w:color w:val="FF0000"/>
                                 <w:szCs w:val="21"/>
                               </w:rPr>
                             </w:pPr>
                             <w:r>
                               <w:rPr>
-                                <w:rFonts w:hAnsi="SimSun"/>
+                                <w:rFonts w:hAnsi="宋体"/>
                                 <w:color w:val="FF0000"/>
                                 <w:szCs w:val="21"/>
                               </w:rPr>
@@ -9387,7 +9024,7 @@
                             </w:r>
                             <w:r>
                               <w:rPr>
-                                <w:rFonts w:hAnsi="SimSun"/>
+                                <w:rFonts w:hAnsi="宋体"/>
                                 <w:color w:val="FF0000"/>
                                 <w:szCs w:val="21"/>
                               </w:rPr>
@@ -9395,7 +9032,7 @@
                             </w:r>
                             <w:r>
                               <w:rPr>
-                                <w:rFonts w:hAnsi="SimSun"/>
+                                <w:rFonts w:hAnsi="宋体"/>
                                 <w:color w:val="FF0000"/>
                                 <w:szCs w:val="21"/>
                               </w:rPr>
@@ -9419,9 +9056,9 @@
               </wp:anchor>
             </w:drawing>
           </mc:Choice>
-          <mc:Fallback xmlns:w16sdtfl="http://schemas.microsoft.com/office/word/2024/wordml/sdtformatlock">
+          <mc:Fallback>
             <w:pict>
-              <v:shape w14:anchorId="6539F439" id="自选图形 37" o:spid="_x0000_s1048" type="#_x0000_t62" style="position:absolute;left:0;text-align:left;margin-left:276pt;margin-top:-18pt;width:99pt;height:39pt;z-index:251658240;visibility:visible;mso-wrap-style:square;mso-width-percent:0;mso-height-percent:0;mso-wrap-distance-left:9pt;mso-wrap-distance-top:0;mso-wrap-distance-right:9pt;mso-wrap-distance-bottom:0;mso-position-horizontal:absolute;mso-position-horizontal-relative:text;mso-position-vertical:absolute;mso-position-vertical-relative:text;mso-width-percent:0;mso-height-percent:0;mso-width-relative:page;mso-height-relative:page;v-text-anchor:top" o:gfxdata="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" adj="-5193,21545" filled="f" fillcolor="red" strokecolor="red">
+              <v:shape w14:anchorId="6539F439" id="自选图形 37" o:spid="_x0000_s1047" type="#_x0000_t62" style="position:absolute;left:0;text-align:left;margin-left:276pt;margin-top:-18pt;width:99pt;height:39pt;z-index:251658240;visibility:visible;mso-wrap-style:square;mso-width-percent:0;mso-height-percent:0;mso-wrap-distance-left:9pt;mso-wrap-distance-top:0;mso-wrap-distance-right:9pt;mso-wrap-distance-bottom:0;mso-position-horizontal:absolute;mso-position-horizontal-relative:text;mso-position-vertical:absolute;mso-position-vertical-relative:text;mso-width-percent:0;mso-height-percent:0;mso-width-relative:page;mso-height-relative:page;v-text-anchor:top" o:gfxdata="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" adj="-5193,21545" filled="f" fillcolor="red" strokecolor="red">
                 <v:textbox>
                   <w:txbxContent>
                     <w:p>
@@ -9466,7 +9103,7 @@
       </w:r>
       <w:r>
         <w:rPr>
-          <w:rFonts w:ascii="Times New Roman" w:eastAsia="SimHei" w:hint="eastAsia"/>
+          <w:rFonts w:ascii="Times New Roman" w:eastAsia="黑体" w:hint="eastAsia"/>
           <w:b w:val="0"/>
           <w:bCs w:val="0"/>
           <w:sz w:val="32"/>
@@ -9586,7 +9223,7 @@
       </w:r>
       <w:r>
         <w:rPr>
-          <w:rFonts w:ascii="SimSun" w:hAnsi="SimSun" w:hint="eastAsia"/>
+          <w:rFonts w:ascii="宋体" w:hAnsi="宋体" w:hint="eastAsia"/>
           <w:color w:val="0000FF"/>
           <w:szCs w:val="21"/>
         </w:rPr>
@@ -9750,7 +9387,7 @@
       </w:r>
       <w:r>
         <w:rPr>
-          <w:rFonts w:ascii="SimSun" w:hAnsi="SimSun" w:hint="eastAsia"/>
+          <w:rFonts w:ascii="宋体" w:hAnsi="宋体" w:hint="eastAsia"/>
           <w:color w:val="0000FF"/>
           <w:szCs w:val="21"/>
         </w:rPr>
@@ -9953,7 +9590,7 @@
       </w:r>
       <w:r>
         <w:rPr>
-          <w:rFonts w:ascii="SimSun" w:hAnsi="SimSun" w:hint="eastAsia"/>
+          <w:rFonts w:ascii="宋体" w:hAnsi="宋体" w:hint="eastAsia"/>
           <w:color w:val="0000FF"/>
           <w:szCs w:val="21"/>
         </w:rPr>
@@ -10082,7 +9719,7 @@
       </w:r>
       <w:r>
         <w:rPr>
-          <w:rFonts w:ascii="SimSun" w:hAnsi="SimSun" w:hint="eastAsia"/>
+          <w:rFonts w:ascii="宋体" w:hAnsi="宋体" w:hint="eastAsia"/>
           <w:color w:val="0000FF"/>
           <w:szCs w:val="21"/>
         </w:rPr>
@@ -10097,7 +9734,7 @@
       </w:r>
       <w:r>
         <w:rPr>
-          <w:rFonts w:ascii="SimSun" w:hAnsi="SimSun" w:hint="eastAsia"/>
+          <w:rFonts w:ascii="宋体" w:hAnsi="宋体" w:hint="eastAsia"/>
           <w:color w:val="0000FF"/>
           <w:szCs w:val="21"/>
         </w:rPr>
@@ -10129,7 +9766,7 @@
         </w:tabs>
         <w:spacing w:line="400" w:lineRule="exact"/>
         <w:rPr>
-          <w:rFonts w:ascii="SimSun" w:hAnsi="SimSun"/>
+          <w:rFonts w:ascii="宋体" w:hAnsi="宋体"/>
           <w:color w:val="000000"/>
           <w:sz w:val="24"/>
           <w:szCs w:val="21"/>
@@ -10514,7 +10151,7 @@
       </w:r>
       <w:r>
         <w:rPr>
-          <w:rFonts w:ascii="SimSun" w:hAnsi="SimSun" w:hint="eastAsia"/>
+          <w:rFonts w:ascii="宋体" w:hAnsi="宋体" w:hint="eastAsia"/>
           <w:szCs w:val="21"/>
         </w:rPr>
         <w:t>-</w:t>
@@ -10527,7 +10164,7 @@
       </w:r>
       <w:r>
         <w:rPr>
-          <w:rFonts w:ascii="SimSun" w:hAnsi="SimSun" w:hint="eastAsia"/>
+          <w:rFonts w:ascii="宋体" w:hAnsi="宋体" w:hint="eastAsia"/>
           <w:szCs w:val="21"/>
         </w:rPr>
         <w:t>-</w:t>
@@ -10554,7 +10191,7 @@
       </w:r>
       <w:r>
         <w:rPr>
-          <w:rFonts w:ascii="SimSun" w:hAnsi="SimSun" w:hint="eastAsia"/>
+          <w:rFonts w:ascii="宋体" w:hAnsi="宋体" w:hint="eastAsia"/>
           <w:szCs w:val="21"/>
         </w:rPr>
         <w:t>-</w:t>
@@ -10567,7 +10204,7 @@
       </w:r>
       <w:r>
         <w:rPr>
-          <w:rFonts w:ascii="SimSun" w:hAnsi="SimSun" w:hint="eastAsia"/>
+          <w:rFonts w:ascii="宋体" w:hAnsi="宋体" w:hint="eastAsia"/>
           <w:szCs w:val="21"/>
         </w:rPr>
         <w:t>-</w:t>
@@ -10859,7 +10496,7 @@
       </w:pPr>
       <w:r>
         <w:rPr>
-          <w:rFonts w:ascii="SimSun" w:hAnsi="SimSun" w:hint="eastAsia"/>
+          <w:rFonts w:ascii="宋体" w:hAnsi="宋体" w:hint="eastAsia"/>
           <w:noProof/>
           <w:color w:val="000000"/>
           <w:sz w:val="24"/>
@@ -10917,14 +10554,14 @@
                           <w:p>
                             <w:pPr>
                               <w:rPr>
-                                <w:rFonts w:hAnsi="SimSun"/>
+                                <w:rFonts w:hAnsi="宋体"/>
                                 <w:color w:val="FF0000"/>
                                 <w:szCs w:val="21"/>
                               </w:rPr>
                             </w:pPr>
                             <w:r>
                               <w:rPr>
-                                <w:rFonts w:hAnsi="SimSun" w:hint="eastAsia"/>
+                                <w:rFonts w:hAnsi="宋体" w:hint="eastAsia"/>
                                 <w:color w:val="FF0000"/>
                                 <w:szCs w:val="21"/>
                               </w:rPr>
@@ -10932,7 +10569,7 @@
                             </w:r>
                             <w:r>
                               <w:rPr>
-                                <w:rFonts w:hAnsi="SimSun" w:hint="eastAsia"/>
+                                <w:rFonts w:hAnsi="宋体" w:hint="eastAsia"/>
                                 <w:color w:val="FF0000"/>
                                 <w:szCs w:val="21"/>
                               </w:rPr>
@@ -10940,7 +10577,7 @@
                             </w:r>
                             <w:r>
                               <w:rPr>
-                                <w:rFonts w:hAnsi="SimSun" w:hint="eastAsia"/>
+                                <w:rFonts w:hAnsi="宋体" w:hint="eastAsia"/>
                                 <w:color w:val="FF0000"/>
                                 <w:szCs w:val="21"/>
                               </w:rPr>
@@ -10948,7 +10585,7 @@
                             </w:r>
                             <w:r>
                               <w:rPr>
-                                <w:rFonts w:hAnsi="SimSun" w:hint="eastAsia"/>
+                                <w:rFonts w:hAnsi="宋体" w:hint="eastAsia"/>
                                 <w:color w:val="FF0000"/>
                                 <w:szCs w:val="21"/>
                               </w:rPr>
@@ -10956,7 +10593,7 @@
                             </w:r>
                             <w:r>
                               <w:rPr>
-                                <w:rFonts w:hAnsi="SimSun" w:hint="eastAsia"/>
+                                <w:rFonts w:hAnsi="宋体" w:hint="eastAsia"/>
                                 <w:color w:val="FF0000"/>
                                 <w:szCs w:val="21"/>
                               </w:rPr>
@@ -10966,7 +10603,7 @@
                           <w:p>
                             <w:pPr>
                               <w:rPr>
-                                <w:rFonts w:hAnsi="SimSun"/>
+                                <w:rFonts w:hAnsi="宋体"/>
                                 <w:color w:val="FF0000"/>
                                 <w:szCs w:val="21"/>
                               </w:rPr>
@@ -10989,9 +10626,9 @@
               </wp:anchor>
             </w:drawing>
           </mc:Choice>
-          <mc:Fallback xmlns:w16sdtfl="http://schemas.microsoft.com/office/word/2024/wordml/sdtformatlock">
+          <mc:Fallback>
             <w:pict>
-              <v:shape w14:anchorId="7B5B25EA" id="自选图形 44" o:spid="_x0000_s1049" type="#_x0000_t61" style="position:absolute;left:0;text-align:left;margin-left:207pt;margin-top:3.2pt;width:162.75pt;height:52.15pt;z-index:-251671552;visibility:visible;mso-wrap-style:square;mso-width-percent:0;mso-height-percent:0;mso-wrap-distance-left:9pt;mso-wrap-distance-top:0;mso-wrap-distance-right:9pt;mso-wrap-distance-bottom:0;mso-position-horizontal:absolute;mso-position-horizontal-relative:text;mso-position-vertical:absolute;mso-position-vertical-relative:text;mso-width-percent:0;mso-height-percent:0;mso-width-relative:page;mso-height-relative:page;v-text-anchor:top" o:gfxdata="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" adj="-2933,-18618" strokecolor="red">
+              <v:shape w14:anchorId="7B5B25EA" id="自选图形 44" o:spid="_x0000_s1048" type="#_x0000_t61" style="position:absolute;left:0;text-align:left;margin-left:207pt;margin-top:3.2pt;width:162.75pt;height:52.15pt;z-index:-251671552;visibility:visible;mso-wrap-style:square;mso-width-percent:0;mso-height-percent:0;mso-wrap-distance-left:9pt;mso-wrap-distance-top:0;mso-wrap-distance-right:9pt;mso-wrap-distance-bottom:0;mso-position-horizontal:absolute;mso-position-horizontal-relative:text;mso-position-vertical:absolute;mso-position-vertical-relative:text;mso-width-percent:0;mso-height-percent:0;mso-width-relative:page;mso-height-relative:page;v-text-anchor:top" o:gfxdata="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" adj="-2933,-18618" strokecolor="red">
                 <v:textbox>
                   <w:txbxContent>
                     <w:p>
@@ -11114,7 +10751,7 @@
       <w:pPr>
         <w:spacing w:line="400" w:lineRule="exact"/>
         <w:rPr>
-          <w:rFonts w:ascii="SimSun" w:hAnsi="SimSun"/>
+          <w:rFonts w:ascii="宋体" w:hAnsi="宋体"/>
           <w:color w:val="000000"/>
           <w:sz w:val="24"/>
           <w:szCs w:val="21"/>
@@ -11125,7 +10762,7 @@
       <w:pPr>
         <w:spacing w:line="400" w:lineRule="exact"/>
         <w:rPr>
-          <w:rFonts w:ascii="SimSun" w:hAnsi="SimSun"/>
+          <w:rFonts w:ascii="宋体" w:hAnsi="宋体"/>
           <w:color w:val="000000"/>
           <w:sz w:val="24"/>
           <w:szCs w:val="21"/>
@@ -11136,7 +10773,7 @@
       <w:pPr>
         <w:spacing w:line="400" w:lineRule="exact"/>
         <w:rPr>
-          <w:rFonts w:ascii="SimSun" w:hAnsi="SimSun"/>
+          <w:rFonts w:ascii="宋体" w:hAnsi="宋体"/>
           <w:color w:val="000000"/>
           <w:sz w:val="24"/>
           <w:szCs w:val="21"/>
@@ -11147,7 +10784,7 @@
       <w:pPr>
         <w:spacing w:line="400" w:lineRule="exact"/>
         <w:rPr>
-          <w:rFonts w:ascii="SimSun" w:hAnsi="SimSun"/>
+          <w:rFonts w:ascii="宋体" w:hAnsi="宋体"/>
           <w:color w:val="000000"/>
           <w:sz w:val="24"/>
           <w:szCs w:val="21"/>
@@ -11158,7 +10795,7 @@
       <w:pPr>
         <w:spacing w:line="400" w:lineRule="exact"/>
         <w:rPr>
-          <w:rFonts w:ascii="SimSun" w:hAnsi="SimSun"/>
+          <w:rFonts w:ascii="宋体" w:hAnsi="宋体"/>
           <w:color w:val="000000"/>
           <w:sz w:val="24"/>
           <w:szCs w:val="21"/>
@@ -11170,13 +10807,13 @@
         <w:spacing w:line="400" w:lineRule="exact"/>
         <w:jc w:val="center"/>
         <w:rPr>
-          <w:rFonts w:eastAsia="SimHei" w:hint="eastAsia"/>
+          <w:rFonts w:eastAsia="黑体"/>
           <w:sz w:val="32"/>
         </w:rPr>
       </w:pPr>
       <w:r>
         <w:rPr>
-          <w:rFonts w:ascii="SimSun" w:hAnsi="SimSun"/>
+          <w:rFonts w:ascii="宋体" w:hAnsi="宋体"/>
           <w:color w:val="000000"/>
           <w:sz w:val="24"/>
           <w:szCs w:val="21"/>
@@ -11187,7 +10824,7 @@
       <w:bookmarkStart w:id="61" w:name="_Toc216513193"/>
       <w:r>
         <w:rPr>
-          <w:rFonts w:eastAsia="SimHei" w:hint="eastAsia"/>
+          <w:rFonts w:eastAsia="黑体" w:hint="eastAsia"/>
           <w:b/>
           <w:bCs/>
           <w:noProof/>
@@ -11200,8 +10837,8 @@
       <w:bookmarkEnd w:id="61"/>
     </w:p>
     <w:sectPr>
-      <w:headerReference w:type="default" r:id="rId16"/>
-      <w:footerReference w:type="default" r:id="rId17"/>
+      <w:headerReference w:type="default" r:id="rId22"/>
+      <w:footerReference w:type="default" r:id="rId23"/>
       <w:pgSz w:w="11906" w:h="16838"/>
       <w:pgMar w:top="1418" w:right="1247" w:bottom="1418" w:left="1985" w:header="851" w:footer="992" w:gutter="0"/>
       <w:pgNumType w:start="1"/>
@@ -11213,7 +10850,7 @@
 </file>
 
 <file path=word/endnotes.xml><?xml version="1.0" encoding="utf-8"?>
-<w:endnotes xmlns:wpc="http://schemas.microsoft.com/office/word/2010/wordprocessingCanvas" xmlns:cx="http://schemas.microsoft.com/office/drawing/2014/chartex" xmlns:cx1="http://schemas.microsoft.com/office/drawing/2015/9/8/chartex" xmlns:cx2="http://schemas.microsoft.com/office/drawing/2015/10/21/chartex" xmlns:cx3="http://schemas.microsoft.com/office/drawing/2016/5/9/chartex" xmlns:cx4="http://schemas.microsoft.com/office/drawing/2016/5/10/chartex" xmlns:cx5="http://schemas.microsoft.com/office/drawing/2016/5/11/chartex" xmlns:cx6="http://schemas.microsoft.com/office/drawing/2016/5/12/chartex" xmlns:cx7="http://schemas.microsoft.com/office/drawing/2016/5/13/chartex" xmlns:cx8="http://schemas.microsoft.com/office/drawing/2016/5/14/chartex" xmlns:mc="http://schemas.openxmlformats.org/markup-compatibility/2006" xmlns:aink="http://schemas.microsoft.com/office/drawing/2016/ink" xmlns:am3d="http://schemas.microsoft.com/office/drawing/2017/model3d" xmlns:o="urn:schemas-microsoft-com:office:office" xmlns:oel="http://schemas.microsoft.com/office/2019/extlst" xmlns:r="http://schemas.openxmlformats.org/officeDocument/2006/relationships" xmlns:m="http://schemas.openxmlformats.org/officeDocument/2006/math" xmlns:v="urn:schemas-microsoft-com:vml" xmlns:wp14="http://schemas.microsoft.com/office/word/2010/wordprocessingDrawing" xmlns:wp="http://schemas.openxmlformats.org/drawingml/2006/wordprocessingDrawing" xmlns:w10="urn:schemas-microsoft-com:office:word" xmlns:w="http://schemas.openxmlformats.org/wordprocessingml/2006/main" xmlns:w14="http://schemas.microsoft.com/office/word/2010/wordml" xmlns:w15="http://schemas.microsoft.com/office/word/2012/wordml" xmlns:w16cex="http://schemas.microsoft.com/office/word/2018/wordml/cex" xmlns:w16cid="http://schemas.microsoft.com/office/word/2016/wordml/cid" xmlns:w16="http://schemas.microsoft.com/office/word/2018/wordml" xmlns:w16du="http://schemas.microsoft.com/office/word/2023/wordml/word16du" xmlns:w16sdtdh="http://schemas.microsoft.com/office/word/2020/wordml/sdtdatahash" xmlns:w16se="http://schemas.microsoft.com/office/word/2015/wordml/symex" xmlns:wpg="http://schemas.microsoft.com/office/word/2010/wordprocessingGroup" xmlns:wpi="http://schemas.microsoft.com/office/word/2010/wordprocessingInk" xmlns:wne="http://schemas.microsoft.com/office/word/2006/wordml" xmlns:wps="http://schemas.microsoft.com/office/word/2010/wordprocessingShape" mc:Ignorable="w14 w15 w16se w16cid w16 w16cex w16sdtdh w16du wp14">
+<w:endnotes xmlns:wpc="http://schemas.microsoft.com/office/word/2010/wordprocessingCanvas" xmlns:cx="http://schemas.microsoft.com/office/drawing/2014/chartex" xmlns:cx1="http://schemas.microsoft.com/office/drawing/2015/9/8/chartex" xmlns:cx2="http://schemas.microsoft.com/office/drawing/2015/10/21/chartex" xmlns:cx3="http://schemas.microsoft.com/office/drawing/2016/5/9/chartex" xmlns:cx4="http://schemas.microsoft.com/office/drawing/2016/5/10/chartex" xmlns:cx5="http://schemas.microsoft.com/office/drawing/2016/5/11/chartex" xmlns:cx6="http://schemas.microsoft.com/office/drawing/2016/5/12/chartex" xmlns:cx7="http://schemas.microsoft.com/office/drawing/2016/5/13/chartex" xmlns:cx8="http://schemas.microsoft.com/office/drawing/2016/5/14/chartex" xmlns:mc="http://schemas.openxmlformats.org/markup-compatibility/2006" xmlns:aink="http://schemas.microsoft.com/office/drawing/2016/ink" xmlns:am3d="http://schemas.microsoft.com/office/drawing/2017/model3d" xmlns:o="urn:schemas-microsoft-com:office:office" xmlns:oel="http://schemas.microsoft.com/office/2019/extlst" xmlns:r="http://schemas.openxmlformats.org/officeDocument/2006/relationships" xmlns:m="http://schemas.openxmlformats.org/officeDocument/2006/math" xmlns:v="urn:schemas-microsoft-com:vml" xmlns:wp14="http://schemas.microsoft.com/office/word/2010/wordprocessingDrawing" xmlns:wp="http://schemas.openxmlformats.org/drawingml/2006/wordprocessingDrawing" xmlns:w10="urn:schemas-microsoft-com:office:word" xmlns:w="http://schemas.openxmlformats.org/wordprocessingml/2006/main" xmlns:w14="http://schemas.microsoft.com/office/word/2010/wordml" xmlns:w15="http://schemas.microsoft.com/office/word/2012/wordml" xmlns:w16cex="http://schemas.microsoft.com/office/word/2018/wordml/cex" xmlns:w16cid="http://schemas.microsoft.com/office/word/2016/wordml/cid" xmlns:w16="http://schemas.microsoft.com/office/word/2018/wordml" xmlns:w16du="http://schemas.microsoft.com/office/word/2023/wordml/word16du" xmlns:w16sdtdh="http://schemas.microsoft.com/office/word/2020/wordml/sdtdatahash" xmlns:w16sdtfl="http://schemas.microsoft.com/office/word/2024/wordml/sdtformatlock" xmlns:w16se="http://schemas.microsoft.com/office/word/2015/wordml/symex" xmlns:wpg="http://schemas.microsoft.com/office/word/2010/wordprocessingGroup" xmlns:wpi="http://schemas.microsoft.com/office/word/2010/wordprocessingInk" xmlns:wne="http://schemas.microsoft.com/office/word/2006/wordml" xmlns:wps="http://schemas.microsoft.com/office/word/2010/wordprocessingShape" mc:Ignorable="w14 w15 w16se w16cid w16 w16cex w16sdtdh w16sdtfl w16du wp14">
   <w:endnote w:type="separator" w:id="-1">
     <w:p>
       <w:r>
@@ -11232,10 +10869,40 @@
 </file>
 
 <file path=word/footer1.xml><?xml version="1.0" encoding="utf-8"?>
-<w:ftr xmlns:wpc="http://schemas.microsoft.com/office/word/2010/wordprocessingCanvas" xmlns:cx="http://schemas.microsoft.com/office/drawing/2014/chartex" xmlns:cx1="http://schemas.microsoft.com/office/drawing/2015/9/8/chartex" xmlns:cx2="http://schemas.microsoft.com/office/drawing/2015/10/21/chartex" xmlns:cx3="http://schemas.microsoft.com/office/drawing/2016/5/9/chartex" xmlns:cx4="http://schemas.microsoft.com/office/drawing/2016/5/10/chartex" xmlns:cx5="http://schemas.microsoft.com/office/drawing/2016/5/11/chartex" xmlns:cx6="http://schemas.microsoft.com/office/drawing/2016/5/12/chartex" xmlns:cx7="http://schemas.microsoft.com/office/drawing/2016/5/13/chartex" xmlns:cx8="http://schemas.microsoft.com/office/drawing/2016/5/14/chartex" xmlns:mc="http://schemas.openxmlformats.org/markup-compatibility/2006" xmlns:aink="http://schemas.microsoft.com/office/drawing/2016/ink" xmlns:am3d="http://schemas.microsoft.com/office/drawing/2017/model3d" xmlns:o="urn:schemas-microsoft-com:office:office" xmlns:oel="http://schemas.microsoft.com/office/2019/extlst" xmlns:r="http://schemas.openxmlformats.org/officeDocument/2006/relationships" xmlns:m="http://schemas.openxmlformats.org/officeDocument/2006/math" xmlns:v="urn:schemas-microsoft-com:vml" xmlns:wp14="http://schemas.microsoft.com/office/word/2010/wordprocessingDrawing" xmlns:wp="http://schemas.openxmlformats.org/drawingml/2006/wordprocessingDrawing" xmlns:w10="urn:schemas-microsoft-com:office:word" xmlns:w="http://schemas.openxmlformats.org/wordprocessingml/2006/main" xmlns:w14="http://schemas.microsoft.com/office/word/2010/wordml" xmlns:w15="http://schemas.microsoft.com/office/word/2012/wordml" xmlns:w16cex="http://schemas.microsoft.com/office/word/2018/wordml/cex" xmlns:w16cid="http://schemas.microsoft.com/office/word/2016/wordml/cid" xmlns:w16="http://schemas.microsoft.com/office/word/2018/wordml" xmlns:w16du="http://schemas.microsoft.com/office/word/2023/wordml/word16du" xmlns:w16sdtdh="http://schemas.microsoft.com/office/word/2020/wordml/sdtdatahash" xmlns:w16se="http://schemas.microsoft.com/office/word/2015/wordml/symex" xmlns:wpg="http://schemas.microsoft.com/office/word/2010/wordprocessingGroup" xmlns:wpi="http://schemas.microsoft.com/office/word/2010/wordprocessingInk" xmlns:wne="http://schemas.microsoft.com/office/word/2006/wordml" xmlns:wps="http://schemas.microsoft.com/office/word/2010/wordprocessingShape" mc:Ignorable="w14 w15 w16se w16cid w16 w16cex w16sdtdh w16du wp14">
+<w:ftr xmlns:wpc="http://schemas.microsoft.com/office/word/2010/wordprocessingCanvas" xmlns:cx="http://schemas.microsoft.com/office/drawing/2014/chartex" xmlns:cx1="http://schemas.microsoft.com/office/drawing/2015/9/8/chartex" xmlns:cx2="http://schemas.microsoft.com/office/drawing/2015/10/21/chartex" xmlns:cx3="http://schemas.microsoft.com/office/drawing/2016/5/9/chartex" xmlns:cx4="http://schemas.microsoft.com/office/drawing/2016/5/10/chartex" xmlns:cx5="http://schemas.microsoft.com/office/drawing/2016/5/11/chartex" xmlns:cx6="http://schemas.microsoft.com/office/drawing/2016/5/12/chartex" xmlns:cx7="http://schemas.microsoft.com/office/drawing/2016/5/13/chartex" xmlns:cx8="http://schemas.microsoft.com/office/drawing/2016/5/14/chartex" xmlns:mc="http://schemas.openxmlformats.org/markup-compatibility/2006" xmlns:aink="http://schemas.microsoft.com/office/drawing/2016/ink" xmlns:am3d="http://schemas.microsoft.com/office/drawing/2017/model3d" xmlns:o="urn:schemas-microsoft-com:office:office" xmlns:oel="http://schemas.microsoft.com/office/2019/extlst" xmlns:r="http://schemas.openxmlformats.org/officeDocument/2006/relationships" xmlns:m="http://schemas.openxmlformats.org/officeDocument/2006/math" xmlns:v="urn:schemas-microsoft-com:vml" xmlns:wp14="http://schemas.microsoft.com/office/word/2010/wordprocessingDrawing" xmlns:wp="http://schemas.openxmlformats.org/drawingml/2006/wordprocessingDrawing" xmlns:w10="urn:schemas-microsoft-com:office:word" xmlns:w="http://schemas.openxmlformats.org/wordprocessingml/2006/main" xmlns:w14="http://schemas.microsoft.com/office/word/2010/wordml" xmlns:w15="http://schemas.microsoft.com/office/word/2012/wordml" xmlns:w16cex="http://schemas.microsoft.com/office/word/2018/wordml/cex" xmlns:w16cid="http://schemas.microsoft.com/office/word/2016/wordml/cid" xmlns:w16="http://schemas.microsoft.com/office/word/2018/wordml" xmlns:w16du="http://schemas.microsoft.com/office/word/2023/wordml/word16du" xmlns:w16sdtdh="http://schemas.microsoft.com/office/word/2020/wordml/sdtdatahash" xmlns:w16sdtfl="http://schemas.microsoft.com/office/word/2024/wordml/sdtformatlock" xmlns:w16se="http://schemas.microsoft.com/office/word/2015/wordml/symex" xmlns:wpg="http://schemas.microsoft.com/office/word/2010/wordprocessingGroup" xmlns:wpi="http://schemas.microsoft.com/office/word/2010/wordprocessingInk" xmlns:wne="http://schemas.microsoft.com/office/word/2006/wordml" xmlns:wps="http://schemas.microsoft.com/office/word/2010/wordprocessingShape" mc:Ignorable="w14 w15 w16se w16cid w16 w16cex w16sdtdh w16sdtfl w16du wp14">
   <w:p>
     <w:pPr>
-      <w:pStyle w:val="Footer"/>
+      <w:pStyle w:val="a8"/>
+    </w:pPr>
+  </w:p>
+</w:ftr>
+</file>
+
+<file path=word/footer2.xml><?xml version="1.0" encoding="utf-8"?>
+<w:ftr xmlns:wpc="http://schemas.microsoft.com/office/word/2010/wordprocessingCanvas" xmlns:cx="http://schemas.microsoft.com/office/drawing/2014/chartex" xmlns:cx1="http://schemas.microsoft.com/office/drawing/2015/9/8/chartex" xmlns:cx2="http://schemas.microsoft.com/office/drawing/2015/10/21/chartex" xmlns:cx3="http://schemas.microsoft.com/office/drawing/2016/5/9/chartex" xmlns:cx4="http://schemas.microsoft.com/office/drawing/2016/5/10/chartex" xmlns:cx5="http://schemas.microsoft.com/office/drawing/2016/5/11/chartex" xmlns:cx6="http://schemas.microsoft.com/office/drawing/2016/5/12/chartex" xmlns:cx7="http://schemas.microsoft.com/office/drawing/2016/5/13/chartex" xmlns:cx8="http://schemas.microsoft.com/office/drawing/2016/5/14/chartex" xmlns:mc="http://schemas.openxmlformats.org/markup-compatibility/2006" xmlns:aink="http://schemas.microsoft.com/office/drawing/2016/ink" xmlns:am3d="http://schemas.microsoft.com/office/drawing/2017/model3d" xmlns:o="urn:schemas-microsoft-com:office:office" xmlns:oel="http://schemas.microsoft.com/office/2019/extlst" xmlns:r="http://schemas.openxmlformats.org/officeDocument/2006/relationships" xmlns:m="http://schemas.openxmlformats.org/officeDocument/2006/math" xmlns:v="urn:schemas-microsoft-com:vml" xmlns:wp14="http://schemas.microsoft.com/office/word/2010/wordprocessingDrawing" xmlns:wp="http://schemas.openxmlformats.org/drawingml/2006/wordprocessingDrawing" xmlns:w10="urn:schemas-microsoft-com:office:word" xmlns:w="http://schemas.openxmlformats.org/wordprocessingml/2006/main" xmlns:w14="http://schemas.microsoft.com/office/word/2010/wordml" xmlns:w15="http://schemas.microsoft.com/office/word/2012/wordml" xmlns:w16cex="http://schemas.microsoft.com/office/word/2018/wordml/cex" xmlns:w16cid="http://schemas.microsoft.com/office/word/2016/wordml/cid" xmlns:w16="http://schemas.microsoft.com/office/word/2018/wordml" xmlns:w16du="http://schemas.microsoft.com/office/word/2023/wordml/word16du" xmlns:w16sdtdh="http://schemas.microsoft.com/office/word/2020/wordml/sdtdatahash" xmlns:w16sdtfl="http://schemas.microsoft.com/office/word/2024/wordml/sdtformatlock" xmlns:w16se="http://schemas.microsoft.com/office/word/2015/wordml/symex" xmlns:wpg="http://schemas.microsoft.com/office/word/2010/wordprocessingGroup" xmlns:wpi="http://schemas.microsoft.com/office/word/2010/wordprocessingInk" xmlns:wne="http://schemas.microsoft.com/office/word/2006/wordml" xmlns:wps="http://schemas.microsoft.com/office/word/2010/wordprocessingShape" mc:Ignorable="w14 w15 w16se w16cid w16 w16cex w16sdtdh w16sdtfl w16du wp14">
+  <w:p>
+    <w:pPr>
+      <w:pStyle w:val="a8"/>
+    </w:pPr>
+  </w:p>
+</w:ftr>
+</file>
+
+<file path=word/footer3.xml><?xml version="1.0" encoding="utf-8"?>
+<w:ftr xmlns:wpc="http://schemas.microsoft.com/office/word/2010/wordprocessingCanvas" xmlns:cx="http://schemas.microsoft.com/office/drawing/2014/chartex" xmlns:cx1="http://schemas.microsoft.com/office/drawing/2015/9/8/chartex" xmlns:cx2="http://schemas.microsoft.com/office/drawing/2015/10/21/chartex" xmlns:cx3="http://schemas.microsoft.com/office/drawing/2016/5/9/chartex" xmlns:cx4="http://schemas.microsoft.com/office/drawing/2016/5/10/chartex" xmlns:cx5="http://schemas.microsoft.com/office/drawing/2016/5/11/chartex" xmlns:cx6="http://schemas.microsoft.com/office/drawing/2016/5/12/chartex" xmlns:cx7="http://schemas.microsoft.com/office/drawing/2016/5/13/chartex" xmlns:cx8="http://schemas.microsoft.com/office/drawing/2016/5/14/chartex" xmlns:mc="http://schemas.openxmlformats.org/markup-compatibility/2006" xmlns:aink="http://schemas.microsoft.com/office/drawing/2016/ink" xmlns:am3d="http://schemas.microsoft.com/office/drawing/2017/model3d" xmlns:o="urn:schemas-microsoft-com:office:office" xmlns:oel="http://schemas.microsoft.com/office/2019/extlst" xmlns:r="http://schemas.openxmlformats.org/officeDocument/2006/relationships" xmlns:m="http://schemas.openxmlformats.org/officeDocument/2006/math" xmlns:v="urn:schemas-microsoft-com:vml" xmlns:wp14="http://schemas.microsoft.com/office/word/2010/wordprocessingDrawing" xmlns:wp="http://schemas.openxmlformats.org/drawingml/2006/wordprocessingDrawing" xmlns:w10="urn:schemas-microsoft-com:office:word" xmlns:w="http://schemas.openxmlformats.org/wordprocessingml/2006/main" xmlns:w14="http://schemas.microsoft.com/office/word/2010/wordml" xmlns:w15="http://schemas.microsoft.com/office/word/2012/wordml" xmlns:w16cex="http://schemas.microsoft.com/office/word/2018/wordml/cex" xmlns:w16cid="http://schemas.microsoft.com/office/word/2016/wordml/cid" xmlns:w16="http://schemas.microsoft.com/office/word/2018/wordml" xmlns:w16du="http://schemas.microsoft.com/office/word/2023/wordml/word16du" xmlns:w16sdtdh="http://schemas.microsoft.com/office/word/2020/wordml/sdtdatahash" xmlns:w16sdtfl="http://schemas.microsoft.com/office/word/2024/wordml/sdtformatlock" xmlns:w16se="http://schemas.microsoft.com/office/word/2015/wordml/symex" xmlns:wpg="http://schemas.microsoft.com/office/word/2010/wordprocessingGroup" xmlns:wpi="http://schemas.microsoft.com/office/word/2010/wordprocessingInk" xmlns:wne="http://schemas.microsoft.com/office/word/2006/wordml" xmlns:wps="http://schemas.microsoft.com/office/word/2010/wordprocessingShape" mc:Ignorable="w14 w15 w16se w16cid w16 w16cex w16sdtdh w16sdtfl w16du wp14">
+  <w:p>
+    <w:pPr>
+      <w:pStyle w:val="a8"/>
+    </w:pPr>
+  </w:p>
+</w:ftr>
+</file>
+
+<file path=word/footer4.xml><?xml version="1.0" encoding="utf-8"?>
+<w:ftr xmlns:wpc="http://schemas.microsoft.com/office/word/2010/wordprocessingCanvas" xmlns:cx="http://schemas.microsoft.com/office/drawing/2014/chartex" xmlns:cx1="http://schemas.microsoft.com/office/drawing/2015/9/8/chartex" xmlns:cx2="http://schemas.microsoft.com/office/drawing/2015/10/21/chartex" xmlns:cx3="http://schemas.microsoft.com/office/drawing/2016/5/9/chartex" xmlns:cx4="http://schemas.microsoft.com/office/drawing/2016/5/10/chartex" xmlns:cx5="http://schemas.microsoft.com/office/drawing/2016/5/11/chartex" xmlns:cx6="http://schemas.microsoft.com/office/drawing/2016/5/12/chartex" xmlns:cx7="http://schemas.microsoft.com/office/drawing/2016/5/13/chartex" xmlns:cx8="http://schemas.microsoft.com/office/drawing/2016/5/14/chartex" xmlns:mc="http://schemas.openxmlformats.org/markup-compatibility/2006" xmlns:aink="http://schemas.microsoft.com/office/drawing/2016/ink" xmlns:am3d="http://schemas.microsoft.com/office/drawing/2017/model3d" xmlns:o="urn:schemas-microsoft-com:office:office" xmlns:oel="http://schemas.microsoft.com/office/2019/extlst" xmlns:r="http://schemas.openxmlformats.org/officeDocument/2006/relationships" xmlns:m="http://schemas.openxmlformats.org/officeDocument/2006/math" xmlns:v="urn:schemas-microsoft-com:vml" xmlns:wp14="http://schemas.microsoft.com/office/word/2010/wordprocessingDrawing" xmlns:wp="http://schemas.openxmlformats.org/drawingml/2006/wordprocessingDrawing" xmlns:w10="urn:schemas-microsoft-com:office:word" xmlns:w="http://schemas.openxmlformats.org/wordprocessingml/2006/main" xmlns:w14="http://schemas.microsoft.com/office/word/2010/wordml" xmlns:w15="http://schemas.microsoft.com/office/word/2012/wordml" xmlns:w16cex="http://schemas.microsoft.com/office/word/2018/wordml/cex" xmlns:w16cid="http://schemas.microsoft.com/office/word/2016/wordml/cid" xmlns:w16="http://schemas.microsoft.com/office/word/2018/wordml" xmlns:w16du="http://schemas.microsoft.com/office/word/2023/wordml/word16du" xmlns:w16sdtdh="http://schemas.microsoft.com/office/word/2020/wordml/sdtdatahash" xmlns:w16sdtfl="http://schemas.microsoft.com/office/word/2024/wordml/sdtformatlock" xmlns:w16se="http://schemas.microsoft.com/office/word/2015/wordml/symex" xmlns:wpg="http://schemas.microsoft.com/office/word/2010/wordprocessingGroup" xmlns:wpi="http://schemas.microsoft.com/office/word/2010/wordprocessingInk" xmlns:wne="http://schemas.microsoft.com/office/word/2006/wordml" xmlns:wps="http://schemas.microsoft.com/office/word/2010/wordprocessingShape" mc:Ignorable="w14 w15 w16se w16cid w16 w16cex w16sdtdh w16sdtfl w16du wp14">
+  <w:p>
+    <w:pPr>
+      <w:pStyle w:val="a8"/>
       <w:jc w:val="center"/>
       <w:rPr>
         <w:sz w:val="16"/>
@@ -11282,11 +10949,11 @@
 </w:ftr>
 </file>
 
-<file path=word/footer2.xml><?xml version="1.0" encoding="utf-8"?>
-<w:ftr xmlns:wpc="http://schemas.microsoft.com/office/word/2010/wordprocessingCanvas" xmlns:cx="http://schemas.microsoft.com/office/drawing/2014/chartex" xmlns:cx1="http://schemas.microsoft.com/office/drawing/2015/9/8/chartex" xmlns:cx2="http://schemas.microsoft.com/office/drawing/2015/10/21/chartex" xmlns:cx3="http://schemas.microsoft.com/office/drawing/2016/5/9/chartex" xmlns:cx4="http://schemas.microsoft.com/office/drawing/2016/5/10/chartex" xmlns:cx5="http://schemas.microsoft.com/office/drawing/2016/5/11/chartex" xmlns:cx6="http://schemas.microsoft.com/office/drawing/2016/5/12/chartex" xmlns:cx7="http://schemas.microsoft.com/office/drawing/2016/5/13/chartex" xmlns:cx8="http://schemas.microsoft.com/office/drawing/2016/5/14/chartex" xmlns:mc="http://schemas.openxmlformats.org/markup-compatibility/2006" xmlns:aink="http://schemas.microsoft.com/office/drawing/2016/ink" xmlns:am3d="http://schemas.microsoft.com/office/drawing/2017/model3d" xmlns:o="urn:schemas-microsoft-com:office:office" xmlns:oel="http://schemas.microsoft.com/office/2019/extlst" xmlns:r="http://schemas.openxmlformats.org/officeDocument/2006/relationships" xmlns:m="http://schemas.openxmlformats.org/officeDocument/2006/math" xmlns:v="urn:schemas-microsoft-com:vml" xmlns:wp14="http://schemas.microsoft.com/office/word/2010/wordprocessingDrawing" xmlns:wp="http://schemas.openxmlformats.org/drawingml/2006/wordprocessingDrawing" xmlns:w10="urn:schemas-microsoft-com:office:word" xmlns:w="http://schemas.openxmlformats.org/wordprocessingml/2006/main" xmlns:w14="http://schemas.microsoft.com/office/word/2010/wordml" xmlns:w15="http://schemas.microsoft.com/office/word/2012/wordml" xmlns:w16cex="http://schemas.microsoft.com/office/word/2018/wordml/cex" xmlns:w16cid="http://schemas.microsoft.com/office/word/2016/wordml/cid" xmlns:w16="http://schemas.microsoft.com/office/word/2018/wordml" xmlns:w16du="http://schemas.microsoft.com/office/word/2023/wordml/word16du" xmlns:w16sdtdh="http://schemas.microsoft.com/office/word/2020/wordml/sdtdatahash" xmlns:w16se="http://schemas.microsoft.com/office/word/2015/wordml/symex" xmlns:wpg="http://schemas.microsoft.com/office/word/2010/wordprocessingGroup" xmlns:wpi="http://schemas.microsoft.com/office/word/2010/wordprocessingInk" xmlns:wne="http://schemas.microsoft.com/office/word/2006/wordml" xmlns:wps="http://schemas.microsoft.com/office/word/2010/wordprocessingShape" mc:Ignorable="w14 w15 w16se w16cid w16 w16cex w16sdtdh w16du wp14">
+<file path=word/footer5.xml><?xml version="1.0" encoding="utf-8"?>
+<w:ftr xmlns:wpc="http://schemas.microsoft.com/office/word/2010/wordprocessingCanvas" xmlns:cx="http://schemas.microsoft.com/office/drawing/2014/chartex" xmlns:cx1="http://schemas.microsoft.com/office/drawing/2015/9/8/chartex" xmlns:cx2="http://schemas.microsoft.com/office/drawing/2015/10/21/chartex" xmlns:cx3="http://schemas.microsoft.com/office/drawing/2016/5/9/chartex" xmlns:cx4="http://schemas.microsoft.com/office/drawing/2016/5/10/chartex" xmlns:cx5="http://schemas.microsoft.com/office/drawing/2016/5/11/chartex" xmlns:cx6="http://schemas.microsoft.com/office/drawing/2016/5/12/chartex" xmlns:cx7="http://schemas.microsoft.com/office/drawing/2016/5/13/chartex" xmlns:cx8="http://schemas.microsoft.com/office/drawing/2016/5/14/chartex" xmlns:mc="http://schemas.openxmlformats.org/markup-compatibility/2006" xmlns:aink="http://schemas.microsoft.com/office/drawing/2016/ink" xmlns:am3d="http://schemas.microsoft.com/office/drawing/2017/model3d" xmlns:o="urn:schemas-microsoft-com:office:office" xmlns:oel="http://schemas.microsoft.com/office/2019/extlst" xmlns:r="http://schemas.openxmlformats.org/officeDocument/2006/relationships" xmlns:m="http://schemas.openxmlformats.org/officeDocument/2006/math" xmlns:v="urn:schemas-microsoft-com:vml" xmlns:wp14="http://schemas.microsoft.com/office/word/2010/wordprocessingDrawing" xmlns:wp="http://schemas.openxmlformats.org/drawingml/2006/wordprocessingDrawing" xmlns:w10="urn:schemas-microsoft-com:office:word" xmlns:w="http://schemas.openxmlformats.org/wordprocessingml/2006/main" xmlns:w14="http://schemas.microsoft.com/office/word/2010/wordml" xmlns:w15="http://schemas.microsoft.com/office/word/2012/wordml" xmlns:w16cex="http://schemas.microsoft.com/office/word/2018/wordml/cex" xmlns:w16cid="http://schemas.microsoft.com/office/word/2016/wordml/cid" xmlns:w16="http://schemas.microsoft.com/office/word/2018/wordml" xmlns:w16du="http://schemas.microsoft.com/office/word/2023/wordml/word16du" xmlns:w16sdtdh="http://schemas.microsoft.com/office/word/2020/wordml/sdtdatahash" xmlns:w16sdtfl="http://schemas.microsoft.com/office/word/2024/wordml/sdtformatlock" xmlns:w16se="http://schemas.microsoft.com/office/word/2015/wordml/symex" xmlns:wpg="http://schemas.microsoft.com/office/word/2010/wordprocessingGroup" xmlns:wpi="http://schemas.microsoft.com/office/word/2010/wordprocessingInk" xmlns:wne="http://schemas.microsoft.com/office/word/2006/wordml" xmlns:wps="http://schemas.microsoft.com/office/word/2010/wordprocessingShape" mc:Ignorable="w14 w15 w16se w16cid w16 w16cex w16sdtdh w16sdtfl w16du wp14">
   <w:p>
     <w:pPr>
-      <w:pStyle w:val="Footer"/>
+      <w:pStyle w:val="a8"/>
       <w:ind w:right="360"/>
       <w:jc w:val="center"/>
     </w:pPr>
@@ -11354,9 +11021,9 @@
                       <w:txbxContent>
                         <w:p>
                           <w:pPr>
-                            <w:pStyle w:val="Footer"/>
+                            <w:pStyle w:val="a8"/>
                             <w:rPr>
-                              <w:rStyle w:val="PageNumber"/>
+                              <w:rStyle w:val="ad"/>
                             </w:rPr>
                           </w:pPr>
                           <w:r>
@@ -11364,7 +11031,7 @@
                           </w:r>
                           <w:r>
                             <w:rPr>
-                              <w:rStyle w:val="PageNumber"/>
+                              <w:rStyle w:val="ad"/>
                             </w:rPr>
                             <w:instrText xml:space="preserve">PAGE  </w:instrText>
                           </w:r>
@@ -11373,7 +11040,7 @@
                           </w:r>
                           <w:r>
                             <w:rPr>
-                              <w:rStyle w:val="PageNumber"/>
+                              <w:rStyle w:val="ad"/>
                               <w:noProof/>
                             </w:rPr>
                             <w:t>1</w:t>
@@ -11399,20 +11066,20 @@
             </wp:anchor>
           </w:drawing>
         </mc:Choice>
-        <mc:Fallback xmlns:w16sdtfl="http://schemas.microsoft.com/office/word/2024/wordml/sdtformatlock">
+        <mc:Fallback>
           <w:pict>
             <v:shapetype w14:anchorId="1D8E1A7E" id="_x0000_t202" coordsize="21600,21600" o:spt="202" path="m,l,21600r21600,l21600,xe">
               <v:stroke joinstyle="miter"/>
               <v:path gradientshapeok="t" o:connecttype="rect"/>
             </v:shapetype>
-            <v:shape id="文本框 2" o:spid="_x0000_s1051" type="#_x0000_t202" style="position:absolute;left:0;text-align:left;margin-left:0;margin-top:0;width:4.55pt;height:10.35pt;z-index:251658240;visibility:visible;mso-wrap-style:none;mso-width-percent:0;mso-height-percent:0;mso-wrap-distance-left:9pt;mso-wrap-distance-top:0;mso-wrap-distance-right:9pt;mso-wrap-distance-bottom:0;mso-position-horizontal:center;mso-position-horizontal-relative:margin;mso-position-vertical:absolute;mso-position-vertical-relative:text;mso-width-percent:0;mso-height-percent:0;mso-width-relative:page;mso-height-relative:page;v-text-anchor:top" o:gfxdata="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" filled="f" stroked="f">
+            <v:shape id="文本框 2" o:spid="_x0000_s1049" type="#_x0000_t202" style="position:absolute;left:0;text-align:left;margin-left:0;margin-top:0;width:4.55pt;height:10.35pt;z-index:251658240;visibility:visible;mso-wrap-style:none;mso-width-percent:0;mso-height-percent:0;mso-wrap-distance-left:9pt;mso-wrap-distance-top:0;mso-wrap-distance-right:9pt;mso-wrap-distance-bottom:0;mso-position-horizontal:center;mso-position-horizontal-relative:margin;mso-position-vertical:absolute;mso-position-vertical-relative:text;mso-width-percent:0;mso-height-percent:0;mso-width-relative:page;mso-height-relative:page;v-text-anchor:top" o:gfxdata="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" filled="f" stroked="f">
               <v:textbox style="mso-fit-shape-to-text:t" inset="0,0,0,0">
                 <w:txbxContent>
                   <w:p>
                     <w:pPr>
                       <w:pStyle w:val="a8"/>
                       <w:rPr>
-                        <w:rStyle w:val="ab"/>
+                        <w:rStyle w:val="ad"/>
                       </w:rPr>
                     </w:pPr>
                     <w:r>
@@ -11420,7 +11087,7 @@
                     </w:r>
                     <w:r>
                       <w:rPr>
-                        <w:rStyle w:val="ab"/>
+                        <w:rStyle w:val="ad"/>
                       </w:rPr>
                       <w:instrText xml:space="preserve">PAGE  </w:instrText>
                     </w:r>
@@ -11429,7 +11096,7 @@
                     </w:r>
                     <w:r>
                       <w:rPr>
-                        <w:rStyle w:val="ab"/>
+                        <w:rStyle w:val="ad"/>
                         <w:noProof/>
                       </w:rPr>
                       <w:t>1</w:t>
@@ -11451,7 +11118,7 @@
 </file>
 
 <file path=word/footnotes.xml><?xml version="1.0" encoding="utf-8"?>
-<w:footnotes xmlns:wpc="http://schemas.microsoft.com/office/word/2010/wordprocessingCanvas" xmlns:cx="http://schemas.microsoft.com/office/drawing/2014/chartex" xmlns:cx1="http://schemas.microsoft.com/office/drawing/2015/9/8/chartex" xmlns:cx2="http://schemas.microsoft.com/office/drawing/2015/10/21/chartex" xmlns:cx3="http://schemas.microsoft.com/office/drawing/2016/5/9/chartex" xmlns:cx4="http://schemas.microsoft.com/office/drawing/2016/5/10/chartex" xmlns:cx5="http://schemas.microsoft.com/office/drawing/2016/5/11/chartex" xmlns:cx6="http://schemas.microsoft.com/office/drawing/2016/5/12/chartex" xmlns:cx7="http://schemas.microsoft.com/office/drawing/2016/5/13/chartex" xmlns:cx8="http://schemas.microsoft.com/office/drawing/2016/5/14/chartex" xmlns:mc="http://schemas.openxmlformats.org/markup-compatibility/2006" xmlns:aink="http://schemas.microsoft.com/office/drawing/2016/ink" xmlns:am3d="http://schemas.microsoft.com/office/drawing/2017/model3d" xmlns:o="urn:schemas-microsoft-com:office:office" xmlns:oel="http://schemas.microsoft.com/office/2019/extlst" xmlns:r="http://schemas.openxmlformats.org/officeDocument/2006/relationships" xmlns:m="http://schemas.openxmlformats.org/officeDocument/2006/math" xmlns:v="urn:schemas-microsoft-com:vml" xmlns:wp14="http://schemas.microsoft.com/office/word/2010/wordprocessingDrawing" xmlns:wp="http://schemas.openxmlformats.org/drawingml/2006/wordprocessingDrawing" xmlns:w10="urn:schemas-microsoft-com:office:word" xmlns:w="http://schemas.openxmlformats.org/wordprocessingml/2006/main" xmlns:w14="http://schemas.microsoft.com/office/word/2010/wordml" xmlns:w15="http://schemas.microsoft.com/office/word/2012/wordml" xmlns:w16cex="http://schemas.microsoft.com/office/word/2018/wordml/cex" xmlns:w16cid="http://schemas.microsoft.com/office/word/2016/wordml/cid" xmlns:w16="http://schemas.microsoft.com/office/word/2018/wordml" xmlns:w16du="http://schemas.microsoft.com/office/word/2023/wordml/word16du" xmlns:w16sdtdh="http://schemas.microsoft.com/office/word/2020/wordml/sdtdatahash" xmlns:w16se="http://schemas.microsoft.com/office/word/2015/wordml/symex" xmlns:wpg="http://schemas.microsoft.com/office/word/2010/wordprocessingGroup" xmlns:wpi="http://schemas.microsoft.com/office/word/2010/wordprocessingInk" xmlns:wne="http://schemas.microsoft.com/office/word/2006/wordml" xmlns:wps="http://schemas.microsoft.com/office/word/2010/wordprocessingShape" mc:Ignorable="w14 w15 w16se w16cid w16 w16cex w16sdtdh w16du wp14">
+<w:footnotes xmlns:wpc="http://schemas.microsoft.com/office/word/2010/wordprocessingCanvas" xmlns:cx="http://schemas.microsoft.com/office/drawing/2014/chartex" xmlns:cx1="http://schemas.microsoft.com/office/drawing/2015/9/8/chartex" xmlns:cx2="http://schemas.microsoft.com/office/drawing/2015/10/21/chartex" xmlns:cx3="http://schemas.microsoft.com/office/drawing/2016/5/9/chartex" xmlns:cx4="http://schemas.microsoft.com/office/drawing/2016/5/10/chartex" xmlns:cx5="http://schemas.microsoft.com/office/drawing/2016/5/11/chartex" xmlns:cx6="http://schemas.microsoft.com/office/drawing/2016/5/12/chartex" xmlns:cx7="http://schemas.microsoft.com/office/drawing/2016/5/13/chartex" xmlns:cx8="http://schemas.microsoft.com/office/drawing/2016/5/14/chartex" xmlns:mc="http://schemas.openxmlformats.org/markup-compatibility/2006" xmlns:aink="http://schemas.microsoft.com/office/drawing/2016/ink" xmlns:am3d="http://schemas.microsoft.com/office/drawing/2017/model3d" xmlns:o="urn:schemas-microsoft-com:office:office" xmlns:oel="http://schemas.microsoft.com/office/2019/extlst" xmlns:r="http://schemas.openxmlformats.org/officeDocument/2006/relationships" xmlns:m="http://schemas.openxmlformats.org/officeDocument/2006/math" xmlns:v="urn:schemas-microsoft-com:vml" xmlns:wp14="http://schemas.microsoft.com/office/word/2010/wordprocessingDrawing" xmlns:wp="http://schemas.openxmlformats.org/drawingml/2006/wordprocessingDrawing" xmlns:w10="urn:schemas-microsoft-com:office:word" xmlns:w="http://schemas.openxmlformats.org/wordprocessingml/2006/main" xmlns:w14="http://schemas.microsoft.com/office/word/2010/wordml" xmlns:w15="http://schemas.microsoft.com/office/word/2012/wordml" xmlns:w16cex="http://schemas.microsoft.com/office/word/2018/wordml/cex" xmlns:w16cid="http://schemas.microsoft.com/office/word/2016/wordml/cid" xmlns:w16="http://schemas.microsoft.com/office/word/2018/wordml" xmlns:w16du="http://schemas.microsoft.com/office/word/2023/wordml/word16du" xmlns:w16sdtdh="http://schemas.microsoft.com/office/word/2020/wordml/sdtdatahash" xmlns:w16sdtfl="http://schemas.microsoft.com/office/word/2024/wordml/sdtformatlock" xmlns:w16se="http://schemas.microsoft.com/office/word/2015/wordml/symex" xmlns:wpg="http://schemas.microsoft.com/office/word/2010/wordprocessingGroup" xmlns:wpi="http://schemas.microsoft.com/office/word/2010/wordprocessingInk" xmlns:wne="http://schemas.microsoft.com/office/word/2006/wordml" xmlns:wps="http://schemas.microsoft.com/office/word/2010/wordprocessingShape" mc:Ignorable="w14 w15 w16se w16cid w16 w16cex w16sdtdh w16sdtfl w16du wp14">
   <w:footnote w:type="separator" w:id="-1">
     <w:p>
       <w:r>
@@ -11470,20 +11137,50 @@
 </file>
 
 <file path=word/header1.xml><?xml version="1.0" encoding="utf-8"?>
-<w:hdr xmlns:wpc="http://schemas.microsoft.com/office/word/2010/wordprocessingCanvas" xmlns:cx="http://schemas.microsoft.com/office/drawing/2014/chartex" xmlns:cx1="http://schemas.microsoft.com/office/drawing/2015/9/8/chartex" xmlns:cx2="http://schemas.microsoft.com/office/drawing/2015/10/21/chartex" xmlns:cx3="http://schemas.microsoft.com/office/drawing/2016/5/9/chartex" xmlns:cx4="http://schemas.microsoft.com/office/drawing/2016/5/10/chartex" xmlns:cx5="http://schemas.microsoft.com/office/drawing/2016/5/11/chartex" xmlns:cx6="http://schemas.microsoft.com/office/drawing/2016/5/12/chartex" xmlns:cx7="http://schemas.microsoft.com/office/drawing/2016/5/13/chartex" xmlns:cx8="http://schemas.microsoft.com/office/drawing/2016/5/14/chartex" xmlns:mc="http://schemas.openxmlformats.org/markup-compatibility/2006" xmlns:aink="http://schemas.microsoft.com/office/drawing/2016/ink" xmlns:am3d="http://schemas.microsoft.com/office/drawing/2017/model3d" xmlns:o="urn:schemas-microsoft-com:office:office" xmlns:oel="http://schemas.microsoft.com/office/2019/extlst" xmlns:r="http://schemas.openxmlformats.org/officeDocument/2006/relationships" xmlns:m="http://schemas.openxmlformats.org/officeDocument/2006/math" xmlns:v="urn:schemas-microsoft-com:vml" xmlns:wp14="http://schemas.microsoft.com/office/word/2010/wordprocessingDrawing" xmlns:wp="http://schemas.openxmlformats.org/drawingml/2006/wordprocessingDrawing" xmlns:w10="urn:schemas-microsoft-com:office:word" xmlns:w="http://schemas.openxmlformats.org/wordprocessingml/2006/main" xmlns:w14="http://schemas.microsoft.com/office/word/2010/wordml" xmlns:w15="http://schemas.microsoft.com/office/word/2012/wordml" xmlns:w16cex="http://schemas.microsoft.com/office/word/2018/wordml/cex" xmlns:w16cid="http://schemas.microsoft.com/office/word/2016/wordml/cid" xmlns:w16="http://schemas.microsoft.com/office/word/2018/wordml" xmlns:w16du="http://schemas.microsoft.com/office/word/2023/wordml/word16du" xmlns:w16sdtdh="http://schemas.microsoft.com/office/word/2020/wordml/sdtdatahash" xmlns:w16se="http://schemas.microsoft.com/office/word/2015/wordml/symex" xmlns:wpg="http://schemas.microsoft.com/office/word/2010/wordprocessingGroup" xmlns:wpi="http://schemas.microsoft.com/office/word/2010/wordprocessingInk" xmlns:wne="http://schemas.microsoft.com/office/word/2006/wordml" xmlns:wps="http://schemas.microsoft.com/office/word/2010/wordprocessingShape" mc:Ignorable="w14 w15 w16se w16cid w16 w16cex w16sdtdh w16du wp14">
+<w:hdr xmlns:wpc="http://schemas.microsoft.com/office/word/2010/wordprocessingCanvas" xmlns:cx="http://schemas.microsoft.com/office/drawing/2014/chartex" xmlns:cx1="http://schemas.microsoft.com/office/drawing/2015/9/8/chartex" xmlns:cx2="http://schemas.microsoft.com/office/drawing/2015/10/21/chartex" xmlns:cx3="http://schemas.microsoft.com/office/drawing/2016/5/9/chartex" xmlns:cx4="http://schemas.microsoft.com/office/drawing/2016/5/10/chartex" xmlns:cx5="http://schemas.microsoft.com/office/drawing/2016/5/11/chartex" xmlns:cx6="http://schemas.microsoft.com/office/drawing/2016/5/12/chartex" xmlns:cx7="http://schemas.microsoft.com/office/drawing/2016/5/13/chartex" xmlns:cx8="http://schemas.microsoft.com/office/drawing/2016/5/14/chartex" xmlns:mc="http://schemas.openxmlformats.org/markup-compatibility/2006" xmlns:aink="http://schemas.microsoft.com/office/drawing/2016/ink" xmlns:am3d="http://schemas.microsoft.com/office/drawing/2017/model3d" xmlns:o="urn:schemas-microsoft-com:office:office" xmlns:oel="http://schemas.microsoft.com/office/2019/extlst" xmlns:r="http://schemas.openxmlformats.org/officeDocument/2006/relationships" xmlns:m="http://schemas.openxmlformats.org/officeDocument/2006/math" xmlns:v="urn:schemas-microsoft-com:vml" xmlns:wp14="http://schemas.microsoft.com/office/word/2010/wordprocessingDrawing" xmlns:wp="http://schemas.openxmlformats.org/drawingml/2006/wordprocessingDrawing" xmlns:w10="urn:schemas-microsoft-com:office:word" xmlns:w="http://schemas.openxmlformats.org/wordprocessingml/2006/main" xmlns:w14="http://schemas.microsoft.com/office/word/2010/wordml" xmlns:w15="http://schemas.microsoft.com/office/word/2012/wordml" xmlns:w16cex="http://schemas.microsoft.com/office/word/2018/wordml/cex" xmlns:w16cid="http://schemas.microsoft.com/office/word/2016/wordml/cid" xmlns:w16="http://schemas.microsoft.com/office/word/2018/wordml" xmlns:w16du="http://schemas.microsoft.com/office/word/2023/wordml/word16du" xmlns:w16sdtdh="http://schemas.microsoft.com/office/word/2020/wordml/sdtdatahash" xmlns:w16sdtfl="http://schemas.microsoft.com/office/word/2024/wordml/sdtformatlock" xmlns:w16se="http://schemas.microsoft.com/office/word/2015/wordml/symex" xmlns:wpg="http://schemas.microsoft.com/office/word/2010/wordprocessingGroup" xmlns:wpi="http://schemas.microsoft.com/office/word/2010/wordprocessingInk" xmlns:wne="http://schemas.microsoft.com/office/word/2006/wordml" xmlns:wps="http://schemas.microsoft.com/office/word/2010/wordprocessingShape" mc:Ignorable="w14 w15 w16se w16cid w16 w16cex w16sdtdh w16sdtfl w16du wp14">
   <w:p>
     <w:pPr>
-      <w:pStyle w:val="Header"/>
+      <w:pStyle w:val="aa"/>
     </w:pPr>
   </w:p>
 </w:hdr>
 </file>
 
 <file path=word/header2.xml><?xml version="1.0" encoding="utf-8"?>
-<w:hdr xmlns:wpc="http://schemas.microsoft.com/office/word/2010/wordprocessingCanvas" xmlns:cx="http://schemas.microsoft.com/office/drawing/2014/chartex" xmlns:cx1="http://schemas.microsoft.com/office/drawing/2015/9/8/chartex" xmlns:cx2="http://schemas.microsoft.com/office/drawing/2015/10/21/chartex" xmlns:cx3="http://schemas.microsoft.com/office/drawing/2016/5/9/chartex" xmlns:cx4="http://schemas.microsoft.com/office/drawing/2016/5/10/chartex" xmlns:cx5="http://schemas.microsoft.com/office/drawing/2016/5/11/chartex" xmlns:cx6="http://schemas.microsoft.com/office/drawing/2016/5/12/chartex" xmlns:cx7="http://schemas.microsoft.com/office/drawing/2016/5/13/chartex" xmlns:cx8="http://schemas.microsoft.com/office/drawing/2016/5/14/chartex" xmlns:mc="http://schemas.openxmlformats.org/markup-compatibility/2006" xmlns:aink="http://schemas.microsoft.com/office/drawing/2016/ink" xmlns:am3d="http://schemas.microsoft.com/office/drawing/2017/model3d" xmlns:o="urn:schemas-microsoft-com:office:office" xmlns:oel="http://schemas.microsoft.com/office/2019/extlst" xmlns:r="http://schemas.openxmlformats.org/officeDocument/2006/relationships" xmlns:m="http://schemas.openxmlformats.org/officeDocument/2006/math" xmlns:v="urn:schemas-microsoft-com:vml" xmlns:wp14="http://schemas.microsoft.com/office/word/2010/wordprocessingDrawing" xmlns:wp="http://schemas.openxmlformats.org/drawingml/2006/wordprocessingDrawing" xmlns:w10="urn:schemas-microsoft-com:office:word" xmlns:w="http://schemas.openxmlformats.org/wordprocessingml/2006/main" xmlns:w14="http://schemas.microsoft.com/office/word/2010/wordml" xmlns:w15="http://schemas.microsoft.com/office/word/2012/wordml" xmlns:w16cex="http://schemas.microsoft.com/office/word/2018/wordml/cex" xmlns:w16cid="http://schemas.microsoft.com/office/word/2016/wordml/cid" xmlns:w16="http://schemas.microsoft.com/office/word/2018/wordml" xmlns:w16du="http://schemas.microsoft.com/office/word/2023/wordml/word16du" xmlns:w16sdtdh="http://schemas.microsoft.com/office/word/2020/wordml/sdtdatahash" xmlns:w16se="http://schemas.microsoft.com/office/word/2015/wordml/symex" xmlns:wpg="http://schemas.microsoft.com/office/word/2010/wordprocessingGroup" xmlns:wpi="http://schemas.microsoft.com/office/word/2010/wordprocessingInk" xmlns:wne="http://schemas.microsoft.com/office/word/2006/wordml" xmlns:wps="http://schemas.microsoft.com/office/word/2010/wordprocessingShape" mc:Ignorable="w14 w15 w16se w16cid w16 w16cex w16sdtdh w16du wp14">
+<w:hdr xmlns:wpc="http://schemas.microsoft.com/office/word/2010/wordprocessingCanvas" xmlns:cx="http://schemas.microsoft.com/office/drawing/2014/chartex" xmlns:cx1="http://schemas.microsoft.com/office/drawing/2015/9/8/chartex" xmlns:cx2="http://schemas.microsoft.com/office/drawing/2015/10/21/chartex" xmlns:cx3="http://schemas.microsoft.com/office/drawing/2016/5/9/chartex" xmlns:cx4="http://schemas.microsoft.com/office/drawing/2016/5/10/chartex" xmlns:cx5="http://schemas.microsoft.com/office/drawing/2016/5/11/chartex" xmlns:cx6="http://schemas.microsoft.com/office/drawing/2016/5/12/chartex" xmlns:cx7="http://schemas.microsoft.com/office/drawing/2016/5/13/chartex" xmlns:cx8="http://schemas.microsoft.com/office/drawing/2016/5/14/chartex" xmlns:mc="http://schemas.openxmlformats.org/markup-compatibility/2006" xmlns:aink="http://schemas.microsoft.com/office/drawing/2016/ink" xmlns:am3d="http://schemas.microsoft.com/office/drawing/2017/model3d" xmlns:o="urn:schemas-microsoft-com:office:office" xmlns:oel="http://schemas.microsoft.com/office/2019/extlst" xmlns:r="http://schemas.openxmlformats.org/officeDocument/2006/relationships" xmlns:m="http://schemas.openxmlformats.org/officeDocument/2006/math" xmlns:v="urn:schemas-microsoft-com:vml" xmlns:wp14="http://schemas.microsoft.com/office/word/2010/wordprocessingDrawing" xmlns:wp="http://schemas.openxmlformats.org/drawingml/2006/wordprocessingDrawing" xmlns:w10="urn:schemas-microsoft-com:office:word" xmlns:w="http://schemas.openxmlformats.org/wordprocessingml/2006/main" xmlns:w14="http://schemas.microsoft.com/office/word/2010/wordml" xmlns:w15="http://schemas.microsoft.com/office/word/2012/wordml" xmlns:w16cex="http://schemas.microsoft.com/office/word/2018/wordml/cex" xmlns:w16cid="http://schemas.microsoft.com/office/word/2016/wordml/cid" xmlns:w16="http://schemas.microsoft.com/office/word/2018/wordml" xmlns:w16du="http://schemas.microsoft.com/office/word/2023/wordml/word16du" xmlns:w16sdtdh="http://schemas.microsoft.com/office/word/2020/wordml/sdtdatahash" xmlns:w16sdtfl="http://schemas.microsoft.com/office/word/2024/wordml/sdtformatlock" xmlns:w16se="http://schemas.microsoft.com/office/word/2015/wordml/symex" xmlns:wpg="http://schemas.microsoft.com/office/word/2010/wordprocessingGroup" xmlns:wpi="http://schemas.microsoft.com/office/word/2010/wordprocessingInk" xmlns:wne="http://schemas.microsoft.com/office/word/2006/wordml" xmlns:wps="http://schemas.microsoft.com/office/word/2010/wordprocessingShape" mc:Ignorable="w14 w15 w16se w16cid w16 w16cex w16sdtdh w16sdtfl w16du wp14">
   <w:p>
     <w:pPr>
-      <w:pStyle w:val="Header"/>
+      <w:pStyle w:val="aa"/>
+    </w:pPr>
+  </w:p>
+</w:hdr>
+</file>
+
+<file path=word/header3.xml><?xml version="1.0" encoding="utf-8"?>
+<w:hdr xmlns:wpc="http://schemas.microsoft.com/office/word/2010/wordprocessingCanvas" xmlns:cx="http://schemas.microsoft.com/office/drawing/2014/chartex" xmlns:cx1="http://schemas.microsoft.com/office/drawing/2015/9/8/chartex" xmlns:cx2="http://schemas.microsoft.com/office/drawing/2015/10/21/chartex" xmlns:cx3="http://schemas.microsoft.com/office/drawing/2016/5/9/chartex" xmlns:cx4="http://schemas.microsoft.com/office/drawing/2016/5/10/chartex" xmlns:cx5="http://schemas.microsoft.com/office/drawing/2016/5/11/chartex" xmlns:cx6="http://schemas.microsoft.com/office/drawing/2016/5/12/chartex" xmlns:cx7="http://schemas.microsoft.com/office/drawing/2016/5/13/chartex" xmlns:cx8="http://schemas.microsoft.com/office/drawing/2016/5/14/chartex" xmlns:mc="http://schemas.openxmlformats.org/markup-compatibility/2006" xmlns:aink="http://schemas.microsoft.com/office/drawing/2016/ink" xmlns:am3d="http://schemas.microsoft.com/office/drawing/2017/model3d" xmlns:o="urn:schemas-microsoft-com:office:office" xmlns:oel="http://schemas.microsoft.com/office/2019/extlst" xmlns:r="http://schemas.openxmlformats.org/officeDocument/2006/relationships" xmlns:m="http://schemas.openxmlformats.org/officeDocument/2006/math" xmlns:v="urn:schemas-microsoft-com:vml" xmlns:wp14="http://schemas.microsoft.com/office/word/2010/wordprocessingDrawing" xmlns:wp="http://schemas.openxmlformats.org/drawingml/2006/wordprocessingDrawing" xmlns:w10="urn:schemas-microsoft-com:office:word" xmlns:w="http://schemas.openxmlformats.org/wordprocessingml/2006/main" xmlns:w14="http://schemas.microsoft.com/office/word/2010/wordml" xmlns:w15="http://schemas.microsoft.com/office/word/2012/wordml" xmlns:w16cex="http://schemas.microsoft.com/office/word/2018/wordml/cex" xmlns:w16cid="http://schemas.microsoft.com/office/word/2016/wordml/cid" xmlns:w16="http://schemas.microsoft.com/office/word/2018/wordml" xmlns:w16du="http://schemas.microsoft.com/office/word/2023/wordml/word16du" xmlns:w16sdtdh="http://schemas.microsoft.com/office/word/2020/wordml/sdtdatahash" xmlns:w16sdtfl="http://schemas.microsoft.com/office/word/2024/wordml/sdtformatlock" xmlns:w16se="http://schemas.microsoft.com/office/word/2015/wordml/symex" xmlns:wpg="http://schemas.microsoft.com/office/word/2010/wordprocessingGroup" xmlns:wpi="http://schemas.microsoft.com/office/word/2010/wordprocessingInk" xmlns:wne="http://schemas.microsoft.com/office/word/2006/wordml" xmlns:wps="http://schemas.microsoft.com/office/word/2010/wordprocessingShape" mc:Ignorable="w14 w15 w16se w16cid w16 w16cex w16sdtdh w16sdtfl w16du wp14">
+  <w:p>
+    <w:pPr>
+      <w:pStyle w:val="aa"/>
+    </w:pPr>
+  </w:p>
+</w:hdr>
+</file>
+
+<file path=word/header4.xml><?xml version="1.0" encoding="utf-8"?>
+<w:hdr xmlns:wpc="http://schemas.microsoft.com/office/word/2010/wordprocessingCanvas" xmlns:cx="http://schemas.microsoft.com/office/drawing/2014/chartex" xmlns:cx1="http://schemas.microsoft.com/office/drawing/2015/9/8/chartex" xmlns:cx2="http://schemas.microsoft.com/office/drawing/2015/10/21/chartex" xmlns:cx3="http://schemas.microsoft.com/office/drawing/2016/5/9/chartex" xmlns:cx4="http://schemas.microsoft.com/office/drawing/2016/5/10/chartex" xmlns:cx5="http://schemas.microsoft.com/office/drawing/2016/5/11/chartex" xmlns:cx6="http://schemas.microsoft.com/office/drawing/2016/5/12/chartex" xmlns:cx7="http://schemas.microsoft.com/office/drawing/2016/5/13/chartex" xmlns:cx8="http://schemas.microsoft.com/office/drawing/2016/5/14/chartex" xmlns:mc="http://schemas.openxmlformats.org/markup-compatibility/2006" xmlns:aink="http://schemas.microsoft.com/office/drawing/2016/ink" xmlns:am3d="http://schemas.microsoft.com/office/drawing/2017/model3d" xmlns:o="urn:schemas-microsoft-com:office:office" xmlns:oel="http://schemas.microsoft.com/office/2019/extlst" xmlns:r="http://schemas.openxmlformats.org/officeDocument/2006/relationships" xmlns:m="http://schemas.openxmlformats.org/officeDocument/2006/math" xmlns:v="urn:schemas-microsoft-com:vml" xmlns:wp14="http://schemas.microsoft.com/office/word/2010/wordprocessingDrawing" xmlns:wp="http://schemas.openxmlformats.org/drawingml/2006/wordprocessingDrawing" xmlns:w10="urn:schemas-microsoft-com:office:word" xmlns:w="http://schemas.openxmlformats.org/wordprocessingml/2006/main" xmlns:w14="http://schemas.microsoft.com/office/word/2010/wordml" xmlns:w15="http://schemas.microsoft.com/office/word/2012/wordml" xmlns:w16cex="http://schemas.microsoft.com/office/word/2018/wordml/cex" xmlns:w16cid="http://schemas.microsoft.com/office/word/2016/wordml/cid" xmlns:w16="http://schemas.microsoft.com/office/word/2018/wordml" xmlns:w16du="http://schemas.microsoft.com/office/word/2023/wordml/word16du" xmlns:w16sdtdh="http://schemas.microsoft.com/office/word/2020/wordml/sdtdatahash" xmlns:w16sdtfl="http://schemas.microsoft.com/office/word/2024/wordml/sdtformatlock" xmlns:w16se="http://schemas.microsoft.com/office/word/2015/wordml/symex" xmlns:wpg="http://schemas.microsoft.com/office/word/2010/wordprocessingGroup" xmlns:wpi="http://schemas.microsoft.com/office/word/2010/wordprocessingInk" xmlns:wne="http://schemas.microsoft.com/office/word/2006/wordml" xmlns:wps="http://schemas.microsoft.com/office/word/2010/wordprocessingShape" mc:Ignorable="w14 w15 w16se w16cid w16 w16cex w16sdtdh w16sdtfl w16du wp14">
+  <w:p>
+    <w:pPr>
+      <w:pStyle w:val="aa"/>
+    </w:pPr>
+  </w:p>
+</w:hdr>
+</file>
+
+<file path=word/header5.xml><?xml version="1.0" encoding="utf-8"?>
+<w:hdr xmlns:wpc="http://schemas.microsoft.com/office/word/2010/wordprocessingCanvas" xmlns:cx="http://schemas.microsoft.com/office/drawing/2014/chartex" xmlns:cx1="http://schemas.microsoft.com/office/drawing/2015/9/8/chartex" xmlns:cx2="http://schemas.microsoft.com/office/drawing/2015/10/21/chartex" xmlns:cx3="http://schemas.microsoft.com/office/drawing/2016/5/9/chartex" xmlns:cx4="http://schemas.microsoft.com/office/drawing/2016/5/10/chartex" xmlns:cx5="http://schemas.microsoft.com/office/drawing/2016/5/11/chartex" xmlns:cx6="http://schemas.microsoft.com/office/drawing/2016/5/12/chartex" xmlns:cx7="http://schemas.microsoft.com/office/drawing/2016/5/13/chartex" xmlns:cx8="http://schemas.microsoft.com/office/drawing/2016/5/14/chartex" xmlns:mc="http://schemas.openxmlformats.org/markup-compatibility/2006" xmlns:aink="http://schemas.microsoft.com/office/drawing/2016/ink" xmlns:am3d="http://schemas.microsoft.com/office/drawing/2017/model3d" xmlns:o="urn:schemas-microsoft-com:office:office" xmlns:oel="http://schemas.microsoft.com/office/2019/extlst" xmlns:r="http://schemas.openxmlformats.org/officeDocument/2006/relationships" xmlns:m="http://schemas.openxmlformats.org/officeDocument/2006/math" xmlns:v="urn:schemas-microsoft-com:vml" xmlns:wp14="http://schemas.microsoft.com/office/word/2010/wordprocessingDrawing" xmlns:wp="http://schemas.openxmlformats.org/drawingml/2006/wordprocessingDrawing" xmlns:w10="urn:schemas-microsoft-com:office:word" xmlns:w="http://schemas.openxmlformats.org/wordprocessingml/2006/main" xmlns:w14="http://schemas.microsoft.com/office/word/2010/wordml" xmlns:w15="http://schemas.microsoft.com/office/word/2012/wordml" xmlns:w16cex="http://schemas.microsoft.com/office/word/2018/wordml/cex" xmlns:w16cid="http://schemas.microsoft.com/office/word/2016/wordml/cid" xmlns:w16="http://schemas.microsoft.com/office/word/2018/wordml" xmlns:w16du="http://schemas.microsoft.com/office/word/2023/wordml/word16du" xmlns:w16sdtdh="http://schemas.microsoft.com/office/word/2020/wordml/sdtdatahash" xmlns:w16sdtfl="http://schemas.microsoft.com/office/word/2024/wordml/sdtformatlock" xmlns:w16se="http://schemas.microsoft.com/office/word/2015/wordml/symex" xmlns:wpg="http://schemas.microsoft.com/office/word/2010/wordprocessingGroup" xmlns:wpi="http://schemas.microsoft.com/office/word/2010/wordprocessingInk" xmlns:wne="http://schemas.microsoft.com/office/word/2006/wordml" xmlns:wps="http://schemas.microsoft.com/office/word/2010/wordprocessingShape" mc:Ignorable="w14 w15 w16se w16cid w16 w16cex w16sdtdh w16sdtfl w16du wp14">
+  <w:p>
+    <w:pPr>
+      <w:pStyle w:val="aa"/>
     </w:pPr>
     <w:r>
       <w:rPr>
@@ -11501,11 +11198,11 @@
 </w:hdr>
 </file>
 
-<file path=word/header3.xml><?xml version="1.0" encoding="utf-8"?>
-<w:hdr xmlns:wpc="http://schemas.microsoft.com/office/word/2010/wordprocessingCanvas" xmlns:cx="http://schemas.microsoft.com/office/drawing/2014/chartex" xmlns:cx1="http://schemas.microsoft.com/office/drawing/2015/9/8/chartex" xmlns:cx2="http://schemas.microsoft.com/office/drawing/2015/10/21/chartex" xmlns:cx3="http://schemas.microsoft.com/office/drawing/2016/5/9/chartex" xmlns:cx4="http://schemas.microsoft.com/office/drawing/2016/5/10/chartex" xmlns:cx5="http://schemas.microsoft.com/office/drawing/2016/5/11/chartex" xmlns:cx6="http://schemas.microsoft.com/office/drawing/2016/5/12/chartex" xmlns:cx7="http://schemas.microsoft.com/office/drawing/2016/5/13/chartex" xmlns:cx8="http://schemas.microsoft.com/office/drawing/2016/5/14/chartex" xmlns:mc="http://schemas.openxmlformats.org/markup-compatibility/2006" xmlns:aink="http://schemas.microsoft.com/office/drawing/2016/ink" xmlns:am3d="http://schemas.microsoft.com/office/drawing/2017/model3d" xmlns:o="urn:schemas-microsoft-com:office:office" xmlns:oel="http://schemas.microsoft.com/office/2019/extlst" xmlns:r="http://schemas.openxmlformats.org/officeDocument/2006/relationships" xmlns:m="http://schemas.openxmlformats.org/officeDocument/2006/math" xmlns:v="urn:schemas-microsoft-com:vml" xmlns:wp14="http://schemas.microsoft.com/office/word/2010/wordprocessingDrawing" xmlns:wp="http://schemas.openxmlformats.org/drawingml/2006/wordprocessingDrawing" xmlns:w10="urn:schemas-microsoft-com:office:word" xmlns:w="http://schemas.openxmlformats.org/wordprocessingml/2006/main" xmlns:w14="http://schemas.microsoft.com/office/word/2010/wordml" xmlns:w15="http://schemas.microsoft.com/office/word/2012/wordml" xmlns:w16cex="http://schemas.microsoft.com/office/word/2018/wordml/cex" xmlns:w16cid="http://schemas.microsoft.com/office/word/2016/wordml/cid" xmlns:w16="http://schemas.microsoft.com/office/word/2018/wordml" xmlns:w16du="http://schemas.microsoft.com/office/word/2023/wordml/word16du" xmlns:w16sdtdh="http://schemas.microsoft.com/office/word/2020/wordml/sdtdatahash" xmlns:w16se="http://schemas.microsoft.com/office/word/2015/wordml/symex" xmlns:wpg="http://schemas.microsoft.com/office/word/2010/wordprocessingGroup" xmlns:wpi="http://schemas.microsoft.com/office/word/2010/wordprocessingInk" xmlns:wne="http://schemas.microsoft.com/office/word/2006/wordml" xmlns:wps="http://schemas.microsoft.com/office/word/2010/wordprocessingShape" mc:Ignorable="w14 w15 w16se w16cid w16 w16cex w16sdtdh w16du wp14">
+<file path=word/header6.xml><?xml version="1.0" encoding="utf-8"?>
+<w:hdr xmlns:wpc="http://schemas.microsoft.com/office/word/2010/wordprocessingCanvas" xmlns:cx="http://schemas.microsoft.com/office/drawing/2014/chartex" xmlns:cx1="http://schemas.microsoft.com/office/drawing/2015/9/8/chartex" xmlns:cx2="http://schemas.microsoft.com/office/drawing/2015/10/21/chartex" xmlns:cx3="http://schemas.microsoft.com/office/drawing/2016/5/9/chartex" xmlns:cx4="http://schemas.microsoft.com/office/drawing/2016/5/10/chartex" xmlns:cx5="http://schemas.microsoft.com/office/drawing/2016/5/11/chartex" xmlns:cx6="http://schemas.microsoft.com/office/drawing/2016/5/12/chartex" xmlns:cx7="http://schemas.microsoft.com/office/drawing/2016/5/13/chartex" xmlns:cx8="http://schemas.microsoft.com/office/drawing/2016/5/14/chartex" xmlns:mc="http://schemas.openxmlformats.org/markup-compatibility/2006" xmlns:aink="http://schemas.microsoft.com/office/drawing/2016/ink" xmlns:am3d="http://schemas.microsoft.com/office/drawing/2017/model3d" xmlns:o="urn:schemas-microsoft-com:office:office" xmlns:oel="http://schemas.microsoft.com/office/2019/extlst" xmlns:r="http://schemas.openxmlformats.org/officeDocument/2006/relationships" xmlns:m="http://schemas.openxmlformats.org/officeDocument/2006/math" xmlns:v="urn:schemas-microsoft-com:vml" xmlns:wp14="http://schemas.microsoft.com/office/word/2010/wordprocessingDrawing" xmlns:wp="http://schemas.openxmlformats.org/drawingml/2006/wordprocessingDrawing" xmlns:w10="urn:schemas-microsoft-com:office:word" xmlns:w="http://schemas.openxmlformats.org/wordprocessingml/2006/main" xmlns:w14="http://schemas.microsoft.com/office/word/2010/wordml" xmlns:w15="http://schemas.microsoft.com/office/word/2012/wordml" xmlns:w16cex="http://schemas.microsoft.com/office/word/2018/wordml/cex" xmlns:w16cid="http://schemas.microsoft.com/office/word/2016/wordml/cid" xmlns:w16="http://schemas.microsoft.com/office/word/2018/wordml" xmlns:w16du="http://schemas.microsoft.com/office/word/2023/wordml/word16du" xmlns:w16sdtdh="http://schemas.microsoft.com/office/word/2020/wordml/sdtdatahash" xmlns:w16sdtfl="http://schemas.microsoft.com/office/word/2024/wordml/sdtformatlock" xmlns:w16se="http://schemas.microsoft.com/office/word/2015/wordml/symex" xmlns:wpg="http://schemas.microsoft.com/office/word/2010/wordprocessingGroup" xmlns:wpi="http://schemas.microsoft.com/office/word/2010/wordprocessingInk" xmlns:wne="http://schemas.microsoft.com/office/word/2006/wordml" xmlns:wps="http://schemas.microsoft.com/office/word/2010/wordprocessingShape" mc:Ignorable="w14 w15 w16se w16cid w16 w16cex w16sdtdh w16sdtfl w16du wp14">
   <w:p>
     <w:pPr>
-      <w:pStyle w:val="Header"/>
+      <w:pStyle w:val="aa"/>
     </w:pPr>
     <w:r>
       <w:rPr>
@@ -11523,11 +11220,11 @@
 </w:hdr>
 </file>
 
-<file path=word/header4.xml><?xml version="1.0" encoding="utf-8"?>
-<w:hdr xmlns:wpc="http://schemas.microsoft.com/office/word/2010/wordprocessingCanvas" xmlns:cx="http://schemas.microsoft.com/office/drawing/2014/chartex" xmlns:cx1="http://schemas.microsoft.com/office/drawing/2015/9/8/chartex" xmlns:cx2="http://schemas.microsoft.com/office/drawing/2015/10/21/chartex" xmlns:cx3="http://schemas.microsoft.com/office/drawing/2016/5/9/chartex" xmlns:cx4="http://schemas.microsoft.com/office/drawing/2016/5/10/chartex" xmlns:cx5="http://schemas.microsoft.com/office/drawing/2016/5/11/chartex" xmlns:cx6="http://schemas.microsoft.com/office/drawing/2016/5/12/chartex" xmlns:cx7="http://schemas.microsoft.com/office/drawing/2016/5/13/chartex" xmlns:cx8="http://schemas.microsoft.com/office/drawing/2016/5/14/chartex" xmlns:mc="http://schemas.openxmlformats.org/markup-compatibility/2006" xmlns:aink="http://schemas.microsoft.com/office/drawing/2016/ink" xmlns:am3d="http://schemas.microsoft.com/office/drawing/2017/model3d" xmlns:o="urn:schemas-microsoft-com:office:office" xmlns:oel="http://schemas.microsoft.com/office/2019/extlst" xmlns:r="http://schemas.openxmlformats.org/officeDocument/2006/relationships" xmlns:m="http://schemas.openxmlformats.org/officeDocument/2006/math" xmlns:v="urn:schemas-microsoft-com:vml" xmlns:wp14="http://schemas.microsoft.com/office/word/2010/wordprocessingDrawing" xmlns:wp="http://schemas.openxmlformats.org/drawingml/2006/wordprocessingDrawing" xmlns:w10="urn:schemas-microsoft-com:office:word" xmlns:w="http://schemas.openxmlformats.org/wordprocessingml/2006/main" xmlns:w14="http://schemas.microsoft.com/office/word/2010/wordml" xmlns:w15="http://schemas.microsoft.com/office/word/2012/wordml" xmlns:w16cex="http://schemas.microsoft.com/office/word/2018/wordml/cex" xmlns:w16cid="http://schemas.microsoft.com/office/word/2016/wordml/cid" xmlns:w16="http://schemas.microsoft.com/office/word/2018/wordml" xmlns:w16du="http://schemas.microsoft.com/office/word/2023/wordml/word16du" xmlns:w16sdtdh="http://schemas.microsoft.com/office/word/2020/wordml/sdtdatahash" xmlns:w16se="http://schemas.microsoft.com/office/word/2015/wordml/symex" xmlns:wpg="http://schemas.microsoft.com/office/word/2010/wordprocessingGroup" xmlns:wpi="http://schemas.microsoft.com/office/word/2010/wordprocessingInk" xmlns:wne="http://schemas.microsoft.com/office/word/2006/wordml" xmlns:wps="http://schemas.microsoft.com/office/word/2010/wordprocessingShape" mc:Ignorable="w14 w15 w16se w16cid w16 w16cex w16sdtdh w16du wp14">
+<file path=word/header7.xml><?xml version="1.0" encoding="utf-8"?>
+<w:hdr xmlns:wpc="http://schemas.microsoft.com/office/word/2010/wordprocessingCanvas" xmlns:cx="http://schemas.microsoft.com/office/drawing/2014/chartex" xmlns:cx1="http://schemas.microsoft.com/office/drawing/2015/9/8/chartex" xmlns:cx2="http://schemas.microsoft.com/office/drawing/2015/10/21/chartex" xmlns:cx3="http://schemas.microsoft.com/office/drawing/2016/5/9/chartex" xmlns:cx4="http://schemas.microsoft.com/office/drawing/2016/5/10/chartex" xmlns:cx5="http://schemas.microsoft.com/office/drawing/2016/5/11/chartex" xmlns:cx6="http://schemas.microsoft.com/office/drawing/2016/5/12/chartex" xmlns:cx7="http://schemas.microsoft.com/office/drawing/2016/5/13/chartex" xmlns:cx8="http://schemas.microsoft.com/office/drawing/2016/5/14/chartex" xmlns:mc="http://schemas.openxmlformats.org/markup-compatibility/2006" xmlns:aink="http://schemas.microsoft.com/office/drawing/2016/ink" xmlns:am3d="http://schemas.microsoft.com/office/drawing/2017/model3d" xmlns:o="urn:schemas-microsoft-com:office:office" xmlns:oel="http://schemas.microsoft.com/office/2019/extlst" xmlns:r="http://schemas.openxmlformats.org/officeDocument/2006/relationships" xmlns:m="http://schemas.openxmlformats.org/officeDocument/2006/math" xmlns:v="urn:schemas-microsoft-com:vml" xmlns:wp14="http://schemas.microsoft.com/office/word/2010/wordprocessingDrawing" xmlns:wp="http://schemas.openxmlformats.org/drawingml/2006/wordprocessingDrawing" xmlns:w10="urn:schemas-microsoft-com:office:word" xmlns:w="http://schemas.openxmlformats.org/wordprocessingml/2006/main" xmlns:w14="http://schemas.microsoft.com/office/word/2010/wordml" xmlns:w15="http://schemas.microsoft.com/office/word/2012/wordml" xmlns:w16cex="http://schemas.microsoft.com/office/word/2018/wordml/cex" xmlns:w16cid="http://schemas.microsoft.com/office/word/2016/wordml/cid" xmlns:w16="http://schemas.microsoft.com/office/word/2018/wordml" xmlns:w16du="http://schemas.microsoft.com/office/word/2023/wordml/word16du" xmlns:w16sdtdh="http://schemas.microsoft.com/office/word/2020/wordml/sdtdatahash" xmlns:w16sdtfl="http://schemas.microsoft.com/office/word/2024/wordml/sdtformatlock" xmlns:w16se="http://schemas.microsoft.com/office/word/2015/wordml/symex" xmlns:wpg="http://schemas.microsoft.com/office/word/2010/wordprocessingGroup" xmlns:wpi="http://schemas.microsoft.com/office/word/2010/wordprocessingInk" xmlns:wne="http://schemas.microsoft.com/office/word/2006/wordml" xmlns:wps="http://schemas.microsoft.com/office/word/2010/wordprocessingShape" mc:Ignorable="w14 w15 w16se w16cid w16 w16cex w16sdtdh w16sdtfl w16du wp14">
   <w:p>
     <w:pPr>
-      <w:pStyle w:val="Header"/>
+      <w:pStyle w:val="aa"/>
     </w:pPr>
     <w:r>
       <w:rPr>
@@ -11545,11 +11242,11 @@
 </w:hdr>
 </file>
 
-<file path=word/header5.xml><?xml version="1.0" encoding="utf-8"?>
-<w:hdr xmlns:wpc="http://schemas.microsoft.com/office/word/2010/wordprocessingCanvas" xmlns:cx="http://schemas.microsoft.com/office/drawing/2014/chartex" xmlns:cx1="http://schemas.microsoft.com/office/drawing/2015/9/8/chartex" xmlns:cx2="http://schemas.microsoft.com/office/drawing/2015/10/21/chartex" xmlns:cx3="http://schemas.microsoft.com/office/drawing/2016/5/9/chartex" xmlns:cx4="http://schemas.microsoft.com/office/drawing/2016/5/10/chartex" xmlns:cx5="http://schemas.microsoft.com/office/drawing/2016/5/11/chartex" xmlns:cx6="http://schemas.microsoft.com/office/drawing/2016/5/12/chartex" xmlns:cx7="http://schemas.microsoft.com/office/drawing/2016/5/13/chartex" xmlns:cx8="http://schemas.microsoft.com/office/drawing/2016/5/14/chartex" xmlns:mc="http://schemas.openxmlformats.org/markup-compatibility/2006" xmlns:aink="http://schemas.microsoft.com/office/drawing/2016/ink" xmlns:am3d="http://schemas.microsoft.com/office/drawing/2017/model3d" xmlns:o="urn:schemas-microsoft-com:office:office" xmlns:oel="http://schemas.microsoft.com/office/2019/extlst" xmlns:r="http://schemas.openxmlformats.org/officeDocument/2006/relationships" xmlns:m="http://schemas.openxmlformats.org/officeDocument/2006/math" xmlns:v="urn:schemas-microsoft-com:vml" xmlns:wp14="http://schemas.microsoft.com/office/word/2010/wordprocessingDrawing" xmlns:wp="http://schemas.openxmlformats.org/drawingml/2006/wordprocessingDrawing" xmlns:w10="urn:schemas-microsoft-com:office:word" xmlns:w="http://schemas.openxmlformats.org/wordprocessingml/2006/main" xmlns:w14="http://schemas.microsoft.com/office/word/2010/wordml" xmlns:w15="http://schemas.microsoft.com/office/word/2012/wordml" xmlns:w16cex="http://schemas.microsoft.com/office/word/2018/wordml/cex" xmlns:w16cid="http://schemas.microsoft.com/office/word/2016/wordml/cid" xmlns:w16="http://schemas.microsoft.com/office/word/2018/wordml" xmlns:w16du="http://schemas.microsoft.com/office/word/2023/wordml/word16du" xmlns:w16sdtdh="http://schemas.microsoft.com/office/word/2020/wordml/sdtdatahash" xmlns:w16se="http://schemas.microsoft.com/office/word/2015/wordml/symex" xmlns:wpg="http://schemas.microsoft.com/office/word/2010/wordprocessingGroup" xmlns:wpi="http://schemas.microsoft.com/office/word/2010/wordprocessingInk" xmlns:wne="http://schemas.microsoft.com/office/word/2006/wordml" xmlns:wps="http://schemas.microsoft.com/office/word/2010/wordprocessingShape" mc:Ignorable="w14 w15 w16se w16cid w16 w16cex w16sdtdh w16du wp14">
+<file path=word/header8.xml><?xml version="1.0" encoding="utf-8"?>
+<w:hdr xmlns:wpc="http://schemas.microsoft.com/office/word/2010/wordprocessingCanvas" xmlns:cx="http://schemas.microsoft.com/office/drawing/2014/chartex" xmlns:cx1="http://schemas.microsoft.com/office/drawing/2015/9/8/chartex" xmlns:cx2="http://schemas.microsoft.com/office/drawing/2015/10/21/chartex" xmlns:cx3="http://schemas.microsoft.com/office/drawing/2016/5/9/chartex" xmlns:cx4="http://schemas.microsoft.com/office/drawing/2016/5/10/chartex" xmlns:cx5="http://schemas.microsoft.com/office/drawing/2016/5/11/chartex" xmlns:cx6="http://schemas.microsoft.com/office/drawing/2016/5/12/chartex" xmlns:cx7="http://schemas.microsoft.com/office/drawing/2016/5/13/chartex" xmlns:cx8="http://schemas.microsoft.com/office/drawing/2016/5/14/chartex" xmlns:mc="http://schemas.openxmlformats.org/markup-compatibility/2006" xmlns:aink="http://schemas.microsoft.com/office/drawing/2016/ink" xmlns:am3d="http://schemas.microsoft.com/office/drawing/2017/model3d" xmlns:o="urn:schemas-microsoft-com:office:office" xmlns:oel="http://schemas.microsoft.com/office/2019/extlst" xmlns:r="http://schemas.openxmlformats.org/officeDocument/2006/relationships" xmlns:m="http://schemas.openxmlformats.org/officeDocument/2006/math" xmlns:v="urn:schemas-microsoft-com:vml" xmlns:wp14="http://schemas.microsoft.com/office/word/2010/wordprocessingDrawing" xmlns:wp="http://schemas.openxmlformats.org/drawingml/2006/wordprocessingDrawing" xmlns:w10="urn:schemas-microsoft-com:office:word" xmlns:w="http://schemas.openxmlformats.org/wordprocessingml/2006/main" xmlns:w14="http://schemas.microsoft.com/office/word/2010/wordml" xmlns:w15="http://schemas.microsoft.com/office/word/2012/wordml" xmlns:w16cex="http://schemas.microsoft.com/office/word/2018/wordml/cex" xmlns:w16cid="http://schemas.microsoft.com/office/word/2016/wordml/cid" xmlns:w16="http://schemas.microsoft.com/office/word/2018/wordml" xmlns:w16du="http://schemas.microsoft.com/office/word/2023/wordml/word16du" xmlns:w16sdtdh="http://schemas.microsoft.com/office/word/2020/wordml/sdtdatahash" xmlns:w16sdtfl="http://schemas.microsoft.com/office/word/2024/wordml/sdtformatlock" xmlns:w16se="http://schemas.microsoft.com/office/word/2015/wordml/symex" xmlns:wpg="http://schemas.microsoft.com/office/word/2010/wordprocessingGroup" xmlns:wpi="http://schemas.microsoft.com/office/word/2010/wordprocessingInk" xmlns:wne="http://schemas.microsoft.com/office/word/2006/wordml" xmlns:wps="http://schemas.microsoft.com/office/word/2010/wordprocessingShape" mc:Ignorable="w14 w15 w16se w16cid w16 w16cex w16sdtdh w16sdtfl w16du wp14">
   <w:p>
     <w:pPr>
-      <w:pStyle w:val="Header"/>
+      <w:pStyle w:val="aa"/>
     </w:pPr>
     <w:r>
       <w:rPr>
@@ -11562,7 +11259,7 @@
 </file>
 
 <file path=word/numbering.xml><?xml version="1.0" encoding="utf-8"?>
-<w:numbering xmlns:wpc="http://schemas.microsoft.com/office/word/2010/wordprocessingCanvas" xmlns:cx="http://schemas.microsoft.com/office/drawing/2014/chartex" xmlns:cx1="http://schemas.microsoft.com/office/drawing/2015/9/8/chartex" xmlns:cx2="http://schemas.microsoft.com/office/drawing/2015/10/21/chartex" xmlns:cx3="http://schemas.microsoft.com/office/drawing/2016/5/9/chartex" xmlns:cx4="http://schemas.microsoft.com/office/drawing/2016/5/10/chartex" xmlns:cx5="http://schemas.microsoft.com/office/drawing/2016/5/11/chartex" xmlns:cx6="http://schemas.microsoft.com/office/drawing/2016/5/12/chartex" xmlns:cx7="http://schemas.microsoft.com/office/drawing/2016/5/13/chartex" xmlns:cx8="http://schemas.microsoft.com/office/drawing/2016/5/14/chartex" xmlns:mc="http://schemas.openxmlformats.org/markup-compatibility/2006" xmlns:aink="http://schemas.microsoft.com/office/drawing/2016/ink" xmlns:am3d="http://schemas.microsoft.com/office/drawing/2017/model3d" xmlns:o="urn:schemas-microsoft-com:office:office" xmlns:oel="http://schemas.microsoft.com/office/2019/extlst" xmlns:r="http://schemas.openxmlformats.org/officeDocument/2006/relationships" xmlns:m="http://schemas.openxmlformats.org/officeDocument/2006/math" xmlns:v="urn:schemas-microsoft-com:vml" xmlns:wp14="http://schemas.microsoft.com/office/word/2010/wordprocessingDrawing" xmlns:wp="http://schemas.openxmlformats.org/drawingml/2006/wordprocessingDrawing" xmlns:w10="urn:schemas-microsoft-com:office:word" xmlns:w="http://schemas.openxmlformats.org/wordprocessingml/2006/main" xmlns:w14="http://schemas.microsoft.com/office/word/2010/wordml" xmlns:w15="http://schemas.microsoft.com/office/word/2012/wordml" xmlns:w16cex="http://schemas.microsoft.com/office/word/2018/wordml/cex" xmlns:w16cid="http://schemas.microsoft.com/office/word/2016/wordml/cid" xmlns:w16="http://schemas.microsoft.com/office/word/2018/wordml" xmlns:w16du="http://schemas.microsoft.com/office/word/2023/wordml/word16du" xmlns:w16sdtdh="http://schemas.microsoft.com/office/word/2020/wordml/sdtdatahash" xmlns:w16se="http://schemas.microsoft.com/office/word/2015/wordml/symex" xmlns:wpg="http://schemas.microsoft.com/office/word/2010/wordprocessingGroup" xmlns:wpi="http://schemas.microsoft.com/office/word/2010/wordprocessingInk" xmlns:wne="http://schemas.microsoft.com/office/word/2006/wordml" xmlns:wps="http://schemas.microsoft.com/office/word/2010/wordprocessingShape" mc:Ignorable="w14 w15 w16se w16cid w16 w16cex w16sdtdh w16du wp14">
+<w:numbering xmlns:wpc="http://schemas.microsoft.com/office/word/2010/wordprocessingCanvas" xmlns:cx="http://schemas.microsoft.com/office/drawing/2014/chartex" xmlns:cx1="http://schemas.microsoft.com/office/drawing/2015/9/8/chartex" xmlns:cx2="http://schemas.microsoft.com/office/drawing/2015/10/21/chartex" xmlns:cx3="http://schemas.microsoft.com/office/drawing/2016/5/9/chartex" xmlns:cx4="http://schemas.microsoft.com/office/drawing/2016/5/10/chartex" xmlns:cx5="http://schemas.microsoft.com/office/drawing/2016/5/11/chartex" xmlns:cx6="http://schemas.microsoft.com/office/drawing/2016/5/12/chartex" xmlns:cx7="http://schemas.microsoft.com/office/drawing/2016/5/13/chartex" xmlns:cx8="http://schemas.microsoft.com/office/drawing/2016/5/14/chartex" xmlns:mc="http://schemas.openxmlformats.org/markup-compatibility/2006" xmlns:aink="http://schemas.microsoft.com/office/drawing/2016/ink" xmlns:am3d="http://schemas.microsoft.com/office/drawing/2017/model3d" xmlns:o="urn:schemas-microsoft-com:office:office" xmlns:oel="http://schemas.microsoft.com/office/2019/extlst" xmlns:r="http://schemas.openxmlformats.org/officeDocument/2006/relationships" xmlns:m="http://schemas.openxmlformats.org/officeDocument/2006/math" xmlns:v="urn:schemas-microsoft-com:vml" xmlns:wp14="http://schemas.microsoft.com/office/word/2010/wordprocessingDrawing" xmlns:wp="http://schemas.openxmlformats.org/drawingml/2006/wordprocessingDrawing" xmlns:w10="urn:schemas-microsoft-com:office:word" xmlns:w="http://schemas.openxmlformats.org/wordprocessingml/2006/main" xmlns:w14="http://schemas.microsoft.com/office/word/2010/wordml" xmlns:w15="http://schemas.microsoft.com/office/word/2012/wordml" xmlns:w16cex="http://schemas.microsoft.com/office/word/2018/wordml/cex" xmlns:w16cid="http://schemas.microsoft.com/office/word/2016/wordml/cid" xmlns:w16="http://schemas.microsoft.com/office/word/2018/wordml" xmlns:w16du="http://schemas.microsoft.com/office/word/2023/wordml/word16du" xmlns:w16sdtdh="http://schemas.microsoft.com/office/word/2020/wordml/sdtdatahash" xmlns:w16sdtfl="http://schemas.microsoft.com/office/word/2024/wordml/sdtformatlock" xmlns:w16se="http://schemas.microsoft.com/office/word/2015/wordml/symex" xmlns:wpg="http://schemas.microsoft.com/office/word/2010/wordprocessingGroup" xmlns:wpi="http://schemas.microsoft.com/office/word/2010/wordprocessingInk" xmlns:wne="http://schemas.microsoft.com/office/word/2006/wordml" xmlns:wps="http://schemas.microsoft.com/office/word/2010/wordprocessingShape" mc:Ignorable="w14 w15 w16se w16cid w16 w16cex w16sdtdh w16sdtfl w16du wp14">
   <w:abstractNum w:abstractNumId="0" w15:restartNumberingAfterBreak="0">
     <w:nsid w:val="016E1A6B"/>
     <w:multiLevelType w:val="multilevel"/>
@@ -12302,7 +11999,7 @@
     <w:lvl w:ilvl="1">
       <w:start w:val="1"/>
       <w:numFmt w:val="decimal"/>
-      <w:pStyle w:val="Heading2"/>
+      <w:pStyle w:val="2"/>
       <w:lvlText w:val="%1.%2."/>
       <w:lvlJc w:val="left"/>
       <w:pPr>
@@ -13223,7 +12920,7 @@
     <w:lvl w:ilvl="0">
       <w:start w:val="1"/>
       <w:numFmt w:val="upperLetter"/>
-      <w:pStyle w:val="Heading1"/>
+      <w:pStyle w:val="1"/>
       <w:lvlText w:val="%1、"/>
       <w:lvlJc w:val="left"/>
       <w:pPr>
@@ -14116,11 +13813,11 @@
 </file>
 
 <file path=word/styles.xml><?xml version="1.0" encoding="utf-8"?>
-<w:styles xmlns:mc="http://schemas.openxmlformats.org/markup-compatibility/2006" xmlns:r="http://schemas.openxmlformats.org/officeDocument/2006/relationships" xmlns:w="http://schemas.openxmlformats.org/wordprocessingml/2006/main" xmlns:w14="http://schemas.microsoft.com/office/word/2010/wordml" xmlns:w15="http://schemas.microsoft.com/office/word/2012/wordml" xmlns:w16cex="http://schemas.microsoft.com/office/word/2018/wordml/cex" xmlns:w16cid="http://schemas.microsoft.com/office/word/2016/wordml/cid" xmlns:w16="http://schemas.microsoft.com/office/word/2018/wordml" xmlns:w16du="http://schemas.microsoft.com/office/word/2023/wordml/word16du" xmlns:w16sdtdh="http://schemas.microsoft.com/office/word/2020/wordml/sdtdatahash" xmlns:w16se="http://schemas.microsoft.com/office/word/2015/wordml/symex" mc:Ignorable="w14 w15 w16se w16cid w16 w16cex w16sdtdh w16du">
+<w:styles xmlns:mc="http://schemas.openxmlformats.org/markup-compatibility/2006" xmlns:r="http://schemas.openxmlformats.org/officeDocument/2006/relationships" xmlns:w="http://schemas.openxmlformats.org/wordprocessingml/2006/main" xmlns:w14="http://schemas.microsoft.com/office/word/2010/wordml" xmlns:w15="http://schemas.microsoft.com/office/word/2012/wordml" xmlns:w16cex="http://schemas.microsoft.com/office/word/2018/wordml/cex" xmlns:w16cid="http://schemas.microsoft.com/office/word/2016/wordml/cid" xmlns:w16="http://schemas.microsoft.com/office/word/2018/wordml" xmlns:w16du="http://schemas.microsoft.com/office/word/2023/wordml/word16du" xmlns:w16sdtdh="http://schemas.microsoft.com/office/word/2020/wordml/sdtdatahash" xmlns:w16sdtfl="http://schemas.microsoft.com/office/word/2024/wordml/sdtformatlock" xmlns:w16se="http://schemas.microsoft.com/office/word/2015/wordml/symex" mc:Ignorable="w14 w15 w16se w16cid w16 w16cex w16sdtdh w16sdtfl w16du">
   <w:docDefaults>
     <w:rPrDefault>
       <w:rPr>
-        <w:rFonts w:ascii="Times New Roman" w:eastAsia="SimSun" w:hAnsi="Times New Roman" w:cs="Times New Roman"/>
+        <w:rFonts w:ascii="Times New Roman" w:eastAsia="宋体" w:hAnsi="Times New Roman" w:cs="Times New Roman"/>
         <w:lang w:val="en-US" w:eastAsia="zh-CN" w:bidi="ar-SA"/>
       </w:rPr>
     </w:rPrDefault>
@@ -14140,6 +13837,8 @@
     <w:lsdException w:name="toc 1" w:uiPriority="39"/>
     <w:lsdException w:name="toc 2" w:uiPriority="39"/>
     <w:lsdException w:name="toc 3" w:uiPriority="39"/>
+    <w:lsdException w:name="header" w:uiPriority="99"/>
+    <w:lsdException w:name="footer" w:uiPriority="99"/>
     <w:lsdException w:name="caption" w:semiHidden="1" w:unhideWhenUsed="1" w:qFormat="1"/>
     <w:lsdException w:name="annotation reference" w:semiHidden="1"/>
     <w:lsdException w:name="Title" w:qFormat="1"/>
@@ -14421,7 +14120,7 @@
     <w:lsdException w:name="Unresolved Mention" w:semiHidden="1" w:uiPriority="99" w:unhideWhenUsed="1"/>
     <w:lsdException w:name="Smart Link" w:semiHidden="1" w:uiPriority="99" w:unhideWhenUsed="1"/>
   </w:latentStyles>
-  <w:style w:type="paragraph" w:default="1" w:styleId="Normal">
+  <w:style w:type="paragraph" w:default="1" w:styleId="a">
     <w:name w:val="Normal"/>
     <w:qFormat/>
     <w:pPr>
@@ -14434,10 +14133,10 @@
       <w:szCs w:val="24"/>
     </w:rPr>
   </w:style>
-  <w:style w:type="paragraph" w:styleId="Heading1">
+  <w:style w:type="paragraph" w:styleId="1">
     <w:name w:val="heading 1"/>
-    <w:basedOn w:val="Normal"/>
-    <w:next w:val="Normal"/>
+    <w:basedOn w:val="a"/>
+    <w:next w:val="a"/>
     <w:qFormat/>
     <w:pPr>
       <w:keepNext/>
@@ -14448,15 +14147,15 @@
       <w:outlineLvl w:val="0"/>
     </w:pPr>
     <w:rPr>
-      <w:rFonts w:ascii="NSimSun" w:eastAsia="NSimSun" w:hAnsi="NSimSun"/>
+      <w:rFonts w:ascii="新宋体" w:eastAsia="新宋体" w:hAnsi="新宋体"/>
       <w:b/>
       <w:bCs/>
     </w:rPr>
   </w:style>
-  <w:style w:type="paragraph" w:styleId="Heading2">
+  <w:style w:type="paragraph" w:styleId="2">
     <w:name w:val="heading 2"/>
-    <w:basedOn w:val="Normal"/>
-    <w:next w:val="Normal"/>
+    <w:basedOn w:val="a"/>
+    <w:next w:val="a"/>
     <w:qFormat/>
     <w:pPr>
       <w:keepNext/>
@@ -14473,16 +14172,16 @@
       <w:outlineLvl w:val="1"/>
     </w:pPr>
     <w:rPr>
-      <w:rFonts w:ascii="Arial" w:eastAsia="SimHei" w:hAnsi="Arial"/>
+      <w:rFonts w:ascii="Arial" w:eastAsia="黑体" w:hAnsi="Arial"/>
       <w:b/>
       <w:bCs/>
       <w:szCs w:val="32"/>
     </w:rPr>
   </w:style>
-  <w:style w:type="paragraph" w:styleId="Heading3">
+  <w:style w:type="paragraph" w:styleId="3">
     <w:name w:val="heading 3"/>
-    <w:basedOn w:val="Normal"/>
-    <w:next w:val="Normal"/>
+    <w:basedOn w:val="a"/>
+    <w:next w:val="a"/>
     <w:qFormat/>
     <w:pPr>
       <w:keepNext/>
@@ -14497,13 +14196,13 @@
       <w:szCs w:val="32"/>
     </w:rPr>
   </w:style>
-  <w:style w:type="character" w:default="1" w:styleId="DefaultParagraphFont">
+  <w:style w:type="character" w:default="1" w:styleId="a0">
     <w:name w:val="Default Paragraph Font"/>
     <w:uiPriority w:val="1"/>
     <w:semiHidden/>
     <w:unhideWhenUsed/>
   </w:style>
-  <w:style w:type="table" w:default="1" w:styleId="TableNormal">
+  <w:style w:type="table" w:default="1" w:styleId="a1">
     <w:name w:val="Normal Table"/>
     <w:uiPriority w:val="99"/>
     <w:semiHidden/>
@@ -14518,71 +14217,73 @@
       </w:tblCellMar>
     </w:tblPr>
   </w:style>
-  <w:style w:type="numbering" w:default="1" w:styleId="NoList">
+  <w:style w:type="numbering" w:default="1" w:styleId="a2">
     <w:name w:val="No List"/>
     <w:uiPriority w:val="99"/>
     <w:semiHidden/>
     <w:unhideWhenUsed/>
   </w:style>
-  <w:style w:type="paragraph" w:styleId="DocumentMap">
+  <w:style w:type="paragraph" w:styleId="a3">
     <w:name w:val="Document Map"/>
-    <w:basedOn w:val="Normal"/>
+    <w:basedOn w:val="a"/>
     <w:semiHidden/>
     <w:pPr>
       <w:shd w:val="clear" w:color="auto" w:fill="000080"/>
     </w:pPr>
   </w:style>
-  <w:style w:type="paragraph" w:styleId="CommentText">
+  <w:style w:type="paragraph" w:styleId="a4">
     <w:name w:val="annotation text"/>
-    <w:basedOn w:val="Normal"/>
+    <w:basedOn w:val="a"/>
     <w:pPr>
       <w:jc w:val="left"/>
     </w:pPr>
   </w:style>
-  <w:style w:type="paragraph" w:styleId="BodyText">
+  <w:style w:type="paragraph" w:styleId="a5">
     <w:name w:val="Body Text"/>
-    <w:basedOn w:val="Normal"/>
+    <w:basedOn w:val="a"/>
     <w:pPr>
       <w:jc w:val="center"/>
     </w:pPr>
     <w:rPr>
-      <w:rFonts w:eastAsia="SimHei"/>
+      <w:rFonts w:eastAsia="黑体"/>
       <w:sz w:val="72"/>
     </w:rPr>
   </w:style>
-  <w:style w:type="paragraph" w:customStyle="1" w:styleId="3">
+  <w:style w:type="paragraph" w:customStyle="1" w:styleId="30">
     <w:name w:val="目录 3"/>
-    <w:basedOn w:val="Normal"/>
-    <w:next w:val="Normal"/>
+    <w:basedOn w:val="a"/>
+    <w:next w:val="a"/>
     <w:uiPriority w:val="39"/>
     <w:pPr>
       <w:spacing w:line="400" w:lineRule="exact"/>
       <w:ind w:leftChars="400" w:left="400"/>
     </w:pPr>
     <w:rPr>
-      <w:rFonts w:eastAsia="SimHei"/>
+      <w:rFonts w:eastAsia="黑体"/>
     </w:rPr>
   </w:style>
-  <w:style w:type="paragraph" w:styleId="Date">
+  <w:style w:type="paragraph" w:styleId="a6">
     <w:name w:val="Date"/>
-    <w:basedOn w:val="Normal"/>
-    <w:next w:val="Normal"/>
+    <w:basedOn w:val="a"/>
+    <w:next w:val="a"/>
     <w:rPr>
       <w:szCs w:val="20"/>
     </w:rPr>
   </w:style>
-  <w:style w:type="paragraph" w:styleId="BalloonText">
+  <w:style w:type="paragraph" w:styleId="a7">
     <w:name w:val="Balloon Text"/>
-    <w:basedOn w:val="Normal"/>
+    <w:basedOn w:val="a"/>
     <w:semiHidden/>
     <w:rPr>
       <w:sz w:val="18"/>
       <w:szCs w:val="18"/>
     </w:rPr>
   </w:style>
-  <w:style w:type="paragraph" w:styleId="Footer">
+  <w:style w:type="paragraph" w:styleId="a8">
     <w:name w:val="footer"/>
-    <w:basedOn w:val="Normal"/>
+    <w:basedOn w:val="a"/>
+    <w:link w:val="a9"/>
+    <w:uiPriority w:val="99"/>
     <w:pPr>
       <w:tabs>
         <w:tab w:val="center" w:pos="4153"/>
@@ -14596,9 +14297,11 @@
       <w:szCs w:val="18"/>
     </w:rPr>
   </w:style>
-  <w:style w:type="paragraph" w:styleId="Header">
+  <w:style w:type="paragraph" w:styleId="aa">
     <w:name w:val="header"/>
-    <w:basedOn w:val="Normal"/>
+    <w:basedOn w:val="a"/>
+    <w:link w:val="ab"/>
+    <w:uiPriority w:val="99"/>
     <w:pPr>
       <w:pBdr>
         <w:bottom w:val="single" w:sz="6" w:space="1" w:color="auto"/>
@@ -14615,10 +14318,10 @@
       <w:szCs w:val="18"/>
     </w:rPr>
   </w:style>
-  <w:style w:type="paragraph" w:customStyle="1" w:styleId="1">
+  <w:style w:type="paragraph" w:customStyle="1" w:styleId="10">
     <w:name w:val="目录 1"/>
-    <w:basedOn w:val="Normal"/>
-    <w:next w:val="Normal"/>
+    <w:basedOn w:val="a"/>
+    <w:next w:val="a"/>
     <w:uiPriority w:val="39"/>
     <w:pPr>
       <w:tabs>
@@ -14628,27 +14331,27 @@
       <w:jc w:val="center"/>
     </w:pPr>
     <w:rPr>
-      <w:rFonts w:eastAsia="SimHei"/>
+      <w:rFonts w:eastAsia="黑体"/>
       <w:sz w:val="28"/>
     </w:rPr>
   </w:style>
-  <w:style w:type="paragraph" w:customStyle="1" w:styleId="2">
+  <w:style w:type="paragraph" w:customStyle="1" w:styleId="20">
     <w:name w:val="目录 2"/>
-    <w:basedOn w:val="Normal"/>
-    <w:next w:val="Normal"/>
+    <w:basedOn w:val="a"/>
+    <w:next w:val="a"/>
     <w:uiPriority w:val="39"/>
     <w:pPr>
       <w:spacing w:line="400" w:lineRule="exact"/>
       <w:ind w:leftChars="200" w:left="200"/>
     </w:pPr>
     <w:rPr>
-      <w:rFonts w:eastAsia="SimHei"/>
+      <w:rFonts w:eastAsia="黑体"/>
       <w:sz w:val="24"/>
     </w:rPr>
   </w:style>
-  <w:style w:type="table" w:styleId="TableGrid">
+  <w:style w:type="table" w:styleId="ac">
     <w:name w:val="Table Grid"/>
-    <w:basedOn w:val="TableNormal"/>
+    <w:basedOn w:val="a1"/>
     <w:pPr>
       <w:widowControl w:val="0"/>
       <w:jc w:val="both"/>
@@ -14664,10 +14367,10 @@
       </w:tblBorders>
     </w:tblPr>
   </w:style>
-  <w:style w:type="character" w:styleId="PageNumber">
+  <w:style w:type="character" w:styleId="ad">
     <w:name w:val="page number"/>
   </w:style>
-  <w:style w:type="character" w:styleId="Hyperlink">
+  <w:style w:type="character" w:styleId="ae">
     <w:name w:val="Hyperlink"/>
     <w:uiPriority w:val="99"/>
     <w:rPr>
@@ -14675,7 +14378,7 @@
       <w:u w:val="single"/>
     </w:rPr>
   </w:style>
-  <w:style w:type="character" w:styleId="CommentReference">
+  <w:style w:type="character" w:styleId="af">
     <w:name w:val="annotation reference"/>
     <w:semiHidden/>
     <w:rPr>
@@ -14685,7 +14388,7 @@
   </w:style>
   <w:style w:type="paragraph" w:customStyle="1" w:styleId="xl25">
     <w:name w:val="xl25"/>
-    <w:basedOn w:val="Normal"/>
+    <w:basedOn w:val="a"/>
     <w:pPr>
       <w:widowControl/>
       <w:pBdr>
@@ -14697,7 +14400,7 @@
       <w:jc w:val="center"/>
     </w:pPr>
     <w:rPr>
-      <w:rFonts w:ascii="SimSun" w:hAnsi="SimSun"/>
+      <w:rFonts w:ascii="宋体" w:hAnsi="宋体"/>
       <w:b/>
       <w:bCs/>
       <w:kern w:val="0"/>
@@ -14706,8 +14409,8 @@
   </w:style>
   <w:style w:type="paragraph" w:styleId="TOC1">
     <w:name w:val="toc 1"/>
-    <w:basedOn w:val="Normal"/>
-    <w:next w:val="Normal"/>
+    <w:basedOn w:val="a"/>
+    <w:next w:val="a"/>
     <w:autoRedefine/>
     <w:uiPriority w:val="39"/>
     <w:rsid w:val="00A64186"/>
@@ -14718,7 +14421,7 @@
       <w:jc w:val="left"/>
     </w:pPr>
     <w:rPr>
-      <w:rFonts w:eastAsia="SimHei"/>
+      <w:rFonts w:eastAsia="黑体"/>
       <w:noProof/>
       <w:sz w:val="28"/>
       <w:szCs w:val="36"/>
@@ -14726,8 +14429,8 @@
   </w:style>
   <w:style w:type="paragraph" w:styleId="TOC2">
     <w:name w:val="toc 2"/>
-    <w:basedOn w:val="Normal"/>
-    <w:next w:val="Normal"/>
+    <w:basedOn w:val="a"/>
+    <w:next w:val="a"/>
     <w:autoRedefine/>
     <w:uiPriority w:val="39"/>
     <w:rsid w:val="00251CE0"/>
@@ -14737,14 +14440,38 @@
   </w:style>
   <w:style w:type="paragraph" w:styleId="TOC3">
     <w:name w:val="toc 3"/>
-    <w:basedOn w:val="Normal"/>
-    <w:next w:val="Normal"/>
+    <w:basedOn w:val="a"/>
+    <w:next w:val="a"/>
     <w:autoRedefine/>
     <w:uiPriority w:val="39"/>
     <w:rsid w:val="00251CE0"/>
     <w:pPr>
       <w:ind w:leftChars="400" w:left="840"/>
     </w:pPr>
+  </w:style>
+  <w:style w:type="character" w:customStyle="1" w:styleId="ab">
+    <w:name w:val="页眉 字符"/>
+    <w:basedOn w:val="a0"/>
+    <w:link w:val="aa"/>
+    <w:uiPriority w:val="99"/>
+    <w:rsid w:val="003E698F"/>
+    <w:rPr>
+      <w:kern w:val="2"/>
+      <w:sz w:val="18"/>
+      <w:szCs w:val="18"/>
+    </w:rPr>
+  </w:style>
+  <w:style w:type="character" w:customStyle="1" w:styleId="a9">
+    <w:name w:val="页脚 字符"/>
+    <w:basedOn w:val="a0"/>
+    <w:link w:val="a8"/>
+    <w:uiPriority w:val="99"/>
+    <w:rsid w:val="003E698F"/>
+    <w:rPr>
+      <w:kern w:val="2"/>
+      <w:sz w:val="18"/>
+      <w:szCs w:val="18"/>
+    </w:rPr>
   </w:style>
 </w:styles>
 </file>
